--- a/CURSOVA/OOP 2026 1Kurs/CURSOVA/Коваль_Олександр_Дмитрович_ROZDIL1 + ROZDIL2 + VSTUP.docx
+++ b/CURSOVA/OOP 2026 1Kurs/CURSOVA/Коваль_Олександр_Дмитрович_ROZDIL1 + ROZDIL2 + VSTUP.docx
@@ -3,82 +3,5354 @@
 <w:document xmlns:wpc="http://schemas.microsoft.com/office/word/2010/wordprocessingCanvas" xmlns:cx="http://schemas.microsoft.com/office/drawing/2014/chartex" xmlns:cx1="http://schemas.microsoft.com/office/drawing/2015/9/8/chartex" xmlns:cx2="http://schemas.microsoft.com/office/drawing/2015/10/21/chartex" xmlns:cx3="http://schemas.microsoft.com/office/drawing/2016/5/9/chartex" xmlns:cx4="http://schemas.microsoft.com/office/drawing/2016/5/10/chartex" xmlns:cx5="http://schemas.microsoft.com/office/drawing/2016/5/11/chartex" xmlns:cx6="http://schemas.microsoft.com/office/drawing/2016/5/12/chartex" xmlns:cx7="http://schemas.microsoft.com/office/drawing/2016/5/13/chartex" xmlns:cx8="http://schemas.microsoft.com/office/drawing/2016/5/14/chartex" xmlns:mc="http://schemas.openxmlformats.org/markup-compatibility/2006" xmlns:aink="http://schemas.microsoft.com/office/drawing/2016/ink" xmlns:am3d="http://schemas.microsoft.com/office/drawing/2017/model3d" xmlns:o="urn:schemas-microsoft-com:office:office" xmlns:oel="http://schemas.microsoft.com/office/2019/extlst" xmlns:r="http://schemas.openxmlformats.org/officeDocument/2006/relationships" xmlns:m="http://schemas.openxmlformats.org/officeDocument/2006/math" xmlns:v="urn:schemas-microsoft-com:vml" xmlns:wp14="http://schemas.microsoft.com/office/word/2010/wordprocessingDrawing" xmlns:wp="http://schemas.openxmlformats.org/drawingml/2006/wordprocessingDrawing" xmlns:w10="urn:schemas-microsoft-com:office:word" xmlns:w="http://schemas.openxmlformats.org/wordprocessingml/2006/main" xmlns:w14="http://schemas.microsoft.com/office/word/2010/wordml" xmlns:w15="http://schemas.microsoft.com/office/word/2012/wordml" xmlns:w16cex="http://schemas.microsoft.com/office/word/2018/wordml/cex" xmlns:w16cid="http://schemas.microsoft.com/office/word/2016/wordml/cid" xmlns:w16="http://schemas.microsoft.com/office/word/2018/wordml" xmlns:w16du="http://schemas.microsoft.com/office/word/2023/wordml/word16du" xmlns:w16sdtdh="http://schemas.microsoft.com/office/word/2020/wordml/sdtdatahash" xmlns:w16sdtfl="http://schemas.microsoft.com/office/word/2024/wordml/sdtformatlock" xmlns:w16se="http://schemas.microsoft.com/office/word/2015/wordml/symex" xmlns:wpg="http://schemas.microsoft.com/office/word/2010/wordprocessingGroup" xmlns:wpi="http://schemas.microsoft.com/office/word/2010/wordprocessingInk" xmlns:wne="http://schemas.microsoft.com/office/word/2006/wordml" xmlns:wps="http://schemas.microsoft.com/office/word/2010/wordprocessingShape" mc:Ignorable="w14 w15 w16se w16cid w16 w16cex w16sdtdh w16sdtfl w16du wp14">
   <w:body>
     <w:p/>
+    <w:tbl>
+      <w:tblPr>
+        <w:tblW w:w="10500" w:type="dxa"/>
+        <w:jc w:val="center"/>
+        <w:tblCellSpacing w:w="22" w:type="dxa"/>
+        <w:tblCellMar>
+          <w:top w:w="30" w:type="dxa"/>
+          <w:left w:w="30" w:type="dxa"/>
+          <w:bottom w:w="30" w:type="dxa"/>
+          <w:right w:w="30" w:type="dxa"/>
+        </w:tblCellMar>
+        <w:tblLook w:val="04A0" w:firstRow="1" w:lastRow="0" w:firstColumn="1" w:lastColumn="0" w:noHBand="0" w:noVBand="1"/>
+      </w:tblPr>
+      <w:tblGrid>
+        <w:gridCol w:w="10500"/>
+      </w:tblGrid>
+      <w:tr>
+        <w:trPr>
+          <w:tblCellSpacing w:w="22" w:type="dxa"/>
+          <w:jc w:val="center"/>
+        </w:trPr>
+        <w:tc>
+          <w:tcPr>
+            <w:tcW w:w="4958" w:type="pct"/>
+            <w:hideMark/>
+          </w:tcPr>
+          <w:p>
+            <w:pPr>
+              <w:spacing w:line="360" w:lineRule="auto"/>
+              <w:jc w:val="center"/>
+            </w:pPr>
+            <w:r>
+              <w:t>Вінницький національний технічний університет</w:t>
+            </w:r>
+          </w:p>
+          <w:p>
+            <w:pPr>
+              <w:spacing w:line="360" w:lineRule="auto"/>
+              <w:jc w:val="center"/>
+            </w:pPr>
+            <w:r>
+              <w:t>Факультет інформаційних технологій та комп'ютерної інженерії</w:t>
+            </w:r>
+          </w:p>
+          <w:p>
+            <w:pPr>
+              <w:pStyle w:val="aa"/>
+              <w:spacing w:before="0" w:beforeAutospacing="0" w:after="0" w:afterAutospacing="0" w:line="360" w:lineRule="auto"/>
+              <w:jc w:val="center"/>
+              <w:rPr>
+                <w:color w:val="000000"/>
+                <w:lang w:val="uk-UA"/>
+              </w:rPr>
+            </w:pPr>
+            <w:r>
+              <w:rPr>
+                <w:color w:val="000000"/>
+                <w:sz w:val="28"/>
+                <w:szCs w:val="28"/>
+                <w:lang w:val="uk-UA"/>
+              </w:rPr>
+              <w:t>Кафедра програмного забезпечення</w:t>
+            </w:r>
+          </w:p>
+        </w:tc>
+      </w:tr>
+      <w:tr>
+        <w:trPr>
+          <w:tblCellSpacing w:w="22" w:type="dxa"/>
+          <w:jc w:val="center"/>
+        </w:trPr>
+        <w:tc>
+          <w:tcPr>
+            <w:tcW w:w="4958" w:type="pct"/>
+            <w:hideMark/>
+          </w:tcPr>
+          <w:p>
+            <w:pPr>
+              <w:pStyle w:val="aa"/>
+              <w:jc w:val="center"/>
+              <w:rPr>
+                <w:color w:val="000000"/>
+                <w:sz w:val="28"/>
+                <w:szCs w:val="28"/>
+                <w:lang w:val="uk-UA"/>
+              </w:rPr>
+            </w:pPr>
+          </w:p>
+          <w:p>
+            <w:pPr>
+              <w:pStyle w:val="aa"/>
+              <w:jc w:val="center"/>
+              <w:rPr>
+                <w:color w:val="000000"/>
+                <w:sz w:val="28"/>
+                <w:szCs w:val="28"/>
+                <w:lang w:val="uk-UA"/>
+              </w:rPr>
+            </w:pPr>
+          </w:p>
+          <w:p>
+            <w:pPr>
+              <w:pStyle w:val="aa"/>
+              <w:jc w:val="center"/>
+              <w:rPr>
+                <w:sz w:val="28"/>
+                <w:szCs w:val="28"/>
+                <w:lang w:val="uk-UA"/>
+              </w:rPr>
+            </w:pPr>
+            <w:r>
+              <w:rPr>
+                <w:color w:val="000000"/>
+                <w:sz w:val="28"/>
+                <w:szCs w:val="28"/>
+                <w:lang w:val="uk-UA"/>
+              </w:rPr>
+              <w:t>КУРСОВА РОБОТА</w:t>
+            </w:r>
+            <w:r>
+              <w:rPr>
+                <w:color w:val="000000"/>
+                <w:sz w:val="28"/>
+                <w:szCs w:val="28"/>
+                <w:lang w:val="uk-UA"/>
+              </w:rPr>
+              <w:br/>
+            </w:r>
+            <w:r>
+              <w:rPr>
+                <w:sz w:val="28"/>
+                <w:szCs w:val="28"/>
+                <w:lang w:val="uk-UA"/>
+              </w:rPr>
+              <w:t>з дисципліни ”</w:t>
+            </w:r>
+            <w:r>
+              <w:rPr>
+                <w:b/>
+                <w:sz w:val="28"/>
+                <w:szCs w:val="28"/>
+                <w:lang w:val="uk-UA"/>
+              </w:rPr>
+              <w:t>Об’єктно-орієнтоване програмування</w:t>
+            </w:r>
+            <w:r>
+              <w:rPr>
+                <w:sz w:val="28"/>
+                <w:szCs w:val="28"/>
+                <w:lang w:val="uk-UA"/>
+              </w:rPr>
+              <w:t>”</w:t>
+            </w:r>
+            <w:r>
+              <w:rPr>
+                <w:color w:val="000000"/>
+                <w:sz w:val="28"/>
+                <w:szCs w:val="28"/>
+                <w:lang w:val="uk-UA"/>
+              </w:rPr>
+              <w:br/>
+              <w:t xml:space="preserve">на </w:t>
+            </w:r>
+            <w:proofErr w:type="spellStart"/>
+            <w:r>
+              <w:rPr>
+                <w:color w:val="000000"/>
+                <w:sz w:val="28"/>
+                <w:szCs w:val="28"/>
+                <w:lang w:val="uk-UA"/>
+              </w:rPr>
+              <w:t>тему:«РОЗРОБКА</w:t>
+            </w:r>
+            <w:proofErr w:type="spellEnd"/>
+            <w:r>
+              <w:rPr>
+                <w:color w:val="000000"/>
+                <w:sz w:val="28"/>
+                <w:szCs w:val="28"/>
+                <w:lang w:val="uk-UA"/>
+              </w:rPr>
+              <w:t xml:space="preserve"> ПРОГРАМНОЇ СИСТЕМИ ДЛЯ МОДЕЛЮВАННЯ </w:t>
+            </w:r>
+            <w:r>
+              <w:rPr>
+                <w:color w:val="000000"/>
+                <w:sz w:val="28"/>
+                <w:szCs w:val="28"/>
+                <w:lang w:val="uk-UA"/>
+              </w:rPr>
+              <w:br/>
+              <w:t>ОБ’ЄКТІВ ”</w:t>
+            </w:r>
+            <w:r>
+              <w:rPr>
+                <w:color w:val="000000"/>
+                <w:lang w:val="en-US"/>
+              </w:rPr>
+              <w:t>Roman Conquest</w:t>
+            </w:r>
+            <w:r>
+              <w:rPr>
+                <w:color w:val="000000" w:themeColor="text1"/>
+                <w:lang w:val="uk-UA"/>
+              </w:rPr>
+              <w:t>. Макрооб'єкти:</w:t>
+            </w:r>
+            <w:r>
+              <w:rPr>
+                <w:color w:val="000000" w:themeColor="text1"/>
+                <w:lang w:val="uk-UA"/>
+              </w:rPr>
+              <w:t xml:space="preserve"> база, башта, джерело руди</w:t>
+            </w:r>
+            <w:r>
+              <w:rPr>
+                <w:color w:val="000000" w:themeColor="text1"/>
+                <w:lang w:val="uk-UA"/>
+              </w:rPr>
+              <w:t>. Мікрооб'єкти:</w:t>
+            </w:r>
+            <w:r>
+              <w:rPr>
+                <w:color w:val="000000" w:themeColor="text1"/>
+                <w:lang w:val="uk-UA"/>
+              </w:rPr>
+              <w:t xml:space="preserve"> воїн, центуріон, преторіанець</w:t>
+            </w:r>
+            <w:r>
+              <w:rPr>
+                <w:color w:val="000000"/>
+                <w:sz w:val="28"/>
+                <w:szCs w:val="28"/>
+                <w:lang w:val="uk-UA"/>
+              </w:rPr>
+              <w:t xml:space="preserve">” </w:t>
+            </w:r>
+            <w:r>
+              <w:rPr>
+                <w:color w:val="000000"/>
+                <w:sz w:val="28"/>
+                <w:szCs w:val="28"/>
+                <w:lang w:val="uk-UA"/>
+              </w:rPr>
+              <w:br/>
+              <w:t>З ВИКОРИСТАННЯМ UML ТА МОВИ ПРОГРАМУВАННЯ JAVA»</w:t>
+            </w:r>
+          </w:p>
+          <w:p>
+            <w:pPr>
+              <w:ind w:firstLine="720"/>
+              <w:jc w:val="center"/>
+            </w:pPr>
+          </w:p>
+          <w:p>
+            <w:pPr>
+              <w:pStyle w:val="aa"/>
+              <w:jc w:val="center"/>
+              <w:rPr>
+                <w:color w:val="000000"/>
+                <w:sz w:val="28"/>
+                <w:szCs w:val="28"/>
+                <w:lang w:val="uk-UA"/>
+              </w:rPr>
+            </w:pPr>
+          </w:p>
+        </w:tc>
+      </w:tr>
+    </w:tbl>
+    <w:p>
+      <w:pPr>
+        <w:rPr>
+          <w:color w:val="000000"/>
+        </w:rPr>
+      </w:pPr>
+    </w:p>
+    <w:tbl>
+      <w:tblPr>
+        <w:tblW w:w="10500" w:type="dxa"/>
+        <w:jc w:val="center"/>
+        <w:tblCellSpacing w:w="22" w:type="dxa"/>
+        <w:tblCellMar>
+          <w:top w:w="30" w:type="dxa"/>
+          <w:left w:w="30" w:type="dxa"/>
+          <w:bottom w:w="30" w:type="dxa"/>
+          <w:right w:w="30" w:type="dxa"/>
+        </w:tblCellMar>
+        <w:tblLook w:val="04A0" w:firstRow="1" w:lastRow="0" w:firstColumn="1" w:lastColumn="0" w:noHBand="0" w:noVBand="1"/>
+      </w:tblPr>
+      <w:tblGrid>
+        <w:gridCol w:w="10500"/>
+      </w:tblGrid>
+      <w:tr>
+        <w:trPr>
+          <w:tblCellSpacing w:w="22" w:type="dxa"/>
+          <w:jc w:val="center"/>
+        </w:trPr>
+        <w:tc>
+          <w:tcPr>
+            <w:tcW w:w="5000" w:type="pct"/>
+            <w:hideMark/>
+          </w:tcPr>
+          <w:tbl>
+            <w:tblPr>
+              <w:tblpPr w:leftFromText="45" w:rightFromText="45" w:vertAnchor="text" w:tblpXSpec="right" w:tblpYSpec="center"/>
+              <w:tblW w:w="4606" w:type="pct"/>
+              <w:tblCellSpacing w:w="22" w:type="dxa"/>
+              <w:tblCellMar>
+                <w:top w:w="30" w:type="dxa"/>
+                <w:left w:w="30" w:type="dxa"/>
+                <w:bottom w:w="30" w:type="dxa"/>
+                <w:right w:w="30" w:type="dxa"/>
+              </w:tblCellMar>
+              <w:tblLook w:val="04A0" w:firstRow="1" w:lastRow="0" w:firstColumn="1" w:lastColumn="0" w:noHBand="0" w:noVBand="1"/>
+            </w:tblPr>
+            <w:tblGrid>
+              <w:gridCol w:w="3380"/>
+              <w:gridCol w:w="6156"/>
+            </w:tblGrid>
+            <w:tr>
+              <w:trPr>
+                <w:tblCellSpacing w:w="22" w:type="dxa"/>
+              </w:trPr>
+              <w:tc>
+                <w:tcPr>
+                  <w:tcW w:w="1738" w:type="pct"/>
+                  <w:hideMark/>
+                </w:tcPr>
+                <w:p>
+                  <w:pPr>
+                    <w:pStyle w:val="aa"/>
+                    <w:jc w:val="both"/>
+                    <w:rPr>
+                      <w:color w:val="000000"/>
+                      <w:sz w:val="28"/>
+                      <w:szCs w:val="28"/>
+                      <w:lang w:val="uk-UA"/>
+                    </w:rPr>
+                  </w:pPr>
+                  <w:r>
+                    <w:rPr>
+                      <w:color w:val="000000"/>
+                      <w:sz w:val="28"/>
+                      <w:szCs w:val="28"/>
+                      <w:lang w:val="uk-UA"/>
+                    </w:rPr>
+                    <w:t> </w:t>
+                  </w:r>
+                </w:p>
+              </w:tc>
+              <w:tc>
+                <w:tcPr>
+                  <w:tcW w:w="3193" w:type="pct"/>
+                  <w:hideMark/>
+                </w:tcPr>
+                <w:p>
+                  <w:pPr>
+                    <w:pStyle w:val="aa"/>
+                    <w:spacing w:before="0" w:beforeAutospacing="0" w:after="0" w:afterAutospacing="0"/>
+                    <w:rPr>
+                      <w:color w:val="000000"/>
+                      <w:sz w:val="28"/>
+                      <w:szCs w:val="28"/>
+                      <w:lang w:val="uk-UA"/>
+                    </w:rPr>
+                  </w:pPr>
+                  <w:r>
+                    <w:rPr>
+                      <w:color w:val="000000"/>
+                      <w:sz w:val="28"/>
+                      <w:szCs w:val="28"/>
+                      <w:lang w:val="uk-UA"/>
+                    </w:rPr>
+                    <w:t>Виконав</w:t>
+                  </w:r>
+                  <w:r>
+                    <w:rPr>
+                      <w:color w:val="000000"/>
+                      <w:sz w:val="28"/>
+                      <w:szCs w:val="28"/>
+                    </w:rPr>
+                    <w:t>:</w:t>
+                  </w:r>
+                  <w:r>
+                    <w:rPr>
+                      <w:color w:val="000000"/>
+                      <w:sz w:val="28"/>
+                      <w:szCs w:val="28"/>
+                      <w:lang w:val="uk-UA"/>
+                    </w:rPr>
+                    <w:t xml:space="preserve"> с</w:t>
+                  </w:r>
+                  <w:r>
+                    <w:rPr>
+                      <w:color w:val="000000"/>
+                      <w:sz w:val="28"/>
+                      <w:szCs w:val="28"/>
+                      <w:lang w:val="uk-UA"/>
+                    </w:rPr>
+                    <w:t>тудент 1</w:t>
+                  </w:r>
+                  <w:r>
+                    <w:rPr>
+                      <w:color w:val="000000"/>
+                      <w:sz w:val="28"/>
+                      <w:szCs w:val="28"/>
+                    </w:rPr>
+                    <w:t>-</w:t>
+                  </w:r>
+                  <w:r>
+                    <w:rPr>
+                      <w:color w:val="000000"/>
+                      <w:sz w:val="28"/>
+                      <w:szCs w:val="28"/>
+                      <w:lang w:val="uk-UA"/>
+                    </w:rPr>
+                    <w:t>го</w:t>
+                  </w:r>
+                  <w:r>
+                    <w:rPr>
+                      <w:color w:val="000000"/>
+                      <w:sz w:val="28"/>
+                      <w:szCs w:val="28"/>
+                      <w:lang w:val="uk-UA"/>
+                    </w:rPr>
+                    <w:t xml:space="preserve"> курсу групи </w:t>
+                  </w:r>
+                  <w:r>
+                    <w:rPr>
+                      <w:color w:val="000000"/>
+                      <w:sz w:val="28"/>
+                      <w:szCs w:val="28"/>
+                      <w:lang w:val="uk-UA"/>
+                    </w:rPr>
+                    <w:t>2</w:t>
+                  </w:r>
+                  <w:r>
+                    <w:rPr>
+                      <w:color w:val="000000"/>
+                      <w:sz w:val="28"/>
+                      <w:szCs w:val="28"/>
+                      <w:lang w:val="uk-UA"/>
+                    </w:rPr>
+                    <w:t>ПІ-2</w:t>
+                  </w:r>
+                  <w:r>
+                    <w:rPr>
+                      <w:color w:val="000000"/>
+                      <w:sz w:val="28"/>
+                      <w:szCs w:val="28"/>
+                      <w:lang w:val="uk-UA"/>
+                    </w:rPr>
+                    <w:t>5</w:t>
+                  </w:r>
+                  <w:r>
+                    <w:rPr>
+                      <w:color w:val="000000"/>
+                      <w:sz w:val="28"/>
+                      <w:szCs w:val="28"/>
+                      <w:lang w:val="uk-UA"/>
+                    </w:rPr>
+                    <w:t>б</w:t>
+                  </w:r>
+                </w:p>
+                <w:p>
+                  <w:pPr>
+                    <w:pStyle w:val="aa"/>
+                    <w:spacing w:before="0" w:beforeAutospacing="0" w:after="0" w:afterAutospacing="0"/>
+                    <w:rPr>
+                      <w:color w:val="000000" w:themeColor="text1"/>
+                      <w:sz w:val="28"/>
+                      <w:szCs w:val="28"/>
+                    </w:rPr>
+                  </w:pPr>
+                  <w:r>
+                    <w:rPr>
+                      <w:rFonts w:ascii="Blackadder ITC" w:hAnsi="Blackadder ITC"/>
+                      <w:noProof/>
+                      <w:sz w:val="28"/>
+                      <w:szCs w:val="28"/>
+                    </w:rPr>
+                    <w:drawing>
+                      <wp:anchor distT="0" distB="0" distL="114300" distR="114300" simplePos="0" relativeHeight="251659264" behindDoc="1" locked="0" layoutInCell="1" allowOverlap="1" wp14:anchorId="015EC0AB" wp14:editId="2B1203F0">
+                        <wp:simplePos x="0" y="0"/>
+                        <wp:positionH relativeFrom="column">
+                          <wp:posOffset>1239520</wp:posOffset>
+                        </wp:positionH>
+                        <wp:positionV relativeFrom="page">
+                          <wp:posOffset>577850</wp:posOffset>
+                        </wp:positionV>
+                        <wp:extent cx="1303200" cy="417600"/>
+                        <wp:effectExtent l="19050" t="304800" r="30480" b="306705"/>
+                        <wp:wrapNone/>
+                        <wp:docPr id="289" name="Рисунок 289"/>
+                        <wp:cNvGraphicFramePr>
+                          <a:graphicFrameLocks xmlns:a="http://schemas.openxmlformats.org/drawingml/2006/main" noChangeAspect="1"/>
+                        </wp:cNvGraphicFramePr>
+                        <a:graphic xmlns:a="http://schemas.openxmlformats.org/drawingml/2006/main">
+                          <a:graphicData uri="http://schemas.openxmlformats.org/drawingml/2006/picture">
+                            <pic:pic xmlns:pic="http://schemas.openxmlformats.org/drawingml/2006/picture">
+                              <pic:nvPicPr>
+                                <pic:cNvPr id="0" name="Picture 1"/>
+                                <pic:cNvPicPr>
+                                  <a:picLocks noChangeAspect="1" noChangeArrowheads="1"/>
+                                </pic:cNvPicPr>
+                              </pic:nvPicPr>
+                              <pic:blipFill>
+                                <a:blip r:embed="rId8">
+                                  <a:extLst>
+                                    <a:ext uri="{28A0092B-C50C-407E-A947-70E740481C1C}">
+                                      <a14:useLocalDpi xmlns:a14="http://schemas.microsoft.com/office/drawing/2010/main" val="0"/>
+                                    </a:ext>
+                                  </a:extLst>
+                                </a:blip>
+                                <a:srcRect/>
+                                <a:stretch>
+                                  <a:fillRect/>
+                                </a:stretch>
+                              </pic:blipFill>
+                              <pic:spPr bwMode="auto">
+                                <a:xfrm rot="19797752">
+                                  <a:off x="0" y="0"/>
+                                  <a:ext cx="1303200" cy="417600"/>
+                                </a:xfrm>
+                                <a:prstGeom prst="rect">
+                                  <a:avLst/>
+                                </a:prstGeom>
+                                <a:noFill/>
+                                <a:ln>
+                                  <a:noFill/>
+                                </a:ln>
+                              </pic:spPr>
+                            </pic:pic>
+                          </a:graphicData>
+                        </a:graphic>
+                        <wp14:sizeRelH relativeFrom="page">
+                          <wp14:pctWidth>0</wp14:pctWidth>
+                        </wp14:sizeRelH>
+                        <wp14:sizeRelV relativeFrom="page">
+                          <wp14:pctHeight>0</wp14:pctHeight>
+                        </wp14:sizeRelV>
+                      </wp:anchor>
+                    </w:drawing>
+                  </w:r>
+                  <w:r>
+                    <w:rPr>
+                      <w:color w:val="000000"/>
+                      <w:sz w:val="28"/>
+                      <w:szCs w:val="28"/>
+                      <w:lang w:val="uk-UA"/>
+                    </w:rPr>
+                    <w:t xml:space="preserve">спеціальності </w:t>
+                  </w:r>
+                  <w:r>
+                    <w:rPr>
+                      <w:color w:val="000000"/>
+                      <w:sz w:val="28"/>
+                      <w:szCs w:val="28"/>
+                      <w:lang w:val="en-US"/>
+                    </w:rPr>
+                    <w:t>F</w:t>
+                  </w:r>
+                  <w:r>
+                    <w:rPr>
+                      <w:color w:val="000000"/>
+                      <w:sz w:val="28"/>
+                      <w:szCs w:val="28"/>
+                    </w:rPr>
+                    <w:t>2</w:t>
+                  </w:r>
+                  <w:r>
+                    <w:rPr>
+                      <w:color w:val="000000"/>
+                      <w:sz w:val="28"/>
+                      <w:szCs w:val="28"/>
+                      <w:lang w:val="uk-UA"/>
+                    </w:rPr>
+                    <w:t xml:space="preserve"> </w:t>
+                  </w:r>
+                  <w:r>
+                    <w:rPr>
+                      <w:sz w:val="28"/>
+                      <w:szCs w:val="28"/>
+                      <w:lang w:val="uk-UA"/>
+                    </w:rPr>
+                    <w:t>Інженерія програмного забезпечення</w:t>
+                  </w:r>
+                  <w:r>
+                    <w:rPr>
+                      <w:color w:val="000000" w:themeColor="text1"/>
+                      <w:sz w:val="28"/>
+                      <w:szCs w:val="28"/>
+                      <w:lang w:val="uk-UA"/>
+                    </w:rPr>
+                    <w:t xml:space="preserve"> </w:t>
+                  </w:r>
+                </w:p>
+                <w:p>
+                  <w:pPr>
+                    <w:pStyle w:val="aa"/>
+                    <w:spacing w:before="0" w:beforeAutospacing="0" w:after="0" w:afterAutospacing="0"/>
+                    <w:rPr>
+                      <w:color w:val="000000" w:themeColor="text1"/>
+                      <w:sz w:val="28"/>
+                      <w:szCs w:val="28"/>
+                      <w:lang w:val="uk-UA"/>
+                    </w:rPr>
+                  </w:pPr>
+                  <w:r>
+                    <w:rPr>
+                      <w:color w:val="000000" w:themeColor="text1"/>
+                      <w:sz w:val="28"/>
+                      <w:szCs w:val="28"/>
+                      <w:lang w:val="uk-UA"/>
+                    </w:rPr>
+                    <w:t>Олександр КОВАЛЬ</w:t>
+                  </w:r>
+                </w:p>
+                <w:p>
+                  <w:pPr>
+                    <w:pStyle w:val="aa"/>
+                    <w:spacing w:before="0" w:beforeAutospacing="0" w:after="0" w:afterAutospacing="0"/>
+                    <w:rPr>
+                      <w:color w:val="000000"/>
+                      <w:sz w:val="28"/>
+                      <w:szCs w:val="28"/>
+                      <w:lang w:val="uk-UA"/>
+                    </w:rPr>
+                  </w:pPr>
+                </w:p>
+                <w:p>
+                  <w:pPr>
+                    <w:pStyle w:val="aa"/>
+                    <w:spacing w:before="0" w:beforeAutospacing="0" w:after="0" w:afterAutospacing="0"/>
+                    <w:rPr>
+                      <w:color w:val="000000"/>
+                      <w:sz w:val="28"/>
+                      <w:szCs w:val="28"/>
+                      <w:lang w:val="uk-UA"/>
+                    </w:rPr>
+                  </w:pPr>
+                </w:p>
+                <w:p>
+                  <w:pPr>
+                    <w:pStyle w:val="aa"/>
+                    <w:spacing w:before="0" w:beforeAutospacing="0" w:after="0" w:afterAutospacing="0"/>
+                    <w:rPr>
+                      <w:color w:val="000000"/>
+                      <w:sz w:val="28"/>
+                      <w:szCs w:val="28"/>
+                      <w:lang w:val="uk-UA"/>
+                    </w:rPr>
+                  </w:pPr>
+                  <w:r>
+                    <w:rPr>
+                      <w:color w:val="000000"/>
+                      <w:sz w:val="28"/>
+                      <w:szCs w:val="28"/>
+                      <w:lang w:val="uk-UA"/>
+                    </w:rPr>
+                    <w:t xml:space="preserve">Керівник </w:t>
+                  </w:r>
+                  <w:r>
+                    <w:rPr>
+                      <w:color w:val="000000"/>
+                      <w:sz w:val="28"/>
+                      <w:szCs w:val="28"/>
+                      <w:lang w:val="uk-UA"/>
+                    </w:rPr>
+                    <w:t xml:space="preserve">доцент кафедри ПЗ </w:t>
+                  </w:r>
+                </w:p>
+                <w:p>
+                  <w:pPr>
+                    <w:pStyle w:val="aa"/>
+                    <w:spacing w:before="0" w:beforeAutospacing="0" w:after="0" w:afterAutospacing="0"/>
+                    <w:rPr>
+                      <w:sz w:val="28"/>
+                      <w:szCs w:val="28"/>
+                      <w:lang w:val="uk-UA"/>
+                    </w:rPr>
+                  </w:pPr>
+                  <w:proofErr w:type="spellStart"/>
+                  <w:r>
+                    <w:rPr>
+                      <w:sz w:val="28"/>
+                      <w:szCs w:val="28"/>
+                      <w:lang w:val="uk-UA"/>
+                    </w:rPr>
+                    <w:t>к.т.н</w:t>
+                  </w:r>
+                  <w:proofErr w:type="spellEnd"/>
+                  <w:r>
+                    <w:rPr>
+                      <w:sz w:val="28"/>
+                      <w:szCs w:val="28"/>
+                      <w:lang w:val="uk-UA"/>
+                    </w:rPr>
+                    <w:t xml:space="preserve">., </w:t>
+                  </w:r>
+                  <w:r>
+                    <w:rPr>
+                      <w:sz w:val="28"/>
+                      <w:szCs w:val="28"/>
+                      <w:lang w:val="uk-UA"/>
+                    </w:rPr>
+                    <w:t xml:space="preserve">доц. Олександр </w:t>
+                  </w:r>
+                  <w:r>
+                    <w:rPr>
+                      <w:sz w:val="28"/>
+                      <w:szCs w:val="28"/>
+                      <w:lang w:val="uk-UA"/>
+                    </w:rPr>
+                    <w:t>РЕШЕТНІК</w:t>
+                  </w:r>
+                </w:p>
+                <w:p>
+                  <w:pPr>
+                    <w:pStyle w:val="aa"/>
+                    <w:spacing w:before="0" w:beforeAutospacing="0" w:after="0" w:afterAutospacing="0"/>
+                    <w:rPr>
+                      <w:color w:val="000000"/>
+                      <w:sz w:val="28"/>
+                      <w:szCs w:val="28"/>
+                      <w:lang w:val="uk-UA"/>
+                    </w:rPr>
+                  </w:pPr>
+                </w:p>
+                <w:p>
+                  <w:pPr>
+                    <w:pStyle w:val="aa"/>
+                    <w:spacing w:before="0" w:beforeAutospacing="0" w:after="0" w:afterAutospacing="0"/>
+                    <w:rPr>
+                      <w:color w:val="000000"/>
+                      <w:sz w:val="28"/>
+                      <w:szCs w:val="28"/>
+                      <w:lang w:val="uk-UA"/>
+                    </w:rPr>
+                  </w:pPr>
+                  <w:r>
+                    <w:rPr>
+                      <w:color w:val="000000"/>
+                      <w:sz w:val="28"/>
+                      <w:szCs w:val="28"/>
+                      <w:lang w:val="uk-UA"/>
+                    </w:rPr>
+                    <w:t xml:space="preserve">Кількість балів: </w:t>
+                  </w:r>
+                  <w:r>
+                    <w:rPr>
+                      <w:color w:val="000000" w:themeColor="text1"/>
+                      <w:sz w:val="28"/>
+                      <w:szCs w:val="28"/>
+                      <w:lang w:val="uk-UA"/>
+                    </w:rPr>
+                    <w:t>_</w:t>
+                  </w:r>
+                  <w:r>
+                    <w:rPr>
+                      <w:color w:val="000000" w:themeColor="text1"/>
+                      <w:sz w:val="28"/>
+                      <w:szCs w:val="28"/>
+                      <w:highlight w:val="green"/>
+                      <w:u w:val="single"/>
+                      <w:lang w:val="uk-UA"/>
+                    </w:rPr>
+                    <w:t>##</w:t>
+                  </w:r>
+                  <w:r>
+                    <w:rPr>
+                      <w:color w:val="000000" w:themeColor="text1"/>
+                      <w:sz w:val="28"/>
+                      <w:szCs w:val="28"/>
+                      <w:lang w:val="uk-UA"/>
+                    </w:rPr>
+                    <w:t>_</w:t>
+                  </w:r>
+                  <w:r>
+                    <w:rPr>
+                      <w:color w:val="000000"/>
+                      <w:sz w:val="28"/>
+                      <w:szCs w:val="28"/>
+                      <w:lang w:val="uk-UA"/>
+                    </w:rPr>
+                    <w:t xml:space="preserve">_ </w:t>
+                  </w:r>
+                </w:p>
+                <w:p>
+                  <w:pPr>
+                    <w:pStyle w:val="aa"/>
+                    <w:spacing w:before="0" w:beforeAutospacing="0" w:after="0" w:afterAutospacing="0"/>
+                    <w:rPr>
+                      <w:lang w:val="uk-UA"/>
+                    </w:rPr>
+                  </w:pPr>
+                  <w:r>
+                    <w:rPr>
+                      <w:color w:val="000000"/>
+                      <w:sz w:val="28"/>
+                      <w:szCs w:val="28"/>
+                      <w:lang w:val="uk-UA"/>
+                    </w:rPr>
+                    <w:t xml:space="preserve">Оцінка: </w:t>
+                  </w:r>
+                  <w:r>
+                    <w:rPr>
+                      <w:color w:val="000000"/>
+                      <w:sz w:val="28"/>
+                      <w:szCs w:val="28"/>
+                      <w:lang w:val="uk-UA"/>
+                    </w:rPr>
+                    <w:t>ЄК</w:t>
+                  </w:r>
+                  <w:r>
+                    <w:rPr>
+                      <w:color w:val="000000"/>
+                      <w:sz w:val="28"/>
+                      <w:szCs w:val="28"/>
+                      <w:lang w:val="uk-UA"/>
+                    </w:rPr>
+                    <w:t>T</w:t>
+                  </w:r>
+                  <w:r>
+                    <w:rPr>
+                      <w:color w:val="000000"/>
+                      <w:sz w:val="28"/>
+                      <w:szCs w:val="28"/>
+                      <w:lang w:val="uk-UA"/>
+                    </w:rPr>
+                    <w:t>С</w:t>
+                  </w:r>
+                  <w:r>
+                    <w:rPr>
+                      <w:color w:val="000000"/>
+                      <w:sz w:val="28"/>
+                      <w:szCs w:val="28"/>
+                      <w:lang w:val="uk-UA"/>
+                    </w:rPr>
+                    <w:t xml:space="preserve"> _</w:t>
+                  </w:r>
+                  <w:r>
+                    <w:rPr>
+                      <w:color w:val="000000" w:themeColor="text1"/>
+                      <w:sz w:val="28"/>
+                      <w:szCs w:val="28"/>
+                      <w:lang w:val="uk-UA"/>
+                    </w:rPr>
+                    <w:t>_</w:t>
+                  </w:r>
+                  <w:r>
+                    <w:rPr>
+                      <w:color w:val="000000" w:themeColor="text1"/>
+                      <w:sz w:val="28"/>
+                      <w:szCs w:val="28"/>
+                      <w:highlight w:val="green"/>
+                      <w:u w:val="single"/>
+                      <w:lang w:val="uk-UA"/>
+                    </w:rPr>
+                    <w:t>#</w:t>
+                  </w:r>
+                  <w:r>
+                    <w:rPr>
+                      <w:color w:val="000000" w:themeColor="text1"/>
+                      <w:sz w:val="28"/>
+                      <w:szCs w:val="28"/>
+                      <w:lang w:val="uk-UA"/>
+                    </w:rPr>
+                    <w:t>_</w:t>
+                  </w:r>
+                  <w:r>
+                    <w:rPr>
+                      <w:color w:val="000000"/>
+                      <w:sz w:val="28"/>
+                      <w:szCs w:val="28"/>
+                      <w:lang w:val="uk-UA"/>
+                    </w:rPr>
+                    <w:t>_</w:t>
+                  </w:r>
+                </w:p>
+              </w:tc>
+            </w:tr>
+            <w:tr>
+              <w:trPr>
+                <w:tblCellSpacing w:w="22" w:type="dxa"/>
+              </w:trPr>
+              <w:tc>
+                <w:tcPr>
+                  <w:tcW w:w="1738" w:type="pct"/>
+                  <w:vMerge w:val="restart"/>
+                  <w:hideMark/>
+                </w:tcPr>
+                <w:p>
+                  <w:pPr>
+                    <w:pStyle w:val="aa"/>
+                    <w:jc w:val="both"/>
+                    <w:rPr>
+                      <w:rFonts w:asciiTheme="minorHAnsi" w:hAnsiTheme="minorHAnsi"/>
+                      <w:color w:val="000000"/>
+                      <w:sz w:val="28"/>
+                      <w:szCs w:val="28"/>
+                      <w:lang w:val="uk-UA"/>
+                    </w:rPr>
+                  </w:pPr>
+                </w:p>
+              </w:tc>
+              <w:tc>
+                <w:tcPr>
+                  <w:tcW w:w="3193" w:type="pct"/>
+                  <w:hideMark/>
+                </w:tcPr>
+                <w:p>
+                  <w:pPr>
+                    <w:pStyle w:val="aa"/>
+                    <w:spacing w:before="0" w:beforeAutospacing="0" w:after="0" w:afterAutospacing="0"/>
+                    <w:rPr>
+                      <w:color w:val="000000"/>
+                      <w:sz w:val="28"/>
+                      <w:szCs w:val="28"/>
+                    </w:rPr>
+                  </w:pPr>
+                  <w:r>
+                    <w:rPr>
+                      <w:color w:val="000000"/>
+                      <w:sz w:val="28"/>
+                      <w:szCs w:val="28"/>
+                      <w:lang w:val="uk-UA"/>
+                    </w:rPr>
+                    <w:t>Члени комісії</w:t>
+                  </w:r>
+                  <w:r>
+                    <w:rPr>
+                      <w:color w:val="000000"/>
+                      <w:sz w:val="28"/>
+                      <w:szCs w:val="28"/>
+                    </w:rPr>
+                    <w:t>:</w:t>
+                  </w:r>
+                </w:p>
+                <w:p>
+                  <w:pPr>
+                    <w:pStyle w:val="aa"/>
+                    <w:spacing w:before="0" w:beforeAutospacing="0" w:after="0" w:afterAutospacing="0"/>
+                    <w:rPr>
+                      <w:color w:val="000000"/>
+                      <w:sz w:val="28"/>
+                      <w:szCs w:val="28"/>
+                      <w:lang w:val="uk-UA"/>
+                    </w:rPr>
+                  </w:pPr>
+                  <w:r>
+                    <w:rPr>
+                      <w:color w:val="000000"/>
+                      <w:sz w:val="28"/>
+                      <w:szCs w:val="28"/>
+                      <w:lang w:val="uk-UA"/>
+                    </w:rPr>
+                    <w:t>______________</w:t>
+                  </w:r>
+                  <w:r>
+                    <w:rPr>
+                      <w:color w:val="000000"/>
+                      <w:sz w:val="28"/>
+                      <w:szCs w:val="28"/>
+                    </w:rPr>
+                    <w:t xml:space="preserve">          </w:t>
+                  </w:r>
+                  <w:proofErr w:type="spellStart"/>
+                  <w:r>
+                    <w:rPr>
+                      <w:color w:val="000000"/>
+                      <w:sz w:val="28"/>
+                      <w:szCs w:val="28"/>
+                      <w:lang w:val="uk-UA"/>
+                    </w:rPr>
+                    <w:t>Решетнік</w:t>
+                  </w:r>
+                  <w:proofErr w:type="spellEnd"/>
+                  <w:r>
+                    <w:rPr>
+                      <w:color w:val="000000"/>
+                      <w:sz w:val="28"/>
+                      <w:szCs w:val="28"/>
+                      <w:lang w:val="uk-UA"/>
+                    </w:rPr>
+                    <w:t xml:space="preserve"> О.О.</w:t>
+                  </w:r>
+                  <w:r>
+                    <w:rPr>
+                      <w:color w:val="000000"/>
+                      <w:sz w:val="28"/>
+                      <w:szCs w:val="28"/>
+                      <w:lang w:val="uk-UA"/>
+                    </w:rPr>
+                    <w:br/>
+                    <w:t>(підпис)</w:t>
+                  </w:r>
+                </w:p>
+              </w:tc>
+            </w:tr>
+            <w:tr>
+              <w:trPr>
+                <w:tblCellSpacing w:w="22" w:type="dxa"/>
+              </w:trPr>
+              <w:tc>
+                <w:tcPr>
+                  <w:tcW w:w="1738" w:type="pct"/>
+                  <w:vMerge/>
+                  <w:vAlign w:val="center"/>
+                  <w:hideMark/>
+                </w:tcPr>
+                <w:p>
+                  <w:pPr>
+                    <w:rPr>
+                      <w:color w:val="000000"/>
+                    </w:rPr>
+                  </w:pPr>
+                </w:p>
+              </w:tc>
+              <w:tc>
+                <w:tcPr>
+                  <w:tcW w:w="3193" w:type="pct"/>
+                  <w:hideMark/>
+                </w:tcPr>
+                <w:p>
+                  <w:pPr>
+                    <w:pStyle w:val="aa"/>
+                    <w:spacing w:before="0" w:beforeAutospacing="0" w:after="0" w:afterAutospacing="0"/>
+                    <w:rPr>
+                      <w:color w:val="000000"/>
+                      <w:sz w:val="28"/>
+                      <w:szCs w:val="28"/>
+                      <w:lang w:val="uk-UA"/>
+                    </w:rPr>
+                  </w:pPr>
+                  <w:r>
+                    <w:rPr>
+                      <w:rFonts w:ascii="Blackadder ITC" w:hAnsi="Blackadder ITC"/>
+                      <w:noProof/>
+                      <w:sz w:val="28"/>
+                      <w:szCs w:val="28"/>
+                    </w:rPr>
+                    <w:drawing>
+                      <wp:anchor distT="0" distB="0" distL="114300" distR="114300" simplePos="0" relativeHeight="251663360" behindDoc="1" locked="0" layoutInCell="1" allowOverlap="1" wp14:anchorId="6D2DE148" wp14:editId="14287D5C">
+                        <wp:simplePos x="0" y="0"/>
+                        <wp:positionH relativeFrom="column">
+                          <wp:posOffset>-87784</wp:posOffset>
+                        </wp:positionH>
+                        <wp:positionV relativeFrom="page">
+                          <wp:posOffset>-41275</wp:posOffset>
+                        </wp:positionV>
+                        <wp:extent cx="1303200" cy="417600"/>
+                        <wp:effectExtent l="19050" t="304800" r="30480" b="306705"/>
+                        <wp:wrapNone/>
+                        <wp:docPr id="169633099" name="Рисунок 289"/>
+                        <wp:cNvGraphicFramePr>
+                          <a:graphicFrameLocks xmlns:a="http://schemas.openxmlformats.org/drawingml/2006/main" noChangeAspect="1"/>
+                        </wp:cNvGraphicFramePr>
+                        <a:graphic xmlns:a="http://schemas.openxmlformats.org/drawingml/2006/main">
+                          <a:graphicData uri="http://schemas.openxmlformats.org/drawingml/2006/picture">
+                            <pic:pic xmlns:pic="http://schemas.openxmlformats.org/drawingml/2006/picture">
+                              <pic:nvPicPr>
+                                <pic:cNvPr id="0" name="Picture 1"/>
+                                <pic:cNvPicPr>
+                                  <a:picLocks noChangeAspect="1" noChangeArrowheads="1"/>
+                                </pic:cNvPicPr>
+                              </pic:nvPicPr>
+                              <pic:blipFill>
+                                <a:blip r:embed="rId8">
+                                  <a:extLst>
+                                    <a:ext uri="{28A0092B-C50C-407E-A947-70E740481C1C}">
+                                      <a14:useLocalDpi xmlns:a14="http://schemas.microsoft.com/office/drawing/2010/main" val="0"/>
+                                    </a:ext>
+                                  </a:extLst>
+                                </a:blip>
+                                <a:srcRect/>
+                                <a:stretch>
+                                  <a:fillRect/>
+                                </a:stretch>
+                              </pic:blipFill>
+                              <pic:spPr bwMode="auto">
+                                <a:xfrm rot="19797752">
+                                  <a:off x="0" y="0"/>
+                                  <a:ext cx="1303200" cy="417600"/>
+                                </a:xfrm>
+                                <a:prstGeom prst="rect">
+                                  <a:avLst/>
+                                </a:prstGeom>
+                                <a:noFill/>
+                                <a:ln>
+                                  <a:noFill/>
+                                </a:ln>
+                              </pic:spPr>
+                            </pic:pic>
+                          </a:graphicData>
+                        </a:graphic>
+                        <wp14:sizeRelH relativeFrom="page">
+                          <wp14:pctWidth>0</wp14:pctWidth>
+                        </wp14:sizeRelH>
+                        <wp14:sizeRelV relativeFrom="page">
+                          <wp14:pctHeight>0</wp14:pctHeight>
+                        </wp14:sizeRelV>
+                      </wp:anchor>
+                    </w:drawing>
+                  </w:r>
+                  <w:r>
+                    <w:rPr>
+                      <w:rFonts w:ascii="Blackadder ITC" w:hAnsi="Blackadder ITC"/>
+                      <w:noProof/>
+                      <w:sz w:val="28"/>
+                      <w:szCs w:val="28"/>
+                    </w:rPr>
+                    <w:drawing>
+                      <wp:anchor distT="0" distB="0" distL="114300" distR="114300" simplePos="0" relativeHeight="251662336" behindDoc="1" locked="0" layoutInCell="1" allowOverlap="1" wp14:anchorId="705DE765" wp14:editId="5D82F7A3">
+                        <wp:simplePos x="0" y="0"/>
+                        <wp:positionH relativeFrom="column">
+                          <wp:posOffset>-121921</wp:posOffset>
+                        </wp:positionH>
+                        <wp:positionV relativeFrom="page">
+                          <wp:posOffset>-499109</wp:posOffset>
+                        </wp:positionV>
+                        <wp:extent cx="1303200" cy="417600"/>
+                        <wp:effectExtent l="19050" t="304800" r="30480" b="306705"/>
+                        <wp:wrapNone/>
+                        <wp:docPr id="494694746" name="Рисунок 289"/>
+                        <wp:cNvGraphicFramePr>
+                          <a:graphicFrameLocks xmlns:a="http://schemas.openxmlformats.org/drawingml/2006/main" noChangeAspect="1"/>
+                        </wp:cNvGraphicFramePr>
+                        <a:graphic xmlns:a="http://schemas.openxmlformats.org/drawingml/2006/main">
+                          <a:graphicData uri="http://schemas.openxmlformats.org/drawingml/2006/picture">
+                            <pic:pic xmlns:pic="http://schemas.openxmlformats.org/drawingml/2006/picture">
+                              <pic:nvPicPr>
+                                <pic:cNvPr id="0" name="Picture 1"/>
+                                <pic:cNvPicPr>
+                                  <a:picLocks noChangeAspect="1" noChangeArrowheads="1"/>
+                                </pic:cNvPicPr>
+                              </pic:nvPicPr>
+                              <pic:blipFill>
+                                <a:blip r:embed="rId8">
+                                  <a:extLst>
+                                    <a:ext uri="{28A0092B-C50C-407E-A947-70E740481C1C}">
+                                      <a14:useLocalDpi xmlns:a14="http://schemas.microsoft.com/office/drawing/2010/main" val="0"/>
+                                    </a:ext>
+                                  </a:extLst>
+                                </a:blip>
+                                <a:srcRect/>
+                                <a:stretch>
+                                  <a:fillRect/>
+                                </a:stretch>
+                              </pic:blipFill>
+                              <pic:spPr bwMode="auto">
+                                <a:xfrm rot="19797752">
+                                  <a:off x="0" y="0"/>
+                                  <a:ext cx="1303200" cy="417600"/>
+                                </a:xfrm>
+                                <a:prstGeom prst="rect">
+                                  <a:avLst/>
+                                </a:prstGeom>
+                                <a:noFill/>
+                                <a:ln>
+                                  <a:noFill/>
+                                </a:ln>
+                              </pic:spPr>
+                            </pic:pic>
+                          </a:graphicData>
+                        </a:graphic>
+                        <wp14:sizeRelH relativeFrom="page">
+                          <wp14:pctWidth>0</wp14:pctWidth>
+                        </wp14:sizeRelH>
+                        <wp14:sizeRelV relativeFrom="page">
+                          <wp14:pctHeight>0</wp14:pctHeight>
+                        </wp14:sizeRelV>
+                      </wp:anchor>
+                    </w:drawing>
+                  </w:r>
+                  <w:r>
+                    <w:rPr>
+                      <w:color w:val="000000"/>
+                      <w:sz w:val="28"/>
+                      <w:szCs w:val="28"/>
+                      <w:lang w:val="uk-UA"/>
+                    </w:rPr>
+                    <w:t>______________</w:t>
+                  </w:r>
+                  <w:r>
+                    <w:rPr>
+                      <w:color w:val="000000"/>
+                      <w:sz w:val="28"/>
+                      <w:szCs w:val="28"/>
+                      <w:lang w:val="uk-UA"/>
+                    </w:rPr>
+                    <w:t xml:space="preserve">          </w:t>
+                  </w:r>
+                  <w:proofErr w:type="spellStart"/>
+                  <w:r>
+                    <w:rPr>
+                      <w:color w:val="000000"/>
+                      <w:sz w:val="28"/>
+                      <w:szCs w:val="28"/>
+                      <w:lang w:val="uk-UA"/>
+                    </w:rPr>
+                    <w:t>Катєльніков</w:t>
+                  </w:r>
+                  <w:proofErr w:type="spellEnd"/>
+                  <w:r>
+                    <w:rPr>
+                      <w:color w:val="000000"/>
+                      <w:sz w:val="28"/>
+                      <w:szCs w:val="28"/>
+                      <w:lang w:val="uk-UA"/>
+                    </w:rPr>
+                    <w:t xml:space="preserve"> Д.І.</w:t>
+                  </w:r>
+                  <w:r>
+                    <w:rPr>
+                      <w:color w:val="000000"/>
+                      <w:sz w:val="28"/>
+                      <w:szCs w:val="28"/>
+                      <w:lang w:val="uk-UA"/>
+                    </w:rPr>
+                    <w:br/>
+                    <w:t>(підпис)</w:t>
+                  </w:r>
+                  <w:r>
+                    <w:rPr>
+                      <w:color w:val="000000"/>
+                      <w:sz w:val="28"/>
+                      <w:szCs w:val="28"/>
+                      <w:lang w:val="uk-UA"/>
+                    </w:rPr>
+                    <w:t xml:space="preserve">                        </w:t>
+                  </w:r>
+                </w:p>
+              </w:tc>
+            </w:tr>
+            <w:tr>
+              <w:trPr>
+                <w:tblCellSpacing w:w="22" w:type="dxa"/>
+              </w:trPr>
+              <w:tc>
+                <w:tcPr>
+                  <w:tcW w:w="1738" w:type="pct"/>
+                  <w:vMerge/>
+                  <w:vAlign w:val="center"/>
+                  <w:hideMark/>
+                </w:tcPr>
+                <w:p>
+                  <w:pPr>
+                    <w:rPr>
+                      <w:color w:val="000000"/>
+                    </w:rPr>
+                  </w:pPr>
+                </w:p>
+              </w:tc>
+              <w:tc>
+                <w:tcPr>
+                  <w:tcW w:w="3193" w:type="pct"/>
+                  <w:hideMark/>
+                </w:tcPr>
+                <w:p>
+                  <w:pPr>
+                    <w:pStyle w:val="aa"/>
+                    <w:rPr>
+                      <w:color w:val="000000"/>
+                      <w:sz w:val="28"/>
+                      <w:szCs w:val="28"/>
+                      <w:lang w:val="uk-UA"/>
+                    </w:rPr>
+                  </w:pPr>
+                  <w:r>
+                    <w:rPr>
+                      <w:color w:val="000000"/>
+                      <w:sz w:val="28"/>
+                      <w:szCs w:val="28"/>
+                      <w:lang w:val="uk-UA"/>
+                    </w:rPr>
+                    <w:t>______________</w:t>
+                  </w:r>
+                  <w:r>
+                    <w:rPr>
+                      <w:color w:val="000000"/>
+                      <w:sz w:val="28"/>
+                      <w:szCs w:val="28"/>
+                      <w:lang w:val="uk-UA"/>
+                    </w:rPr>
+                    <w:t xml:space="preserve">          </w:t>
+                  </w:r>
+                  <w:r>
+                    <w:rPr>
+                      <w:color w:val="000000"/>
+                      <w:sz w:val="28"/>
+                      <w:szCs w:val="28"/>
+                      <w:lang w:val="uk-UA"/>
+                    </w:rPr>
+                    <w:t>____________________</w:t>
+                  </w:r>
+                  <w:r>
+                    <w:rPr>
+                      <w:color w:val="000000"/>
+                      <w:sz w:val="28"/>
+                      <w:szCs w:val="28"/>
+                      <w:lang w:val="uk-UA"/>
+                    </w:rPr>
+                    <w:br/>
+                    <w:t>(підпис)</w:t>
+                  </w:r>
+                  <w:r>
+                    <w:rPr>
+                      <w:color w:val="000000"/>
+                      <w:sz w:val="28"/>
+                      <w:szCs w:val="28"/>
+                      <w:lang w:val="uk-UA"/>
+                    </w:rPr>
+                    <w:t xml:space="preserve">                        </w:t>
+                  </w:r>
+                  <w:r>
+                    <w:rPr>
+                      <w:color w:val="000000"/>
+                      <w:sz w:val="28"/>
+                      <w:szCs w:val="28"/>
+                      <w:lang w:val="uk-UA"/>
+                    </w:rPr>
+                    <w:t>(прізвище та ініціали)</w:t>
+                  </w:r>
+                </w:p>
+              </w:tc>
+            </w:tr>
+          </w:tbl>
+          <w:p>
+            <w:pPr>
+              <w:jc w:val="center"/>
+              <w:rPr>
+                <w:color w:val="000000"/>
+              </w:rPr>
+            </w:pPr>
+            <w:r>
+              <w:rPr>
+                <w:color w:val="000000"/>
+              </w:rPr>
+              <w:br w:type="textWrapping" w:clear="all"/>
+            </w:r>
+          </w:p>
+          <w:p>
+            <w:pPr>
+              <w:jc w:val="center"/>
+              <w:rPr>
+                <w:color w:val="000000"/>
+              </w:rPr>
+            </w:pPr>
+            <w:r>
+              <w:rPr>
+                <w:color w:val="000000"/>
+              </w:rPr>
+              <w:t xml:space="preserve">м. </w:t>
+            </w:r>
+            <w:r>
+              <w:t>Вінниця</w:t>
+            </w:r>
+            <w:r>
+              <w:rPr>
+                <w:color w:val="000000"/>
+              </w:rPr>
+              <w:t xml:space="preserve"> - 2026</w:t>
+            </w:r>
+            <w:r>
+              <w:rPr>
+                <w:color w:val="000000"/>
+              </w:rPr>
+              <w:t xml:space="preserve"> рік</w:t>
+            </w:r>
+          </w:p>
+        </w:tc>
+      </w:tr>
+    </w:tbl>
     <w:p/>
+    <w:p>
+      <w:pPr>
+        <w:sectPr>
+          <w:pgSz w:w="11906" w:h="16838"/>
+          <w:pgMar w:top="1134" w:right="567" w:bottom="1134" w:left="1418" w:header="720" w:footer="720" w:gutter="0"/>
+          <w:cols w:space="720"/>
+        </w:sectPr>
+      </w:pPr>
+    </w:p>
+    <w:p>
+      <w:pPr>
+        <w:spacing w:line="360" w:lineRule="auto"/>
+        <w:ind w:firstLine="720"/>
+        <w:jc w:val="center"/>
+        <w:rPr>
+          <w:lang w:eastAsia="ar-SA"/>
+        </w:rPr>
+      </w:pPr>
+      <w:r>
+        <w:rPr>
+          <w:lang w:eastAsia="ar-SA"/>
+        </w:rPr>
+        <w:lastRenderedPageBreak/>
+        <w:t>Вінницький національний технічний університет</w:t>
+      </w:r>
+    </w:p>
+    <w:p>
+      <w:pPr>
+        <w:spacing w:line="360" w:lineRule="auto"/>
+        <w:rPr>
+          <w:lang w:eastAsia="ar-SA"/>
+        </w:rPr>
+      </w:pPr>
+      <w:r>
+        <w:rPr>
+          <w:lang w:eastAsia="ar-SA"/>
+        </w:rPr>
+        <w:t>Факультет інформаційних технологій та комп’ютерної інженерії</w:t>
+      </w:r>
+    </w:p>
+    <w:p>
+      <w:pPr>
+        <w:spacing w:line="360" w:lineRule="auto"/>
+        <w:rPr>
+          <w:color w:val="000000"/>
+        </w:rPr>
+      </w:pPr>
+      <w:r>
+        <w:rPr>
+          <w:color w:val="000000"/>
+        </w:rPr>
+        <w:t>Кафедра програмного забезпечення</w:t>
+      </w:r>
+    </w:p>
+    <w:p>
+      <w:pPr>
+        <w:spacing w:line="360" w:lineRule="auto"/>
+        <w:rPr>
+          <w:lang w:eastAsia="ar-SA"/>
+        </w:rPr>
+      </w:pPr>
+      <w:r>
+        <w:rPr>
+          <w:lang w:eastAsia="ar-SA"/>
+        </w:rPr>
+        <w:t>Рівень вищої освіти перший (бакалаврський)</w:t>
+      </w:r>
+    </w:p>
+    <w:p>
+      <w:pPr>
+        <w:spacing w:line="360" w:lineRule="auto"/>
+        <w:rPr>
+          <w:lang w:eastAsia="ar-SA"/>
+        </w:rPr>
+      </w:pPr>
+      <w:r>
+        <w:rPr>
+          <w:lang w:eastAsia="ar-SA"/>
+        </w:rPr>
+        <w:t>Спеціальн</w:t>
+      </w:r>
+      <w:r>
+        <w:rPr>
+          <w:lang w:eastAsia="ar-SA"/>
+        </w:rPr>
+        <w:t>і</w:t>
+      </w:r>
+      <w:r>
+        <w:rPr>
+          <w:lang w:eastAsia="ar-SA"/>
+        </w:rPr>
+        <w:t>ст</w:t>
+      </w:r>
+      <w:r>
+        <w:rPr>
+          <w:lang w:eastAsia="ar-SA"/>
+        </w:rPr>
+        <w:t>ь</w:t>
+      </w:r>
+      <w:r>
+        <w:rPr>
+          <w:lang w:eastAsia="ar-SA"/>
+        </w:rPr>
+        <w:t xml:space="preserve"> F2 Інженерія програмного забезпечення</w:t>
+      </w:r>
+    </w:p>
+    <w:p>
+      <w:pPr>
+        <w:spacing w:line="360" w:lineRule="auto"/>
+        <w:rPr>
+          <w:lang w:eastAsia="ar-SA"/>
+        </w:rPr>
+      </w:pPr>
+      <w:r>
+        <w:rPr>
+          <w:lang w:eastAsia="ar-SA"/>
+        </w:rPr>
+        <w:t>Освітньо-професійна програма «Інженерія програмного забезпечення»</w:t>
+      </w:r>
+    </w:p>
+    <w:p>
+      <w:pPr>
+        <w:spacing w:line="360" w:lineRule="auto"/>
+        <w:rPr>
+          <w:lang w:eastAsia="ar-SA"/>
+        </w:rPr>
+      </w:pPr>
+      <w:r>
+        <w:rPr>
+          <w:noProof/>
+          <w:lang w:eastAsia="ru-RU"/>
+        </w:rPr>
+        <w:drawing>
+          <wp:anchor distT="0" distB="0" distL="114300" distR="114300" simplePos="0" relativeHeight="251661312" behindDoc="0" locked="0" layoutInCell="1" allowOverlap="1" wp14:anchorId="0463226D" wp14:editId="6A2C6CE3">
+            <wp:simplePos x="0" y="0"/>
+            <wp:positionH relativeFrom="column">
+              <wp:posOffset>3365500</wp:posOffset>
+            </wp:positionH>
+            <wp:positionV relativeFrom="paragraph">
+              <wp:posOffset>172085</wp:posOffset>
+            </wp:positionV>
+            <wp:extent cx="1191895" cy="1191895"/>
+            <wp:effectExtent l="0" t="0" r="0" b="0"/>
+            <wp:wrapNone/>
+            <wp:docPr id="288" name="Рисунок 19" descr="романюк_о_н"/>
+            <wp:cNvGraphicFramePr>
+              <a:graphicFrameLocks xmlns:a="http://schemas.openxmlformats.org/drawingml/2006/main" noChangeAspect="1"/>
+            </wp:cNvGraphicFramePr>
+            <a:graphic xmlns:a="http://schemas.openxmlformats.org/drawingml/2006/main">
+              <a:graphicData uri="http://schemas.openxmlformats.org/drawingml/2006/picture">
+                <pic:pic xmlns:pic="http://schemas.openxmlformats.org/drawingml/2006/picture">
+                  <pic:nvPicPr>
+                    <pic:cNvPr id="0" name="Picture 19" descr="романюк_о_н"/>
+                    <pic:cNvPicPr>
+                      <a:picLocks noChangeAspect="1" noChangeArrowheads="1"/>
+                    </pic:cNvPicPr>
+                  </pic:nvPicPr>
+                  <pic:blipFill>
+                    <a:blip r:embed="rId9">
+                      <a:extLst>
+                        <a:ext uri="{28A0092B-C50C-407E-A947-70E740481C1C}">
+                          <a14:useLocalDpi xmlns:a14="http://schemas.microsoft.com/office/drawing/2010/main" val="0"/>
+                        </a:ext>
+                      </a:extLst>
+                    </a:blip>
+                    <a:srcRect/>
+                    <a:stretch>
+                      <a:fillRect/>
+                    </a:stretch>
+                  </pic:blipFill>
+                  <pic:spPr bwMode="auto">
+                    <a:xfrm>
+                      <a:off x="0" y="0"/>
+                      <a:ext cx="1191895" cy="1191895"/>
+                    </a:xfrm>
+                    <a:prstGeom prst="rect">
+                      <a:avLst/>
+                    </a:prstGeom>
+                    <a:noFill/>
+                    <a:ln w="9525">
+                      <a:noFill/>
+                      <a:miter lim="800000"/>
+                      <a:headEnd/>
+                      <a:tailEnd/>
+                    </a:ln>
+                  </pic:spPr>
+                </pic:pic>
+              </a:graphicData>
+            </a:graphic>
+            <wp14:sizeRelH relativeFrom="page">
+              <wp14:pctWidth>0</wp14:pctWidth>
+            </wp14:sizeRelH>
+            <wp14:sizeRelV relativeFrom="page">
+              <wp14:pctHeight>0</wp14:pctHeight>
+            </wp14:sizeRelV>
+          </wp:anchor>
+        </w:drawing>
+      </w:r>
+    </w:p>
+    <w:p>
+      <w:pPr>
+        <w:spacing w:line="360" w:lineRule="auto"/>
+        <w:ind w:left="7371"/>
+        <w:rPr>
+          <w:b/>
+          <w:bCs/>
+          <w:lang w:eastAsia="ar-SA"/>
+        </w:rPr>
+      </w:pPr>
+      <w:r>
+        <w:rPr>
+          <w:b/>
+          <w:bCs/>
+          <w:lang w:eastAsia="ar-SA"/>
+        </w:rPr>
+        <w:t>ЗАТВЕРДЖУЮ</w:t>
+      </w:r>
+    </w:p>
+    <w:p>
+      <w:pPr>
+        <w:spacing w:line="360" w:lineRule="auto"/>
+        <w:ind w:firstLine="720"/>
+        <w:jc w:val="right"/>
+        <w:rPr>
+          <w:lang w:eastAsia="ar-SA"/>
+        </w:rPr>
+      </w:pPr>
+      <w:r>
+        <w:rPr>
+          <w:lang w:eastAsia="ar-SA"/>
+        </w:rPr>
+        <w:t>Завідувач кафедри</w:t>
+      </w:r>
+      <w:r>
+        <w:rPr>
+          <w:lang w:eastAsia="ar-SA"/>
+        </w:rPr>
+        <w:t xml:space="preserve"> </w:t>
+      </w:r>
+      <w:r>
+        <w:rPr>
+          <w:lang w:eastAsia="ar-SA"/>
+        </w:rPr>
+        <w:t xml:space="preserve">ПЗ </w:t>
+      </w:r>
+    </w:p>
+    <w:p>
+      <w:pPr>
+        <w:spacing w:line="360" w:lineRule="auto"/>
+        <w:ind w:firstLine="720"/>
+        <w:jc w:val="right"/>
+        <w:rPr>
+          <w:lang w:eastAsia="ar-SA"/>
+        </w:rPr>
+      </w:pPr>
+      <w:proofErr w:type="spellStart"/>
+      <w:r>
+        <w:rPr>
+          <w:lang w:eastAsia="ar-SA"/>
+        </w:rPr>
+        <w:t>д.т.н</w:t>
+      </w:r>
+      <w:proofErr w:type="spellEnd"/>
+      <w:r>
+        <w:rPr>
+          <w:lang w:eastAsia="ar-SA"/>
+        </w:rPr>
+        <w:t>.</w:t>
+      </w:r>
+      <w:r>
+        <w:rPr>
+          <w:lang w:eastAsia="ar-SA"/>
+        </w:rPr>
+        <w:t xml:space="preserve">, </w:t>
+      </w:r>
+      <w:r>
+        <w:rPr>
+          <w:lang w:eastAsia="ar-SA"/>
+        </w:rPr>
+        <w:t>проф., О.Н. Романюк</w:t>
+      </w:r>
+    </w:p>
+    <w:p>
+      <w:pPr>
+        <w:spacing w:line="360" w:lineRule="auto"/>
+        <w:ind w:firstLine="720"/>
+        <w:jc w:val="right"/>
+        <w:rPr>
+          <w:lang w:eastAsia="ar-SA"/>
+        </w:rPr>
+      </w:pPr>
+      <w:r>
+        <w:rPr>
+          <w:lang w:eastAsia="ar-SA"/>
+        </w:rPr>
+        <w:t xml:space="preserve">                                             </w:t>
+      </w:r>
+      <w:r>
+        <w:rPr>
+          <w:lang w:eastAsia="ar-SA"/>
+        </w:rPr>
+        <w:t>«</w:t>
+      </w:r>
+      <w:r>
+        <w:rPr>
+          <w:color w:val="000000" w:themeColor="text1"/>
+          <w:lang w:eastAsia="ar-SA"/>
+        </w:rPr>
+        <w:t>10</w:t>
+      </w:r>
+      <w:r>
+        <w:rPr>
+          <w:lang w:eastAsia="ar-SA"/>
+        </w:rPr>
+        <w:t xml:space="preserve">» </w:t>
+      </w:r>
+      <w:r>
+        <w:rPr>
+          <w:color w:val="000000" w:themeColor="text1"/>
+          <w:u w:val="single"/>
+          <w:lang w:eastAsia="ar-SA"/>
+        </w:rPr>
+        <w:t>лютого</w:t>
+      </w:r>
+      <w:r>
+        <w:rPr>
+          <w:lang w:eastAsia="ar-SA"/>
+        </w:rPr>
+        <w:t xml:space="preserve"> 202</w:t>
+      </w:r>
+      <w:r>
+        <w:rPr>
+          <w:lang w:eastAsia="ar-SA"/>
+        </w:rPr>
+        <w:t>6</w:t>
+      </w:r>
+      <w:r>
+        <w:rPr>
+          <w:lang w:eastAsia="ar-SA"/>
+        </w:rPr>
+        <w:t xml:space="preserve"> року</w:t>
+      </w:r>
+      <w:r>
+        <w:rPr>
+          <w:lang w:eastAsia="ar-SA"/>
+        </w:rPr>
+        <w:t xml:space="preserve"> </w:t>
+      </w:r>
+    </w:p>
+    <w:p>
+      <w:pPr>
+        <w:spacing w:line="360" w:lineRule="auto"/>
+        <w:rPr>
+          <w:i/>
+          <w:lang w:eastAsia="ar-SA"/>
+        </w:rPr>
+      </w:pPr>
+    </w:p>
+    <w:p>
+      <w:pPr>
+        <w:spacing w:line="360" w:lineRule="auto"/>
+        <w:rPr>
+          <w:lang w:eastAsia="ar-SA"/>
+        </w:rPr>
+      </w:pPr>
+    </w:p>
+    <w:p>
+      <w:pPr>
+        <w:spacing w:line="360" w:lineRule="auto"/>
+        <w:ind w:firstLine="720"/>
+        <w:rPr>
+          <w:lang w:eastAsia="ar-SA"/>
+        </w:rPr>
+      </w:pPr>
+    </w:p>
+    <w:p>
+      <w:pPr>
+        <w:spacing w:line="360" w:lineRule="auto"/>
+        <w:ind w:firstLine="720"/>
+        <w:jc w:val="center"/>
+        <w:rPr>
+          <w:color w:val="000000"/>
+          <w:lang w:eastAsia="ar-SA"/>
+        </w:rPr>
+      </w:pPr>
+      <w:r>
+        <w:rPr>
+          <w:color w:val="000000"/>
+          <w:lang w:eastAsia="ar-SA"/>
+        </w:rPr>
+        <w:t>ІНДИВІДУАЛЬНЕ ЗАВДАННЯ</w:t>
+      </w:r>
+    </w:p>
+    <w:p>
+      <w:pPr>
+        <w:spacing w:line="360" w:lineRule="auto"/>
+        <w:ind w:firstLine="720"/>
+        <w:jc w:val="center"/>
+        <w:rPr>
+          <w:color w:val="000000"/>
+          <w:sz w:val="20"/>
+          <w:szCs w:val="20"/>
+          <w:lang w:eastAsia="ar-SA"/>
+        </w:rPr>
+      </w:pPr>
+    </w:p>
+    <w:p>
+      <w:pPr>
+        <w:spacing w:line="360" w:lineRule="auto"/>
+        <w:ind w:firstLine="720"/>
+        <w:jc w:val="center"/>
+        <w:rPr>
+          <w:lang w:eastAsia="ar-SA"/>
+        </w:rPr>
+      </w:pPr>
+      <w:r>
+        <w:rPr>
+          <w:color w:val="000000"/>
+          <w:lang w:eastAsia="ar-SA"/>
+        </w:rPr>
+        <w:t xml:space="preserve">на курсову роботу з дисципліни </w:t>
+      </w:r>
+      <w:r>
+        <w:rPr>
+          <w:lang w:eastAsia="ar-SA"/>
+        </w:rPr>
+        <w:t>”О</w:t>
+      </w:r>
+      <w:r>
+        <w:rPr>
+          <w:color w:val="000000"/>
+          <w:lang w:eastAsia="ar-SA"/>
+        </w:rPr>
+        <w:t>б'єктно</w:t>
+      </w:r>
+      <w:r>
+        <w:rPr>
+          <w:color w:val="000000"/>
+          <w:lang w:eastAsia="ar-SA"/>
+        </w:rPr>
+        <w:t>-</w:t>
+      </w:r>
+      <w:r>
+        <w:rPr>
+          <w:color w:val="000000"/>
+          <w:lang w:eastAsia="ar-SA"/>
+        </w:rPr>
+        <w:t>орієнтоване програмування</w:t>
+      </w:r>
+      <w:r>
+        <w:rPr>
+          <w:lang w:eastAsia="ar-SA"/>
+        </w:rPr>
+        <w:t>”</w:t>
+      </w:r>
+    </w:p>
+    <w:p>
+      <w:pPr>
+        <w:spacing w:line="360" w:lineRule="auto"/>
+        <w:jc w:val="center"/>
+        <w:rPr>
+          <w:color w:val="000000"/>
+          <w:lang w:eastAsia="ar-SA"/>
+        </w:rPr>
+      </w:pPr>
+      <w:r>
+        <w:rPr>
+          <w:color w:val="000000"/>
+          <w:lang w:eastAsia="ar-SA"/>
+        </w:rPr>
+        <w:t>Ковалю Олександру Дмитровичу</w:t>
+      </w:r>
+      <w:r>
+        <w:rPr>
+          <w:color w:val="000000"/>
+          <w:lang w:eastAsia="ar-SA"/>
+        </w:rPr>
+        <w:t>,</w:t>
+      </w:r>
+      <w:r>
+        <w:rPr>
+          <w:color w:val="000000"/>
+          <w:lang w:eastAsia="ar-SA"/>
+        </w:rPr>
+        <w:t xml:space="preserve"> </w:t>
+      </w:r>
+      <w:r>
+        <w:rPr>
+          <w:color w:val="000000"/>
+          <w:lang w:eastAsia="ar-SA"/>
+        </w:rPr>
+        <w:t>студенту г</w:t>
+      </w:r>
+      <w:r>
+        <w:rPr>
+          <w:color w:val="000000"/>
+          <w:lang w:eastAsia="ar-SA"/>
+        </w:rPr>
+        <w:t>р.</w:t>
+      </w:r>
+      <w:r>
+        <w:rPr>
+          <w:color w:val="000000"/>
+          <w:lang w:eastAsia="ar-SA"/>
+        </w:rPr>
+        <w:t xml:space="preserve"> </w:t>
+      </w:r>
+      <w:r>
+        <w:rPr>
+          <w:color w:val="000000"/>
+          <w:lang w:eastAsia="ar-SA"/>
+        </w:rPr>
+        <w:t>2</w:t>
+      </w:r>
+      <w:r>
+        <w:rPr>
+          <w:color w:val="000000"/>
+          <w:lang w:eastAsia="ar-SA"/>
+        </w:rPr>
+        <w:t>ПІ-2</w:t>
+      </w:r>
+      <w:r>
+        <w:rPr>
+          <w:color w:val="000000"/>
+          <w:lang w:eastAsia="ar-SA"/>
+        </w:rPr>
+        <w:t>5</w:t>
+      </w:r>
+      <w:r>
+        <w:rPr>
+          <w:color w:val="000000"/>
+          <w:lang w:eastAsia="ar-SA"/>
+        </w:rPr>
+        <w:t>б</w:t>
+      </w:r>
+      <w:r>
+        <w:rPr>
+          <w:color w:val="000000"/>
+          <w:lang w:eastAsia="ar-SA"/>
+        </w:rPr>
+        <w:t xml:space="preserve"> </w:t>
+      </w:r>
+    </w:p>
+    <w:p>
+      <w:pPr>
+        <w:spacing w:line="360" w:lineRule="auto"/>
+        <w:jc w:val="center"/>
+        <w:rPr>
+          <w:color w:val="000000"/>
+          <w:lang w:eastAsia="ar-SA"/>
+        </w:rPr>
+      </w:pPr>
+    </w:p>
+    <w:p>
+      <w:pPr>
+        <w:spacing w:line="360" w:lineRule="auto"/>
+        <w:rPr>
+          <w:color w:val="000000"/>
+          <w:lang w:eastAsia="ar-SA"/>
+        </w:rPr>
+      </w:pPr>
+    </w:p>
+    <w:p>
+      <w:pPr>
+        <w:spacing w:line="360" w:lineRule="auto"/>
+        <w:rPr>
+          <w:color w:val="000000"/>
+          <w:sz w:val="20"/>
+          <w:szCs w:val="20"/>
+          <w:lang w:eastAsia="ar-SA"/>
+        </w:rPr>
+      </w:pPr>
+      <w:r>
+        <w:rPr>
+          <w:b/>
+          <w:bCs/>
+          <w:color w:val="000000"/>
+          <w:lang w:eastAsia="ar-SA"/>
+        </w:rPr>
+        <w:t>Тема роботи</w:t>
+      </w:r>
+      <w:r>
+        <w:rPr>
+          <w:b/>
+          <w:bCs/>
+          <w:color w:val="000000"/>
+          <w:sz w:val="20"/>
+          <w:szCs w:val="20"/>
+          <w:u w:val="single"/>
+          <w:lang w:eastAsia="ar-SA"/>
+        </w:rPr>
+        <w:t>:</w:t>
+      </w:r>
+      <w:r>
+        <w:rPr>
+          <w:color w:val="000000"/>
+          <w:sz w:val="20"/>
+          <w:szCs w:val="20"/>
+          <w:lang w:eastAsia="ar-SA"/>
+        </w:rPr>
+        <w:t xml:space="preserve"> </w:t>
+      </w:r>
+      <w:r>
+        <w:rPr>
+          <w:color w:val="000000"/>
+          <w:sz w:val="20"/>
+          <w:szCs w:val="20"/>
+          <w:lang w:eastAsia="ar-SA"/>
+        </w:rPr>
+        <w:t xml:space="preserve">РОЗРОБКА ПРОГРАМНОЇ СИСТЕМИ ДЛЯ МОДЕЛЮВАННЯ ОБ’ЄКТІВ </w:t>
+      </w:r>
+      <w:r>
+        <w:rPr>
+          <w:color w:val="000000"/>
+          <w:sz w:val="20"/>
+          <w:szCs w:val="20"/>
+          <w:lang w:eastAsia="ar-SA"/>
+        </w:rPr>
+        <w:t>”</w:t>
+      </w:r>
+      <w:r>
+        <w:rPr>
+          <w:color w:val="000000"/>
+          <w:sz w:val="20"/>
+          <w:szCs w:val="20"/>
+          <w:lang w:val="en-US" w:eastAsia="ar-SA"/>
+        </w:rPr>
+        <w:t>Roman Conquest</w:t>
+      </w:r>
+      <w:r>
+        <w:rPr>
+          <w:color w:val="000000"/>
+          <w:sz w:val="20"/>
+          <w:szCs w:val="20"/>
+          <w:lang w:eastAsia="ar-SA"/>
+        </w:rPr>
+        <w:t xml:space="preserve">. Макрооб'єкти: </w:t>
+      </w:r>
+      <w:r>
+        <w:rPr>
+          <w:color w:val="000000"/>
+          <w:sz w:val="20"/>
+          <w:szCs w:val="20"/>
+          <w:lang w:val="en-US" w:eastAsia="ar-SA"/>
+        </w:rPr>
+        <w:t xml:space="preserve"> </w:t>
+      </w:r>
+      <w:r>
+        <w:rPr>
+          <w:color w:val="000000"/>
+          <w:sz w:val="20"/>
+          <w:szCs w:val="20"/>
+          <w:lang w:eastAsia="ar-SA"/>
+        </w:rPr>
+        <w:t>база, башта, джерело руди</w:t>
+      </w:r>
+      <w:r>
+        <w:rPr>
+          <w:color w:val="000000"/>
+          <w:sz w:val="20"/>
+          <w:szCs w:val="20"/>
+          <w:lang w:eastAsia="ar-SA"/>
+        </w:rPr>
+        <w:t xml:space="preserve">. Мікрооб'єкти: </w:t>
+      </w:r>
+      <w:r>
+        <w:rPr>
+          <w:color w:val="000000"/>
+          <w:sz w:val="20"/>
+          <w:szCs w:val="20"/>
+          <w:lang w:eastAsia="ar-SA"/>
+        </w:rPr>
+        <w:t>воїн, центуріон, преторіанець</w:t>
+      </w:r>
+      <w:r>
+        <w:rPr>
+          <w:color w:val="000000"/>
+          <w:sz w:val="20"/>
+          <w:szCs w:val="20"/>
+          <w:lang w:eastAsia="ar-SA"/>
+        </w:rPr>
+        <w:t>”</w:t>
+      </w:r>
+      <w:r>
+        <w:rPr>
+          <w:color w:val="000000"/>
+          <w:sz w:val="20"/>
+          <w:szCs w:val="20"/>
+          <w:lang w:eastAsia="ar-SA"/>
+        </w:rPr>
+        <w:t xml:space="preserve"> З ВИКОРИСТАННЯМ UML ТА МОВИ ПРОГРАМУВАННЯ </w:t>
+      </w:r>
+      <w:r>
+        <w:rPr>
+          <w:color w:val="000000"/>
+          <w:sz w:val="20"/>
+          <w:szCs w:val="20"/>
+          <w:lang w:val="en-US" w:eastAsia="ar-SA"/>
+        </w:rPr>
+        <w:t>JAVA</w:t>
+      </w:r>
+      <w:r>
+        <w:rPr>
+          <w:color w:val="000000"/>
+          <w:sz w:val="20"/>
+          <w:szCs w:val="20"/>
+          <w:lang w:eastAsia="ar-SA"/>
+        </w:rPr>
+        <w:t>.</w:t>
+      </w:r>
+    </w:p>
+    <w:p>
+      <w:pPr>
+        <w:spacing w:line="360" w:lineRule="auto"/>
+        <w:rPr>
+          <w:color w:val="000000"/>
+          <w:lang w:eastAsia="ar-SA"/>
+        </w:rPr>
+      </w:pPr>
+      <w:r>
+        <w:rPr>
+          <w:b/>
+          <w:bCs/>
+          <w:color w:val="000000"/>
+          <w:lang w:eastAsia="ar-SA"/>
+        </w:rPr>
+        <w:t>Завдання</w:t>
+      </w:r>
+      <w:r>
+        <w:rPr>
+          <w:color w:val="000000"/>
+          <w:lang w:eastAsia="ar-SA"/>
+        </w:rPr>
+        <w:t>:</w:t>
+      </w:r>
+      <w:r>
+        <w:rPr>
+          <w:color w:val="000000"/>
+          <w:lang w:eastAsia="ar-SA"/>
+        </w:rPr>
+        <w:t xml:space="preserve"> розробити програмну систему і пояснювальну записку до </w:t>
+      </w:r>
+      <w:proofErr w:type="spellStart"/>
+      <w:r>
+        <w:rPr>
+          <w:color w:val="000000"/>
+          <w:lang w:eastAsia="ar-SA"/>
+        </w:rPr>
+        <w:t>процеса</w:t>
+      </w:r>
+      <w:proofErr w:type="spellEnd"/>
+      <w:r>
+        <w:rPr>
+          <w:color w:val="000000"/>
+          <w:lang w:eastAsia="ar-SA"/>
+        </w:rPr>
+        <w:t xml:space="preserve"> розробки.</w:t>
+      </w:r>
+    </w:p>
+    <w:p>
+      <w:pPr>
+        <w:spacing w:line="360" w:lineRule="auto"/>
+        <w:rPr>
+          <w:color w:val="000000"/>
+          <w:lang w:eastAsia="ar-SA"/>
+        </w:rPr>
+      </w:pPr>
+      <w:r>
+        <w:rPr>
+          <w:b/>
+          <w:bCs/>
+          <w:color w:val="000000"/>
+          <w:lang w:eastAsia="ar-SA"/>
+        </w:rPr>
+        <w:t>Вхідні дані до виконання проєкту</w:t>
+      </w:r>
+      <w:r>
+        <w:rPr>
+          <w:color w:val="000000"/>
+          <w:lang w:eastAsia="ar-SA"/>
+        </w:rPr>
+        <w:t>:</w:t>
+      </w:r>
+    </w:p>
+    <w:p>
+      <w:pPr>
+        <w:spacing w:line="360" w:lineRule="auto"/>
+        <w:rPr>
+          <w:color w:val="000000"/>
+          <w:lang w:eastAsia="ar-SA"/>
+        </w:rPr>
+      </w:pPr>
+      <w:r>
+        <w:rPr>
+          <w:color w:val="000000"/>
+          <w:lang w:eastAsia="ar-SA"/>
+        </w:rPr>
+        <w:t xml:space="preserve">Мова програмування: </w:t>
+      </w:r>
+      <w:proofErr w:type="spellStart"/>
+      <w:r>
+        <w:rPr>
+          <w:color w:val="000000"/>
+          <w:lang w:eastAsia="ar-SA"/>
+        </w:rPr>
+        <w:t>Java</w:t>
+      </w:r>
+      <w:proofErr w:type="spellEnd"/>
+      <w:r>
+        <w:rPr>
+          <w:color w:val="000000"/>
+          <w:lang w:eastAsia="ar-SA"/>
+        </w:rPr>
+        <w:t xml:space="preserve">. </w:t>
+      </w:r>
+    </w:p>
+    <w:p>
+      <w:pPr>
+        <w:spacing w:line="360" w:lineRule="auto"/>
+        <w:rPr>
+          <w:color w:val="000000"/>
+          <w:lang w:eastAsia="ar-SA"/>
+        </w:rPr>
+      </w:pPr>
+      <w:r>
+        <w:rPr>
+          <w:color w:val="000000"/>
+          <w:lang w:eastAsia="ar-SA"/>
+        </w:rPr>
+        <w:t>Середовищ</w:t>
+      </w:r>
+      <w:r>
+        <w:rPr>
+          <w:color w:val="000000"/>
+          <w:lang w:eastAsia="ar-SA"/>
+        </w:rPr>
+        <w:t>е</w:t>
+      </w:r>
+      <w:r>
+        <w:rPr>
+          <w:color w:val="000000"/>
+          <w:lang w:eastAsia="ar-SA"/>
+        </w:rPr>
+        <w:t xml:space="preserve"> розробки: </w:t>
+      </w:r>
+      <w:proofErr w:type="spellStart"/>
+      <w:r>
+        <w:rPr>
+          <w:color w:val="000000"/>
+          <w:lang w:eastAsia="ar-SA"/>
+        </w:rPr>
+        <w:t>NetBeans</w:t>
+      </w:r>
+      <w:proofErr w:type="spellEnd"/>
+      <w:r>
+        <w:rPr>
+          <w:color w:val="000000"/>
+          <w:lang w:eastAsia="ar-SA"/>
+        </w:rPr>
+        <w:t xml:space="preserve"> IDE, </w:t>
+      </w:r>
+      <w:proofErr w:type="spellStart"/>
+      <w:r>
+        <w:rPr>
+          <w:color w:val="000000"/>
+          <w:lang w:eastAsia="ar-SA"/>
+        </w:rPr>
+        <w:t>IntelliJ</w:t>
+      </w:r>
+      <w:proofErr w:type="spellEnd"/>
+      <w:r>
+        <w:rPr>
+          <w:color w:val="000000"/>
+          <w:lang w:eastAsia="ar-SA"/>
+        </w:rPr>
+        <w:t xml:space="preserve"> IDEA, </w:t>
+      </w:r>
+      <w:proofErr w:type="spellStart"/>
+      <w:r>
+        <w:rPr>
+          <w:color w:val="000000"/>
+          <w:lang w:eastAsia="ar-SA"/>
+        </w:rPr>
+        <w:t>Eclipse</w:t>
+      </w:r>
+      <w:proofErr w:type="spellEnd"/>
+      <w:r>
+        <w:rPr>
+          <w:color w:val="000000"/>
+          <w:lang w:eastAsia="ar-SA"/>
+        </w:rPr>
+        <w:t xml:space="preserve"> або</w:t>
+      </w:r>
+      <w:r>
+        <w:rPr>
+          <w:color w:val="000000"/>
+          <w:lang w:eastAsia="ar-SA"/>
+        </w:rPr>
+        <w:t xml:space="preserve"> </w:t>
+      </w:r>
+      <w:proofErr w:type="spellStart"/>
+      <w:r>
+        <w:rPr>
+          <w:color w:val="000000"/>
+          <w:lang w:eastAsia="ar-SA"/>
+        </w:rPr>
+        <w:t>Visual</w:t>
+      </w:r>
+      <w:proofErr w:type="spellEnd"/>
+      <w:r>
+        <w:rPr>
+          <w:color w:val="000000"/>
+          <w:lang w:eastAsia="ar-SA"/>
+        </w:rPr>
+        <w:t xml:space="preserve"> </w:t>
+      </w:r>
+      <w:proofErr w:type="spellStart"/>
+      <w:r>
+        <w:rPr>
+          <w:color w:val="000000"/>
+          <w:lang w:eastAsia="ar-SA"/>
+        </w:rPr>
+        <w:t>Studio</w:t>
+      </w:r>
+      <w:proofErr w:type="spellEnd"/>
+      <w:r>
+        <w:rPr>
+          <w:color w:val="000000"/>
+          <w:lang w:eastAsia="ar-SA"/>
+        </w:rPr>
+        <w:t xml:space="preserve"> </w:t>
+      </w:r>
+      <w:proofErr w:type="spellStart"/>
+      <w:r>
+        <w:rPr>
+          <w:color w:val="000000"/>
+          <w:lang w:eastAsia="ar-SA"/>
+        </w:rPr>
+        <w:t>Code</w:t>
+      </w:r>
+      <w:proofErr w:type="spellEnd"/>
+      <w:r>
+        <w:rPr>
+          <w:color w:val="000000"/>
+          <w:lang w:eastAsia="ar-SA"/>
+        </w:rPr>
+        <w:t xml:space="preserve">. </w:t>
+      </w:r>
+    </w:p>
+    <w:p>
+      <w:pPr>
+        <w:spacing w:line="360" w:lineRule="auto"/>
+        <w:rPr>
+          <w:color w:val="000000"/>
+          <w:lang w:eastAsia="ar-SA"/>
+        </w:rPr>
+      </w:pPr>
+      <w:r>
+        <w:rPr>
+          <w:color w:val="000000"/>
+          <w:lang w:eastAsia="ar-SA"/>
+        </w:rPr>
+        <w:t>Графічний інтерфейс</w:t>
+      </w:r>
+      <w:r>
+        <w:rPr>
+          <w:color w:val="000000"/>
+          <w:lang w:eastAsia="ar-SA"/>
+        </w:rPr>
+        <w:t>:</w:t>
+      </w:r>
+      <w:r>
+        <w:rPr>
+          <w:color w:val="000000"/>
+          <w:lang w:eastAsia="ar-SA"/>
+        </w:rPr>
+        <w:t xml:space="preserve"> платформа </w:t>
+      </w:r>
+      <w:proofErr w:type="spellStart"/>
+      <w:r>
+        <w:rPr>
+          <w:color w:val="000000"/>
+          <w:lang w:eastAsia="ar-SA"/>
+        </w:rPr>
+        <w:t>JavaFX</w:t>
+      </w:r>
+      <w:proofErr w:type="spellEnd"/>
+      <w:r>
+        <w:rPr>
+          <w:color w:val="000000"/>
+          <w:lang w:eastAsia="ar-SA"/>
+        </w:rPr>
+        <w:t xml:space="preserve">, </w:t>
+      </w:r>
+      <w:proofErr w:type="spellStart"/>
+      <w:r>
+        <w:rPr>
+          <w:color w:val="000000"/>
+          <w:lang w:eastAsia="ar-SA"/>
+        </w:rPr>
+        <w:t>Swing</w:t>
+      </w:r>
+      <w:proofErr w:type="spellEnd"/>
+      <w:r>
+        <w:rPr>
+          <w:color w:val="000000"/>
+          <w:lang w:eastAsia="ar-SA"/>
+        </w:rPr>
+        <w:t xml:space="preserve"> або</w:t>
+      </w:r>
+      <w:r>
+        <w:rPr>
+          <w:color w:val="000000"/>
+          <w:lang w:eastAsia="ar-SA"/>
+        </w:rPr>
+        <w:t xml:space="preserve"> AWT.</w:t>
+      </w:r>
+    </w:p>
+    <w:p>
+      <w:pPr>
+        <w:jc w:val="both"/>
+        <w:rPr>
+          <w:color w:val="000000"/>
+          <w:sz w:val="20"/>
+          <w:szCs w:val="20"/>
+          <w:lang w:eastAsia="ar-SA"/>
+        </w:rPr>
+      </w:pPr>
+      <w:r>
+        <w:rPr>
+          <w:color w:val="000000"/>
+          <w:sz w:val="20"/>
+          <w:szCs w:val="20"/>
+          <w:lang w:eastAsia="ar-SA"/>
+        </w:rPr>
+        <w:t xml:space="preserve">Зображення мікрооб'єкта: мінімум три графічних примітива (один з яких – текст). Зображення кожного макрооб’єкту повинно складатись не менше чим з трьох графічних примітивів (лінія, прямокутник, коло, арка, полігон, текст, графічний образ та інших), при цьому обов’язково один з примітивів повинен бути текст. Додати до класу мікрооб’єкта в якості елемента посилальний тип, щоб зробити необхідним глибинне </w:t>
+      </w:r>
+      <w:proofErr w:type="spellStart"/>
+      <w:r>
+        <w:rPr>
+          <w:color w:val="000000"/>
+          <w:sz w:val="20"/>
+          <w:szCs w:val="20"/>
+          <w:lang w:eastAsia="ar-SA"/>
+        </w:rPr>
+        <w:t>копіювання.Для</w:t>
+      </w:r>
+      <w:proofErr w:type="spellEnd"/>
+      <w:r>
+        <w:rPr>
+          <w:color w:val="000000"/>
+          <w:sz w:val="20"/>
+          <w:szCs w:val="20"/>
+          <w:lang w:eastAsia="ar-SA"/>
+        </w:rPr>
+        <w:t xml:space="preserve"> класу </w:t>
+      </w:r>
+      <w:r>
+        <w:rPr>
+          <w:color w:val="000000"/>
+          <w:sz w:val="20"/>
+          <w:szCs w:val="20"/>
+          <w:lang w:eastAsia="ar-SA"/>
+        </w:rPr>
+        <w:lastRenderedPageBreak/>
+        <w:t xml:space="preserve">мікрооб’єкта слід реалізувати глибинне копіювання. </w:t>
+      </w:r>
+      <w:proofErr w:type="spellStart"/>
+      <w:r>
+        <w:rPr>
+          <w:color w:val="000000"/>
+          <w:sz w:val="20"/>
+          <w:szCs w:val="20"/>
+          <w:lang w:eastAsia="ar-SA"/>
+        </w:rPr>
+        <w:t>Макроб’єкти</w:t>
+      </w:r>
+      <w:proofErr w:type="spellEnd"/>
+      <w:r>
+        <w:rPr>
+          <w:color w:val="000000"/>
+          <w:sz w:val="20"/>
+          <w:szCs w:val="20"/>
+          <w:lang w:eastAsia="ar-SA"/>
+        </w:rPr>
+        <w:t xml:space="preserve"> повинні мати можливість містити кількість мікрооб’єктів більше двох.  </w:t>
+      </w:r>
+      <w:proofErr w:type="spellStart"/>
+      <w:r>
+        <w:rPr>
+          <w:color w:val="000000"/>
+          <w:sz w:val="20"/>
+          <w:szCs w:val="20"/>
+          <w:lang w:eastAsia="ar-SA"/>
+        </w:rPr>
+        <w:t>Повина</w:t>
+      </w:r>
+      <w:proofErr w:type="spellEnd"/>
+      <w:r>
+        <w:rPr>
+          <w:color w:val="000000"/>
+          <w:sz w:val="20"/>
+          <w:szCs w:val="20"/>
+          <w:lang w:eastAsia="ar-SA"/>
+        </w:rPr>
+        <w:t xml:space="preserve"> бути реалізована ієрархія класів мікрооб'єктів, яка містить як мінімум три рівня наслідування, які можуть </w:t>
+      </w:r>
+      <w:proofErr w:type="spellStart"/>
+      <w:r>
+        <w:rPr>
+          <w:color w:val="000000"/>
+          <w:sz w:val="20"/>
+          <w:szCs w:val="20"/>
+          <w:lang w:eastAsia="ar-SA"/>
+        </w:rPr>
+        <w:t>інстанціонуватись</w:t>
+      </w:r>
+      <w:proofErr w:type="spellEnd"/>
+      <w:r>
+        <w:rPr>
+          <w:color w:val="000000"/>
+          <w:sz w:val="20"/>
+          <w:szCs w:val="20"/>
+          <w:lang w:eastAsia="ar-SA"/>
+        </w:rPr>
+        <w:t xml:space="preserve"> і </w:t>
+      </w:r>
+      <w:r>
+        <w:rPr>
+          <w:color w:val="000000"/>
+          <w:sz w:val="20"/>
+          <w:szCs w:val="20"/>
+          <w:lang w:eastAsia="ar-SA"/>
+        </w:rPr>
+        <w:t>від</w:t>
+      </w:r>
+      <w:r>
+        <w:rPr>
+          <w:color w:val="000000"/>
+          <w:sz w:val="20"/>
+          <w:szCs w:val="20"/>
+          <w:lang w:eastAsia="ar-SA"/>
+        </w:rPr>
+        <w:t xml:space="preserve">ображатись на екрані. Повинен бути реалізований наступний запит: знайти мікрооб’єкт з вказаними параметрами. Програма шукає об’єкт з введеними параметрами і видає на екран: його місце розташування, приналежність до макрооб’єктів (чи зазначає, що мікрооб’єкт не належить жодному макрооб’єкту). Повинен бути реалізований наступний запит: видати перелік мікрооб’єктів, які належать вказаному макрооб’єкту. Повинен бути реалізований наступний запит: видати перелік мікрооб’єктів, які не належать жодному макрооб’єкту. Повинен бути реалізований наступний запит: встановити критерій сортування мікрооб’єктів у запитах, які виводять переліки. Критеріїв сортування повинно бути не менше трьох, наприклад: </w:t>
+      </w:r>
+      <w:proofErr w:type="spellStart"/>
+      <w:r>
+        <w:rPr>
+          <w:color w:val="000000"/>
+          <w:sz w:val="20"/>
+          <w:szCs w:val="20"/>
+          <w:lang w:eastAsia="ar-SA"/>
+        </w:rPr>
+        <w:t>Ім’я_студента</w:t>
+      </w:r>
+      <w:proofErr w:type="spellEnd"/>
+      <w:r>
+        <w:rPr>
+          <w:color w:val="000000"/>
+          <w:sz w:val="20"/>
+          <w:szCs w:val="20"/>
+          <w:lang w:eastAsia="ar-SA"/>
+        </w:rPr>
+        <w:t xml:space="preserve">, </w:t>
+      </w:r>
+      <w:proofErr w:type="spellStart"/>
+      <w:r>
+        <w:rPr>
+          <w:color w:val="000000"/>
+          <w:sz w:val="20"/>
+          <w:szCs w:val="20"/>
+          <w:lang w:eastAsia="ar-SA"/>
+        </w:rPr>
+        <w:t>Середній_бал</w:t>
+      </w:r>
+      <w:proofErr w:type="spellEnd"/>
+      <w:r>
+        <w:rPr>
+          <w:color w:val="000000"/>
+          <w:sz w:val="20"/>
+          <w:szCs w:val="20"/>
+          <w:lang w:eastAsia="ar-SA"/>
+        </w:rPr>
+        <w:t xml:space="preserve">, Кількість_Оцінок_4_та_вище. Повинен бути реалізований автоматичний рух деяких мікрооб’єктів: 1) при русі деякі мікрооб'єкти взаємодіють між собою; 2) деякі мікрооб'єкти заходять в макрооб'єкти та деякі виходять; 3) характер руху мікрооб'єктів повинен змінюватись при натискуванні певної клавіші клавіатури або при виборі команди меню. </w:t>
+      </w:r>
+      <w:r>
+        <w:rPr>
+          <w:color w:val="000000"/>
+          <w:sz w:val="20"/>
+          <w:szCs w:val="20"/>
+          <w:lang w:eastAsia="ar-SA"/>
+        </w:rPr>
+        <w:t xml:space="preserve">Необхідно реалізувати щонайменше три запити на підрахунок мікрооб’єктів. Наприклад: а) кількість активних мікрооб’єктів; б) кількість об’єктів із рівнем життя понад 50%; в) кількість об’єктів, що розташовані у правій частині екрана тощо. </w:t>
+      </w:r>
+      <w:r>
+        <w:rPr>
+          <w:color w:val="000000"/>
+          <w:sz w:val="20"/>
+          <w:szCs w:val="20"/>
+          <w:lang w:eastAsia="ar-SA"/>
+        </w:rPr>
+        <w:t xml:space="preserve">У вікні програми відображається лише певна частина ігрового світу, яка не повинна перевищувати 25% його загального розміру. Реалізувати можливість змінювати частину ігрового світу, яку спостерігає користувач. Повинна бути реалізована </w:t>
+      </w:r>
+      <w:proofErr w:type="spellStart"/>
+      <w:r>
+        <w:rPr>
+          <w:color w:val="000000"/>
+          <w:sz w:val="20"/>
+          <w:szCs w:val="20"/>
+          <w:lang w:eastAsia="ar-SA"/>
+        </w:rPr>
+        <w:t>мінікарта</w:t>
+      </w:r>
+      <w:proofErr w:type="spellEnd"/>
+      <w:r>
+        <w:rPr>
+          <w:color w:val="000000"/>
+          <w:sz w:val="20"/>
+          <w:szCs w:val="20"/>
+          <w:lang w:eastAsia="ar-SA"/>
+        </w:rPr>
+        <w:t xml:space="preserve">, яка дозволяє прискорену навігацію: 1) на </w:t>
+      </w:r>
+      <w:proofErr w:type="spellStart"/>
+      <w:r>
+        <w:rPr>
+          <w:color w:val="000000"/>
+          <w:sz w:val="20"/>
+          <w:szCs w:val="20"/>
+          <w:lang w:eastAsia="ar-SA"/>
+        </w:rPr>
+        <w:t>мінікарті</w:t>
+      </w:r>
+      <w:proofErr w:type="spellEnd"/>
+      <w:r>
+        <w:rPr>
+          <w:color w:val="000000"/>
+          <w:sz w:val="20"/>
+          <w:szCs w:val="20"/>
+          <w:lang w:eastAsia="ar-SA"/>
+        </w:rPr>
+        <w:t xml:space="preserve"> повинна бути позначена видима область універсального об’єкта; 2) рух видимої області універсального об’єкта відповідно змінює </w:t>
+      </w:r>
+      <w:proofErr w:type="spellStart"/>
+      <w:r>
+        <w:rPr>
+          <w:color w:val="000000"/>
+          <w:sz w:val="20"/>
+          <w:szCs w:val="20"/>
+          <w:lang w:eastAsia="ar-SA"/>
+        </w:rPr>
+        <w:t>мінікарту</w:t>
+      </w:r>
+      <w:proofErr w:type="spellEnd"/>
+      <w:r>
+        <w:rPr>
+          <w:color w:val="000000"/>
+          <w:sz w:val="20"/>
+          <w:szCs w:val="20"/>
+          <w:lang w:eastAsia="ar-SA"/>
+        </w:rPr>
+        <w:t xml:space="preserve">; 3) макрооб’єкти та мікрооб’єкти позначені на </w:t>
+      </w:r>
+      <w:proofErr w:type="spellStart"/>
+      <w:r>
+        <w:rPr>
+          <w:color w:val="000000"/>
+          <w:sz w:val="20"/>
+          <w:szCs w:val="20"/>
+          <w:lang w:eastAsia="ar-SA"/>
+        </w:rPr>
+        <w:t>мінікарті</w:t>
+      </w:r>
+      <w:proofErr w:type="spellEnd"/>
+      <w:r>
+        <w:rPr>
+          <w:color w:val="000000"/>
+          <w:sz w:val="20"/>
+          <w:szCs w:val="20"/>
+          <w:lang w:eastAsia="ar-SA"/>
+        </w:rPr>
+        <w:t xml:space="preserve">; 4) рух та взаємодія мікрооб’єктів призводить до відповідних змін на </w:t>
+      </w:r>
+      <w:proofErr w:type="spellStart"/>
+      <w:r>
+        <w:rPr>
+          <w:color w:val="000000"/>
+          <w:sz w:val="20"/>
+          <w:szCs w:val="20"/>
+          <w:lang w:eastAsia="ar-SA"/>
+        </w:rPr>
+        <w:t>мінікарті</w:t>
+      </w:r>
+      <w:proofErr w:type="spellEnd"/>
+      <w:r>
+        <w:rPr>
+          <w:color w:val="000000"/>
+          <w:sz w:val="20"/>
+          <w:szCs w:val="20"/>
+          <w:lang w:eastAsia="ar-SA"/>
+        </w:rPr>
+        <w:t xml:space="preserve">; 5) натискування лівої кнопки миші на </w:t>
+      </w:r>
+      <w:proofErr w:type="spellStart"/>
+      <w:r>
+        <w:rPr>
+          <w:color w:val="000000"/>
+          <w:sz w:val="20"/>
+          <w:szCs w:val="20"/>
+          <w:lang w:eastAsia="ar-SA"/>
+        </w:rPr>
+        <w:t>мінікарті</w:t>
+      </w:r>
+      <w:proofErr w:type="spellEnd"/>
+      <w:r>
+        <w:rPr>
+          <w:color w:val="000000"/>
+          <w:sz w:val="20"/>
+          <w:szCs w:val="20"/>
+          <w:lang w:eastAsia="ar-SA"/>
+        </w:rPr>
+        <w:t xml:space="preserve"> призводить до переміщення видимої області універсального об’єкта. Повинна бути запрограмована серіалізація/де-серіалізація всіх об’єктів у текстовий/бінарний/XML файл. Серіалізація/де-серіалізація обов’язково повинна зберігати не тільки власне інформацію про стан </w:t>
+      </w:r>
+      <w:proofErr w:type="spellStart"/>
+      <w:r>
+        <w:rPr>
+          <w:color w:val="000000"/>
+          <w:sz w:val="20"/>
+          <w:szCs w:val="20"/>
+          <w:lang w:eastAsia="ar-SA"/>
+        </w:rPr>
+        <w:t>макро</w:t>
+      </w:r>
+      <w:proofErr w:type="spellEnd"/>
+      <w:r>
+        <w:rPr>
+          <w:color w:val="000000"/>
+          <w:sz w:val="20"/>
+          <w:szCs w:val="20"/>
+          <w:lang w:eastAsia="ar-SA"/>
+        </w:rPr>
+        <w:t>- та мікро-об’єктів, але й про їх позицію на екрані.</w:t>
+      </w:r>
+    </w:p>
+    <w:p>
+      <w:pPr>
+        <w:ind w:firstLine="720"/>
+        <w:rPr>
+          <w:color w:val="000000"/>
+          <w:lang w:eastAsia="ar-SA"/>
+        </w:rPr>
+      </w:pPr>
+    </w:p>
+    <w:p>
+      <w:pPr>
+        <w:jc w:val="both"/>
+        <w:rPr>
+          <w:b/>
+          <w:bCs/>
+          <w:color w:val="000000"/>
+          <w:lang w:eastAsia="ar-SA"/>
+        </w:rPr>
+      </w:pPr>
+      <w:r>
+        <w:rPr>
+          <w:b/>
+          <w:bCs/>
+          <w:color w:val="000000"/>
+          <w:lang w:eastAsia="ar-SA"/>
+        </w:rPr>
+        <w:t>Зміст пояснювальної записки:</w:t>
+      </w:r>
+    </w:p>
+    <w:p>
+      <w:pPr>
+        <w:ind w:firstLine="709"/>
+        <w:rPr>
+          <w:color w:val="000000"/>
+          <w:lang w:eastAsia="ar-SA"/>
+        </w:rPr>
+      </w:pPr>
+      <w:r>
+        <w:rPr>
+          <w:color w:val="000000"/>
+          <w:lang w:eastAsia="ar-SA"/>
+        </w:rPr>
+        <w:t>АНОТАЦІЯ</w:t>
+      </w:r>
+    </w:p>
+    <w:p>
+      <w:pPr>
+        <w:ind w:firstLine="709"/>
+        <w:rPr>
+          <w:color w:val="000000"/>
+          <w:lang w:eastAsia="ar-SA"/>
+        </w:rPr>
+      </w:pPr>
+      <w:r>
+        <w:rPr>
+          <w:color w:val="000000"/>
+          <w:lang w:eastAsia="ar-SA"/>
+        </w:rPr>
+        <w:t>ЗМІСТ</w:t>
+      </w:r>
+    </w:p>
+    <w:p>
+      <w:pPr>
+        <w:ind w:firstLine="709"/>
+        <w:rPr>
+          <w:color w:val="000000"/>
+          <w:lang w:eastAsia="ar-SA"/>
+        </w:rPr>
+      </w:pPr>
+      <w:r>
+        <w:rPr>
+          <w:color w:val="000000"/>
+          <w:lang w:eastAsia="ar-SA"/>
+        </w:rPr>
+        <w:t>ВСТУП</w:t>
+      </w:r>
+    </w:p>
+    <w:p>
+      <w:pPr>
+        <w:tabs>
+          <w:tab w:val="left" w:pos="567"/>
+        </w:tabs>
+        <w:ind w:firstLine="709"/>
+        <w:rPr>
+          <w:color w:val="000000"/>
+          <w:lang w:eastAsia="ar-SA"/>
+        </w:rPr>
+      </w:pPr>
+      <w:r>
+        <w:rPr>
+          <w:color w:val="000000"/>
+          <w:lang w:eastAsia="ar-SA"/>
+        </w:rPr>
+        <w:t xml:space="preserve">1 АНАЛІЗ СУЧАСНОГО СТАНУ ПИТАННЯ ТА ОБҐРУНТУВАННЯ ЗАВДАННЯ НА РОБОТУ </w:t>
+      </w:r>
+    </w:p>
+    <w:p>
+      <w:pPr>
+        <w:tabs>
+          <w:tab w:val="left" w:pos="567"/>
+        </w:tabs>
+        <w:ind w:firstLine="709"/>
+        <w:jc w:val="both"/>
+        <w:rPr>
+          <w:color w:val="000000"/>
+          <w:lang w:eastAsia="ar-SA"/>
+        </w:rPr>
+      </w:pPr>
+      <w:r>
+        <w:rPr>
+          <w:color w:val="000000"/>
+          <w:lang w:eastAsia="ar-SA"/>
+        </w:rPr>
+        <w:t>2 РОЗРОБКА ПІДСИСТЕМИ ГРАФІЧНОГО ВІДОБРАЖЕННЯ</w:t>
+      </w:r>
+    </w:p>
+    <w:p>
+      <w:pPr>
+        <w:tabs>
+          <w:tab w:val="left" w:pos="567"/>
+        </w:tabs>
+        <w:ind w:firstLine="709"/>
+        <w:jc w:val="both"/>
+        <w:rPr>
+          <w:color w:val="000000"/>
+          <w:lang w:eastAsia="ar-SA"/>
+        </w:rPr>
+      </w:pPr>
+      <w:r>
+        <w:rPr>
+          <w:color w:val="000000"/>
+          <w:lang w:eastAsia="ar-SA"/>
+        </w:rPr>
+        <w:t>3 РОЗРОБКА ДІАГРАМ КЛАСІВ, ОБ’ЄКТІВ ТА СТАНУ</w:t>
+      </w:r>
+    </w:p>
+    <w:p>
+      <w:pPr>
+        <w:tabs>
+          <w:tab w:val="left" w:pos="567"/>
+        </w:tabs>
+        <w:ind w:firstLine="709"/>
+        <w:jc w:val="both"/>
+        <w:rPr>
+          <w:color w:val="000000"/>
+          <w:lang w:eastAsia="ar-SA"/>
+        </w:rPr>
+      </w:pPr>
+      <w:r>
+        <w:rPr>
+          <w:color w:val="000000"/>
+          <w:lang w:eastAsia="ar-SA"/>
+        </w:rPr>
+        <w:t>4 КЕРІВНИЦТВО КОРИСТУВАЧА</w:t>
+      </w:r>
+    </w:p>
+    <w:p>
+      <w:pPr>
+        <w:ind w:left="720"/>
+        <w:rPr>
+          <w:color w:val="000000"/>
+          <w:lang w:eastAsia="ar-SA"/>
+        </w:rPr>
+      </w:pPr>
+      <w:r>
+        <w:rPr>
+          <w:color w:val="000000"/>
+          <w:lang w:eastAsia="ar-SA"/>
+        </w:rPr>
+        <w:t>ВИСНОВКИ</w:t>
+      </w:r>
+    </w:p>
+    <w:p>
+      <w:pPr>
+        <w:ind w:left="720"/>
+        <w:rPr>
+          <w:color w:val="000000"/>
+          <w:lang w:eastAsia="ar-SA"/>
+        </w:rPr>
+      </w:pPr>
+      <w:r>
+        <w:rPr>
+          <w:color w:val="000000"/>
+          <w:lang w:eastAsia="ar-SA"/>
+        </w:rPr>
+        <w:t>СПИСОК ВИКОРИСТАНИХ ДЖЕРЕЛ</w:t>
+      </w:r>
+    </w:p>
+    <w:p>
+      <w:pPr>
+        <w:ind w:firstLine="720"/>
+        <w:rPr>
+          <w:color w:val="000000"/>
+          <w:lang w:eastAsia="ar-SA"/>
+        </w:rPr>
+      </w:pPr>
+      <w:r>
+        <w:rPr>
+          <w:color w:val="000000"/>
+          <w:lang w:eastAsia="ar-SA"/>
+        </w:rPr>
+        <w:t>ДОДАТОК А (обов’язковий) Лістинг програми</w:t>
+      </w:r>
+    </w:p>
+    <w:p>
+      <w:pPr>
+        <w:ind w:firstLine="720"/>
+        <w:rPr>
+          <w:color w:val="000000"/>
+          <w:sz w:val="20"/>
+          <w:szCs w:val="20"/>
+          <w:lang w:eastAsia="ar-SA"/>
+        </w:rPr>
+      </w:pPr>
+    </w:p>
+    <w:p>
+      <w:pPr>
+        <w:ind w:firstLine="720"/>
+        <w:rPr>
+          <w:color w:val="000000"/>
+          <w:sz w:val="20"/>
+          <w:szCs w:val="20"/>
+          <w:lang w:eastAsia="ar-SA"/>
+        </w:rPr>
+      </w:pPr>
+    </w:p>
+    <w:p>
+      <w:pPr>
+        <w:ind w:firstLine="720"/>
+        <w:rPr>
+          <w:color w:val="000000"/>
+          <w:lang w:eastAsia="ar-SA"/>
+        </w:rPr>
+      </w:pPr>
+      <w:r>
+        <w:rPr>
+          <w:b/>
+          <w:bCs/>
+          <w:color w:val="000000"/>
+          <w:lang w:eastAsia="ar-SA"/>
+        </w:rPr>
+        <w:t>Дата видачі завдання:</w:t>
+      </w:r>
+      <w:r>
+        <w:rPr>
+          <w:color w:val="000000"/>
+          <w:lang w:eastAsia="ar-SA"/>
+        </w:rPr>
+        <w:t xml:space="preserve"> </w:t>
+      </w:r>
+      <w:r>
+        <w:rPr>
+          <w:color w:val="000000"/>
+          <w:lang w:eastAsia="ar-SA"/>
+        </w:rPr>
+        <w:t>”</w:t>
+      </w:r>
+      <w:r>
+        <w:rPr>
+          <w:color w:val="000000"/>
+          <w:lang w:eastAsia="ar-SA"/>
+        </w:rPr>
+        <w:t>11</w:t>
+      </w:r>
+      <w:r>
+        <w:rPr>
+          <w:color w:val="000000"/>
+          <w:lang w:eastAsia="ar-SA"/>
+        </w:rPr>
+        <w:t xml:space="preserve">” </w:t>
+      </w:r>
+      <w:r>
+        <w:rPr>
+          <w:color w:val="000000"/>
+          <w:lang w:eastAsia="ar-SA"/>
+        </w:rPr>
+        <w:t>лютого</w:t>
+      </w:r>
+      <w:r>
+        <w:rPr>
+          <w:color w:val="000000"/>
+          <w:lang w:eastAsia="ar-SA"/>
+        </w:rPr>
+        <w:t xml:space="preserve"> 202</w:t>
+      </w:r>
+      <w:r>
+        <w:rPr>
+          <w:color w:val="000000"/>
+          <w:lang w:eastAsia="ar-SA"/>
+        </w:rPr>
+        <w:t>6</w:t>
+      </w:r>
+      <w:r>
+        <w:rPr>
+          <w:color w:val="000000"/>
+          <w:lang w:eastAsia="ar-SA"/>
+        </w:rPr>
+        <w:t xml:space="preserve"> р.</w:t>
+      </w:r>
+    </w:p>
+    <w:p>
+      <w:pPr>
+        <w:ind w:firstLine="720"/>
+        <w:rPr>
+          <w:color w:val="000000"/>
+          <w:lang w:eastAsia="ar-SA"/>
+        </w:rPr>
+      </w:pPr>
+      <w:r>
+        <w:rPr>
+          <w:b/>
+          <w:bCs/>
+          <w:color w:val="000000"/>
+          <w:lang w:eastAsia="ar-SA"/>
+        </w:rPr>
+        <w:t>Строк подання завершеної курсової роботи</w:t>
+      </w:r>
+      <w:r>
+        <w:rPr>
+          <w:color w:val="000000"/>
+          <w:lang w:eastAsia="ar-SA"/>
+        </w:rPr>
+        <w:t>: 1</w:t>
+      </w:r>
+      <w:r>
+        <w:rPr>
+          <w:color w:val="000000"/>
+          <w:lang w:eastAsia="ar-SA"/>
+        </w:rPr>
+        <w:t>8</w:t>
+      </w:r>
+      <w:r>
+        <w:rPr>
+          <w:color w:val="000000"/>
+          <w:lang w:eastAsia="ar-SA"/>
+        </w:rPr>
+        <w:t xml:space="preserve"> червня 2026 р.</w:t>
+      </w:r>
+      <w:r>
+        <w:rPr>
+          <w:color w:val="000000"/>
+          <w:lang w:eastAsia="ar-SA"/>
+        </w:rPr>
+        <w:t xml:space="preserve">   </w:t>
+      </w:r>
+    </w:p>
+    <w:p>
+      <w:pPr>
+        <w:ind w:firstLine="720"/>
+        <w:rPr>
+          <w:color w:val="000000"/>
+          <w:lang w:eastAsia="ar-SA"/>
+        </w:rPr>
+      </w:pPr>
+      <w:r>
+        <w:rPr>
+          <w:rFonts w:ascii="Blackadder ITC" w:hAnsi="Blackadder ITC"/>
+          <w:noProof/>
+          <w:lang w:eastAsia="ru-RU"/>
+        </w:rPr>
+        <w:drawing>
+          <wp:anchor distT="0" distB="0" distL="114300" distR="114300" simplePos="0" relativeHeight="251664384" behindDoc="1" locked="0" layoutInCell="1" allowOverlap="1" wp14:anchorId="455A30A2" wp14:editId="30088D78">
+            <wp:simplePos x="0" y="0"/>
+            <wp:positionH relativeFrom="column">
+              <wp:posOffset>1386840</wp:posOffset>
+            </wp:positionH>
+            <wp:positionV relativeFrom="paragraph">
+              <wp:posOffset>111760</wp:posOffset>
+            </wp:positionV>
+            <wp:extent cx="1303655" cy="418465"/>
+            <wp:effectExtent l="0" t="304800" r="29845" b="305435"/>
+            <wp:wrapNone/>
+            <wp:docPr id="2022007091" name="Рисунок 290"/>
+            <wp:cNvGraphicFramePr>
+              <a:graphicFrameLocks xmlns:a="http://schemas.openxmlformats.org/drawingml/2006/main" noChangeAspect="1"/>
+            </wp:cNvGraphicFramePr>
+            <a:graphic xmlns:a="http://schemas.openxmlformats.org/drawingml/2006/main">
+              <a:graphicData uri="http://schemas.openxmlformats.org/drawingml/2006/picture">
+                <pic:pic xmlns:pic="http://schemas.openxmlformats.org/drawingml/2006/picture">
+                  <pic:nvPicPr>
+                    <pic:cNvPr id="0" name="Picture 1"/>
+                    <pic:cNvPicPr>
+                      <a:picLocks noChangeAspect="1" noChangeArrowheads="1"/>
+                    </pic:cNvPicPr>
+                  </pic:nvPicPr>
+                  <pic:blipFill>
+                    <a:blip r:embed="rId8">
+                      <a:extLst>
+                        <a:ext uri="{28A0092B-C50C-407E-A947-70E740481C1C}">
+                          <a14:useLocalDpi xmlns:a14="http://schemas.microsoft.com/office/drawing/2010/main" val="0"/>
+                        </a:ext>
+                      </a:extLst>
+                    </a:blip>
+                    <a:srcRect/>
+                    <a:stretch>
+                      <a:fillRect/>
+                    </a:stretch>
+                  </pic:blipFill>
+                  <pic:spPr bwMode="auto">
+                    <a:xfrm rot="19797752">
+                      <a:off x="0" y="0"/>
+                      <a:ext cx="1303655" cy="418465"/>
+                    </a:xfrm>
+                    <a:prstGeom prst="rect">
+                      <a:avLst/>
+                    </a:prstGeom>
+                    <a:noFill/>
+                    <a:ln>
+                      <a:noFill/>
+                    </a:ln>
+                  </pic:spPr>
+                </pic:pic>
+              </a:graphicData>
+            </a:graphic>
+            <wp14:sizeRelH relativeFrom="page">
+              <wp14:pctWidth>0</wp14:pctWidth>
+            </wp14:sizeRelH>
+            <wp14:sizeRelV relativeFrom="page">
+              <wp14:pctHeight>0</wp14:pctHeight>
+            </wp14:sizeRelV>
+          </wp:anchor>
+        </w:drawing>
+      </w:r>
+    </w:p>
+    <w:p>
+      <w:pPr>
+        <w:ind w:firstLine="720"/>
+        <w:rPr>
+          <w:color w:val="000000"/>
+          <w:lang w:eastAsia="ar-SA"/>
+        </w:rPr>
+      </w:pPr>
+      <w:r>
+        <w:rPr>
+          <w:color w:val="000000"/>
+          <w:lang w:eastAsia="ar-SA"/>
+        </w:rPr>
+        <w:t xml:space="preserve">Керівник _________________ </w:t>
+      </w:r>
+      <w:r>
+        <w:rPr>
+          <w:color w:val="000000"/>
+          <w:lang w:eastAsia="ar-SA"/>
+        </w:rPr>
+        <w:t xml:space="preserve">                    </w:t>
+      </w:r>
+      <w:r>
+        <w:t xml:space="preserve">Олександр </w:t>
+      </w:r>
+      <w:r>
+        <w:t>РЕШЕТНІК</w:t>
+      </w:r>
+    </w:p>
+    <w:p>
+      <w:pPr>
+        <w:rPr>
+          <w:i/>
+          <w:iCs/>
+          <w:color w:val="000000"/>
+          <w:lang w:eastAsia="ar-SA"/>
+        </w:rPr>
+      </w:pPr>
+      <w:r>
+        <w:rPr>
+          <w:rFonts w:ascii="Blackadder ITC" w:hAnsi="Blackadder ITC"/>
+          <w:noProof/>
+          <w:lang w:eastAsia="ru-RU"/>
+        </w:rPr>
+        <w:drawing>
+          <wp:anchor distT="0" distB="0" distL="114300" distR="114300" simplePos="0" relativeHeight="251660288" behindDoc="1" locked="0" layoutInCell="1" allowOverlap="1" wp14:anchorId="53280D88" wp14:editId="429C0B8C">
+            <wp:simplePos x="0" y="0"/>
+            <wp:positionH relativeFrom="column">
+              <wp:posOffset>2034540</wp:posOffset>
+            </wp:positionH>
+            <wp:positionV relativeFrom="paragraph">
+              <wp:posOffset>109855</wp:posOffset>
+            </wp:positionV>
+            <wp:extent cx="1303655" cy="418465"/>
+            <wp:effectExtent l="0" t="304800" r="29845" b="305435"/>
+            <wp:wrapNone/>
+            <wp:docPr id="290" name="Рисунок 290"/>
+            <wp:cNvGraphicFramePr>
+              <a:graphicFrameLocks xmlns:a="http://schemas.openxmlformats.org/drawingml/2006/main" noChangeAspect="1"/>
+            </wp:cNvGraphicFramePr>
+            <a:graphic xmlns:a="http://schemas.openxmlformats.org/drawingml/2006/main">
+              <a:graphicData uri="http://schemas.openxmlformats.org/drawingml/2006/picture">
+                <pic:pic xmlns:pic="http://schemas.openxmlformats.org/drawingml/2006/picture">
+                  <pic:nvPicPr>
+                    <pic:cNvPr id="0" name="Picture 1"/>
+                    <pic:cNvPicPr>
+                      <a:picLocks noChangeAspect="1" noChangeArrowheads="1"/>
+                    </pic:cNvPicPr>
+                  </pic:nvPicPr>
+                  <pic:blipFill>
+                    <a:blip r:embed="rId8">
+                      <a:extLst>
+                        <a:ext uri="{28A0092B-C50C-407E-A947-70E740481C1C}">
+                          <a14:useLocalDpi xmlns:a14="http://schemas.microsoft.com/office/drawing/2010/main" val="0"/>
+                        </a:ext>
+                      </a:extLst>
+                    </a:blip>
+                    <a:srcRect/>
+                    <a:stretch>
+                      <a:fillRect/>
+                    </a:stretch>
+                  </pic:blipFill>
+                  <pic:spPr bwMode="auto">
+                    <a:xfrm rot="19797752">
+                      <a:off x="0" y="0"/>
+                      <a:ext cx="1303655" cy="418465"/>
+                    </a:xfrm>
+                    <a:prstGeom prst="rect">
+                      <a:avLst/>
+                    </a:prstGeom>
+                    <a:noFill/>
+                    <a:ln>
+                      <a:noFill/>
+                    </a:ln>
+                  </pic:spPr>
+                </pic:pic>
+              </a:graphicData>
+            </a:graphic>
+            <wp14:sizeRelH relativeFrom="page">
+              <wp14:pctWidth>0</wp14:pctWidth>
+            </wp14:sizeRelH>
+            <wp14:sizeRelV relativeFrom="page">
+              <wp14:pctHeight>0</wp14:pctHeight>
+            </wp14:sizeRelV>
+          </wp:anchor>
+        </w:drawing>
+      </w:r>
+      <w:r>
+        <w:rPr>
+          <w:color w:val="000000"/>
+          <w:lang w:eastAsia="ar-SA"/>
+        </w:rPr>
+        <w:t xml:space="preserve">                                 </w:t>
+      </w:r>
+      <w:r>
+        <w:rPr>
+          <w:color w:val="000000"/>
+          <w:lang w:eastAsia="ar-SA"/>
+        </w:rPr>
+        <w:t xml:space="preserve">        </w:t>
+      </w:r>
+      <w:r>
+        <w:rPr>
+          <w:color w:val="000000"/>
+          <w:lang w:eastAsia="ar-SA"/>
+        </w:rPr>
+        <w:t xml:space="preserve"> </w:t>
+      </w:r>
+      <w:r>
+        <w:rPr>
+          <w:i/>
+          <w:iCs/>
+          <w:color w:val="000000"/>
+          <w:lang w:eastAsia="ar-SA"/>
+        </w:rPr>
+        <w:t>(підпис)</w:t>
+      </w:r>
+    </w:p>
+    <w:p>
+      <w:pPr>
+        <w:ind w:firstLine="720"/>
+        <w:rPr>
+          <w:color w:val="000000"/>
+          <w:lang w:eastAsia="ar-SA"/>
+        </w:rPr>
+      </w:pPr>
+      <w:r>
+        <w:rPr>
+          <w:color w:val="000000"/>
+          <w:lang w:eastAsia="ar-SA"/>
+        </w:rPr>
+        <w:t>Завдання отримав  _________________</w:t>
+      </w:r>
+      <w:r>
+        <w:rPr>
+          <w:color w:val="000000"/>
+          <w:lang w:eastAsia="ar-SA"/>
+        </w:rPr>
+        <w:t xml:space="preserve">     </w:t>
+      </w:r>
+      <w:r>
+        <w:rPr>
+          <w:color w:val="000000"/>
+          <w:lang w:eastAsia="ar-SA"/>
+        </w:rPr>
+        <w:t>Олександр КОВАЛЬ</w:t>
+      </w:r>
+    </w:p>
+    <w:p>
+      <w:pPr>
+        <w:tabs>
+          <w:tab w:val="left" w:pos="8220"/>
+        </w:tabs>
+        <w:rPr>
+          <w:i/>
+          <w:iCs/>
+          <w:color w:val="000000"/>
+          <w:lang w:eastAsia="ar-SA"/>
+        </w:rPr>
+      </w:pPr>
+      <w:r>
+        <w:rPr>
+          <w:i/>
+          <w:iCs/>
+          <w:color w:val="000000"/>
+          <w:lang w:eastAsia="ar-SA"/>
+        </w:rPr>
+        <w:t xml:space="preserve">                                                                (підпис)</w:t>
+      </w:r>
+      <w:r>
+        <w:rPr>
+          <w:i/>
+          <w:iCs/>
+          <w:color w:val="000000"/>
+          <w:lang w:eastAsia="ar-SA"/>
+        </w:rPr>
+        <w:tab/>
+      </w:r>
+    </w:p>
+    <w:p>
+      <w:pPr>
+        <w:tabs>
+          <w:tab w:val="left" w:pos="0"/>
+        </w:tabs>
+        <w:spacing w:line="360" w:lineRule="auto"/>
+        <w:jc w:val="center"/>
+        <w:rPr>
+          <w:b/>
+          <w:bCs/>
+          <w:caps/>
+          <w:kern w:val="28"/>
+        </w:rPr>
+      </w:pPr>
+      <w:r>
+        <w:rPr>
+          <w:caps/>
+          <w:kern w:val="28"/>
+        </w:rPr>
+        <w:br w:type="page"/>
+      </w:r>
+      <w:r>
+        <w:rPr>
+          <w:b/>
+          <w:bCs/>
+          <w:caps/>
+          <w:kern w:val="28"/>
+        </w:rPr>
+        <w:lastRenderedPageBreak/>
+        <w:t>АНОТАЦІЯ</w:t>
+      </w:r>
+    </w:p>
+    <w:p>
+      <w:pPr>
+        <w:tabs>
+          <w:tab w:val="left" w:pos="0"/>
+        </w:tabs>
+        <w:spacing w:line="360" w:lineRule="auto"/>
+        <w:jc w:val="center"/>
+        <w:rPr>
+          <w:caps/>
+          <w:kern w:val="28"/>
+        </w:rPr>
+      </w:pPr>
+    </w:p>
+    <w:p>
+      <w:pPr>
+        <w:tabs>
+          <w:tab w:val="left" w:pos="0"/>
+        </w:tabs>
+        <w:spacing w:line="360" w:lineRule="auto"/>
+        <w:ind w:firstLine="720"/>
+        <w:jc w:val="both"/>
+      </w:pPr>
+      <w:r>
+        <w:t>Коваль О.Д.</w:t>
+      </w:r>
+      <w:r>
+        <w:t xml:space="preserve"> Розробка програмної системи для моделювання об’єктів </w:t>
+      </w:r>
+      <w:r>
+        <w:t>”</w:t>
+      </w:r>
+      <w:r>
+        <w:rPr>
+          <w:lang w:val="en-US"/>
+        </w:rPr>
+        <w:t>Roman Conquest</w:t>
+      </w:r>
+      <w:r>
+        <w:t>. Макрооб'єкти:</w:t>
+      </w:r>
+      <w:r>
+        <w:t xml:space="preserve"> база, башта, джерело руди</w:t>
+      </w:r>
+      <w:r>
+        <w:t>. Мікрооб'єкти:</w:t>
+      </w:r>
+      <w:r>
+        <w:t xml:space="preserve"> воїн, центуріон, преторіанець</w:t>
+      </w:r>
+      <w:r>
+        <w:t xml:space="preserve">.” з використанням UML та мови програмування </w:t>
+      </w:r>
+      <w:proofErr w:type="spellStart"/>
+      <w:r>
+        <w:t>Java</w:t>
+      </w:r>
+      <w:proofErr w:type="spellEnd"/>
+      <w:r>
+        <w:t>.</w:t>
+      </w:r>
+      <w:r>
+        <w:t xml:space="preserve"> : курсова робота з дисципліни «Об’єктно-орієнтоване програмування»</w:t>
+      </w:r>
+    </w:p>
+    <w:p>
+      <w:pPr>
+        <w:tabs>
+          <w:tab w:val="left" w:pos="0"/>
+        </w:tabs>
+        <w:spacing w:line="360" w:lineRule="auto"/>
+        <w:ind w:firstLine="720"/>
+        <w:jc w:val="both"/>
+      </w:pPr>
+      <w:r>
+        <w:t xml:space="preserve">У курсовій роботі </w:t>
+      </w:r>
+      <w:r>
+        <w:t xml:space="preserve">здійснена розробка </w:t>
+      </w:r>
+      <w:r>
+        <w:t xml:space="preserve">програмного </w:t>
+      </w:r>
+      <w:r>
+        <w:t xml:space="preserve">застосунку </w:t>
+      </w:r>
+      <w:r>
+        <w:t xml:space="preserve">для </w:t>
+      </w:r>
+      <w:r>
+        <w:t>O</w:t>
+      </w:r>
+      <w:r>
+        <w:t>С</w:t>
+      </w:r>
+      <w:r>
+        <w:t xml:space="preserve"> Windows</w:t>
+      </w:r>
+      <w:r>
+        <w:t>/</w:t>
+      </w:r>
+      <w:r>
+        <w:rPr>
+          <w:lang w:val="en-US"/>
+        </w:rPr>
+        <w:t>Linux</w:t>
+      </w:r>
+      <w:r>
+        <w:t>/</w:t>
+      </w:r>
+      <w:r>
+        <w:rPr>
+          <w:lang w:val="en-US"/>
+        </w:rPr>
+        <w:t>Mac</w:t>
+      </w:r>
+      <w:r>
+        <w:t xml:space="preserve"> </w:t>
+      </w:r>
+      <w:r>
+        <w:rPr>
+          <w:lang w:val="en-US"/>
+        </w:rPr>
+        <w:t>OS</w:t>
+      </w:r>
+      <w:r>
+        <w:t>, виконан</w:t>
+      </w:r>
+      <w:r>
+        <w:t>ий</w:t>
+      </w:r>
+      <w:r>
+        <w:t xml:space="preserve"> за допомогою </w:t>
+      </w:r>
+      <w:r>
+        <w:rPr>
+          <w:lang w:val="en-US"/>
+        </w:rPr>
+        <w:t>JavaFX</w:t>
+      </w:r>
+      <w:r>
+        <w:t>.</w:t>
+      </w:r>
+      <w:r>
+        <w:t xml:space="preserve"> Програмний застосунок моделює функціонування</w:t>
+      </w:r>
+      <w:r>
+        <w:t xml:space="preserve"> об’єктів </w:t>
+      </w:r>
+      <w:r>
+        <w:t>”</w:t>
+      </w:r>
+      <w:r>
+        <w:t xml:space="preserve">воїни, будівлі </w:t>
+      </w:r>
+      <w:r>
+        <w:t>”</w:t>
+      </w:r>
+      <w:r>
+        <w:t xml:space="preserve"> з використанням </w:t>
+      </w:r>
+      <w:r>
+        <w:rPr>
+          <w:lang w:val="en-US"/>
+        </w:rPr>
+        <w:t>UML</w:t>
+      </w:r>
+      <w:r>
+        <w:t xml:space="preserve"> та мови програмування </w:t>
+      </w:r>
+      <w:r>
+        <w:rPr>
+          <w:lang w:val="en-US"/>
+        </w:rPr>
+        <w:t>Java</w:t>
+      </w:r>
+      <w:r>
+        <w:t xml:space="preserve">. Використано усі основні принципи об’єктно-орієнтованого програмування, а саме: абстракція, інкапсуляція, успадкування та поліморфізм. </w:t>
+      </w:r>
+      <w:r>
+        <w:t>Проаналізовано проблему зменшення зацікавленості в історії стародавнього Риму та інфраструктуру його армії</w:t>
+      </w:r>
+      <w:r>
+        <w:t>.</w:t>
+      </w:r>
+      <w:r>
+        <w:t xml:space="preserve"> Створено готовий програмний продукт. </w:t>
+      </w:r>
+    </w:p>
+    <w:p>
+      <w:pPr>
+        <w:tabs>
+          <w:tab w:val="left" w:pos="0"/>
+        </w:tabs>
+        <w:spacing w:line="360" w:lineRule="auto"/>
+        <w:ind w:firstLine="720"/>
+        <w:jc w:val="both"/>
+      </w:pPr>
+      <w:r>
+        <w:t xml:space="preserve">Ключові слова: </w:t>
+      </w:r>
+      <w:r>
+        <w:t>мікрооб</w:t>
+      </w:r>
+      <w:r>
+        <w:t>’</w:t>
+      </w:r>
+      <w:r>
+        <w:t>єкти, успадкування, макрооб</w:t>
+      </w:r>
+      <w:r>
+        <w:t>’</w:t>
+      </w:r>
+      <w:r>
+        <w:t>єкти, агрегація, універсальний об</w:t>
+      </w:r>
+      <w:r>
+        <w:t>’</w:t>
+      </w:r>
+      <w:r>
+        <w:t xml:space="preserve">єкт, композиція. </w:t>
+      </w:r>
+    </w:p>
+    <w:p>
+      <w:pPr>
+        <w:tabs>
+          <w:tab w:val="left" w:pos="0"/>
+        </w:tabs>
+        <w:spacing w:line="360" w:lineRule="auto"/>
+        <w:ind w:firstLine="720"/>
+        <w:jc w:val="both"/>
+        <w:sectPr>
+          <w:headerReference w:type="default" r:id="rId10"/>
+          <w:pgSz w:w="11906" w:h="16838" w:code="9"/>
+          <w:pgMar w:top="1134" w:right="567" w:bottom="1134" w:left="1418" w:header="720" w:footer="720" w:gutter="0"/>
+          <w:cols w:space="720"/>
+          <w:titlePg/>
+          <w:docGrid w:linePitch="326" w:charSpace="-6350"/>
+        </w:sectPr>
+      </w:pPr>
+    </w:p>
+    <w:p>
+      <w:pPr>
+        <w:tabs>
+          <w:tab w:val="left" w:pos="0"/>
+        </w:tabs>
+        <w:spacing w:line="360" w:lineRule="auto"/>
+        <w:jc w:val="center"/>
+        <w:rPr>
+          <w:b/>
+          <w:bCs/>
+        </w:rPr>
+      </w:pPr>
+      <w:r>
+        <w:rPr>
+          <w:b/>
+          <w:bCs/>
+        </w:rPr>
+        <w:lastRenderedPageBreak/>
+        <w:t>ЗМІСТ</w:t>
+      </w:r>
+    </w:p>
+    <w:p>
+      <w:pPr>
+        <w:spacing w:line="360" w:lineRule="auto"/>
+        <w:rPr>
+          <w:lang w:val="en-US"/>
+        </w:rPr>
+      </w:pPr>
+    </w:p>
+    <w:tbl>
+      <w:tblPr>
+        <w:tblStyle w:val="ad"/>
+        <w:tblW w:w="10031" w:type="dxa"/>
+        <w:tblBorders>
+          <w:top w:val="none" w:sz="0" w:space="0" w:color="auto"/>
+          <w:left w:val="none" w:sz="0" w:space="0" w:color="auto"/>
+          <w:bottom w:val="none" w:sz="0" w:space="0" w:color="auto"/>
+          <w:right w:val="none" w:sz="0" w:space="0" w:color="auto"/>
+          <w:insideH w:val="none" w:sz="0" w:space="0" w:color="auto"/>
+          <w:insideV w:val="none" w:sz="0" w:space="0" w:color="auto"/>
+        </w:tblBorders>
+        <w:tblLook w:val="04A0" w:firstRow="1" w:lastRow="0" w:firstColumn="1" w:lastColumn="0" w:noHBand="0" w:noVBand="1"/>
+      </w:tblPr>
+      <w:tblGrid>
+        <w:gridCol w:w="9322"/>
+        <w:gridCol w:w="709"/>
+      </w:tblGrid>
+      <w:tr>
+        <w:tc>
+          <w:tcPr>
+            <w:tcW w:w="9322" w:type="dxa"/>
+          </w:tcPr>
+          <w:p>
+            <w:pPr>
+              <w:spacing w:line="360" w:lineRule="auto"/>
+              <w:rPr>
+                <w:sz w:val="28"/>
+                <w:szCs w:val="28"/>
+              </w:rPr>
+            </w:pPr>
+            <w:r>
+              <w:rPr>
+                <w:sz w:val="28"/>
+                <w:szCs w:val="28"/>
+              </w:rPr>
+              <w:t>ВСТУП</w:t>
+            </w:r>
+          </w:p>
+        </w:tc>
+        <w:tc>
+          <w:tcPr>
+            <w:tcW w:w="709" w:type="dxa"/>
+          </w:tcPr>
+          <w:p>
+            <w:pPr>
+              <w:spacing w:line="360" w:lineRule="auto"/>
+              <w:jc w:val="right"/>
+              <w:rPr>
+                <w:sz w:val="28"/>
+                <w:szCs w:val="28"/>
+              </w:rPr>
+            </w:pPr>
+            <w:r>
+              <w:rPr>
+                <w:sz w:val="28"/>
+                <w:szCs w:val="28"/>
+              </w:rPr>
+              <w:t>4</w:t>
+            </w:r>
+          </w:p>
+        </w:tc>
+      </w:tr>
+      <w:tr>
+        <w:tc>
+          <w:tcPr>
+            <w:tcW w:w="9322" w:type="dxa"/>
+          </w:tcPr>
+          <w:p>
+            <w:pPr>
+              <w:spacing w:line="360" w:lineRule="auto"/>
+              <w:rPr>
+                <w:sz w:val="28"/>
+                <w:szCs w:val="28"/>
+              </w:rPr>
+            </w:pPr>
+            <w:r>
+              <w:rPr>
+                <w:sz w:val="28"/>
+                <w:szCs w:val="28"/>
+              </w:rPr>
+              <w:t>1 АНАЛІЗ СУЧАСНОГО СТАНУ ПИТАННЯ ТА ОБҐРУНТУВАННЯ ЗАВДАННЯ НА РОБОТУ</w:t>
+            </w:r>
+          </w:p>
+        </w:tc>
+        <w:tc>
+          <w:tcPr>
+            <w:tcW w:w="709" w:type="dxa"/>
+          </w:tcPr>
+          <w:p>
+            <w:pPr>
+              <w:spacing w:line="360" w:lineRule="auto"/>
+              <w:jc w:val="right"/>
+              <w:rPr>
+                <w:sz w:val="28"/>
+                <w:szCs w:val="28"/>
+              </w:rPr>
+            </w:pPr>
+            <w:r>
+              <w:rPr>
+                <w:sz w:val="28"/>
+                <w:szCs w:val="28"/>
+              </w:rPr>
+              <w:t>7</w:t>
+            </w:r>
+          </w:p>
+        </w:tc>
+      </w:tr>
+      <w:tr>
+        <w:tc>
+          <w:tcPr>
+            <w:tcW w:w="9322" w:type="dxa"/>
+          </w:tcPr>
+          <w:p>
+            <w:pPr>
+              <w:spacing w:line="360" w:lineRule="auto"/>
+              <w:rPr>
+                <w:sz w:val="28"/>
+                <w:szCs w:val="28"/>
+              </w:rPr>
+            </w:pPr>
+            <w:r>
+              <w:rPr>
+                <w:sz w:val="28"/>
+                <w:szCs w:val="28"/>
+              </w:rPr>
+              <w:t>1.1 Предметна область</w:t>
+            </w:r>
+          </w:p>
+        </w:tc>
+        <w:tc>
+          <w:tcPr>
+            <w:tcW w:w="709" w:type="dxa"/>
+          </w:tcPr>
+          <w:p>
+            <w:pPr>
+              <w:spacing w:line="360" w:lineRule="auto"/>
+              <w:jc w:val="right"/>
+              <w:rPr>
+                <w:sz w:val="28"/>
+                <w:szCs w:val="28"/>
+              </w:rPr>
+            </w:pPr>
+            <w:r>
+              <w:rPr>
+                <w:sz w:val="28"/>
+                <w:szCs w:val="28"/>
+              </w:rPr>
+              <w:t>7</w:t>
+            </w:r>
+          </w:p>
+        </w:tc>
+      </w:tr>
+      <w:tr>
+        <w:tc>
+          <w:tcPr>
+            <w:tcW w:w="9322" w:type="dxa"/>
+          </w:tcPr>
+          <w:p>
+            <w:pPr>
+              <w:spacing w:line="360" w:lineRule="auto"/>
+              <w:rPr>
+                <w:sz w:val="28"/>
+                <w:szCs w:val="28"/>
+              </w:rPr>
+            </w:pPr>
+            <w:r>
+              <w:rPr>
+                <w:sz w:val="28"/>
+                <w:szCs w:val="28"/>
+              </w:rPr>
+              <w:t xml:space="preserve">1.2 </w:t>
+            </w:r>
+            <w:proofErr w:type="spellStart"/>
+            <w:r>
+              <w:rPr>
+                <w:sz w:val="28"/>
+                <w:szCs w:val="28"/>
+              </w:rPr>
+              <w:t>Розробка</w:t>
+            </w:r>
+            <w:proofErr w:type="spellEnd"/>
+            <w:r>
+              <w:rPr>
+                <w:sz w:val="28"/>
+                <w:szCs w:val="28"/>
+              </w:rPr>
+              <w:t xml:space="preserve"> </w:t>
+            </w:r>
+            <w:proofErr w:type="spellStart"/>
+            <w:r>
+              <w:rPr>
+                <w:sz w:val="28"/>
+                <w:szCs w:val="28"/>
+              </w:rPr>
+              <w:t>технічного</w:t>
+            </w:r>
+            <w:proofErr w:type="spellEnd"/>
+            <w:r>
+              <w:rPr>
+                <w:sz w:val="28"/>
+                <w:szCs w:val="28"/>
+              </w:rPr>
+              <w:t xml:space="preserve"> </w:t>
+            </w:r>
+            <w:proofErr w:type="spellStart"/>
+            <w:r>
+              <w:rPr>
+                <w:sz w:val="28"/>
+                <w:szCs w:val="28"/>
+              </w:rPr>
+              <w:t>завдання</w:t>
+            </w:r>
+            <w:proofErr w:type="spellEnd"/>
+            <w:r>
+              <w:rPr>
+                <w:sz w:val="28"/>
+                <w:szCs w:val="28"/>
+              </w:rPr>
+              <w:t xml:space="preserve"> на роботу</w:t>
+            </w:r>
+          </w:p>
+        </w:tc>
+        <w:tc>
+          <w:tcPr>
+            <w:tcW w:w="709" w:type="dxa"/>
+          </w:tcPr>
+          <w:p>
+            <w:pPr>
+              <w:spacing w:line="360" w:lineRule="auto"/>
+              <w:jc w:val="right"/>
+              <w:rPr>
+                <w:sz w:val="28"/>
+                <w:szCs w:val="28"/>
+              </w:rPr>
+            </w:pPr>
+            <w:r>
+              <w:rPr>
+                <w:sz w:val="28"/>
+                <w:szCs w:val="28"/>
+              </w:rPr>
+              <w:t>9</w:t>
+            </w:r>
+          </w:p>
+        </w:tc>
+      </w:tr>
+      <w:tr>
+        <w:tc>
+          <w:tcPr>
+            <w:tcW w:w="9322" w:type="dxa"/>
+          </w:tcPr>
+          <w:p>
+            <w:pPr>
+              <w:spacing w:line="360" w:lineRule="auto"/>
+              <w:rPr>
+                <w:sz w:val="28"/>
+                <w:szCs w:val="28"/>
+              </w:rPr>
+            </w:pPr>
+            <w:r>
+              <w:rPr>
+                <w:sz w:val="28"/>
+                <w:szCs w:val="28"/>
+              </w:rPr>
+              <w:t xml:space="preserve">1.3 </w:t>
+            </w:r>
+            <w:proofErr w:type="spellStart"/>
+            <w:r>
+              <w:rPr>
+                <w:sz w:val="28"/>
+                <w:szCs w:val="28"/>
+              </w:rPr>
+              <w:t>Обґрунтування</w:t>
+            </w:r>
+            <w:proofErr w:type="spellEnd"/>
+            <w:r>
+              <w:rPr>
+                <w:sz w:val="28"/>
+                <w:szCs w:val="28"/>
+              </w:rPr>
+              <w:t xml:space="preserve"> </w:t>
+            </w:r>
+            <w:proofErr w:type="spellStart"/>
+            <w:r>
+              <w:rPr>
+                <w:sz w:val="28"/>
+                <w:szCs w:val="28"/>
+              </w:rPr>
+              <w:t>вибору</w:t>
+            </w:r>
+            <w:proofErr w:type="spellEnd"/>
+            <w:r>
+              <w:rPr>
+                <w:sz w:val="28"/>
+                <w:szCs w:val="28"/>
+              </w:rPr>
+              <w:t xml:space="preserve"> </w:t>
+            </w:r>
+            <w:proofErr w:type="spellStart"/>
+            <w:r>
+              <w:rPr>
+                <w:sz w:val="28"/>
+                <w:szCs w:val="28"/>
+              </w:rPr>
+              <w:t>мови</w:t>
+            </w:r>
+            <w:proofErr w:type="spellEnd"/>
+            <w:r>
+              <w:rPr>
+                <w:sz w:val="28"/>
+                <w:szCs w:val="28"/>
+              </w:rPr>
+              <w:t xml:space="preserve"> </w:t>
+            </w:r>
+            <w:proofErr w:type="spellStart"/>
+            <w:r>
+              <w:rPr>
+                <w:sz w:val="28"/>
+                <w:szCs w:val="28"/>
+              </w:rPr>
+              <w:t>програмування</w:t>
+            </w:r>
+            <w:proofErr w:type="spellEnd"/>
+          </w:p>
+        </w:tc>
+        <w:tc>
+          <w:tcPr>
+            <w:tcW w:w="709" w:type="dxa"/>
+          </w:tcPr>
+          <w:p>
+            <w:pPr>
+              <w:spacing w:line="360" w:lineRule="auto"/>
+              <w:jc w:val="right"/>
+              <w:rPr>
+                <w:sz w:val="28"/>
+                <w:szCs w:val="28"/>
+                <w:lang w:val="uk-UA"/>
+              </w:rPr>
+            </w:pPr>
+            <w:r>
+              <w:rPr>
+                <w:sz w:val="28"/>
+                <w:szCs w:val="28"/>
+              </w:rPr>
+              <w:t>13</w:t>
+            </w:r>
+          </w:p>
+        </w:tc>
+      </w:tr>
+      <w:tr>
+        <w:tc>
+          <w:tcPr>
+            <w:tcW w:w="9322" w:type="dxa"/>
+          </w:tcPr>
+          <w:p>
+            <w:pPr>
+              <w:spacing w:line="360" w:lineRule="auto"/>
+              <w:rPr>
+                <w:sz w:val="28"/>
+                <w:szCs w:val="28"/>
+              </w:rPr>
+            </w:pPr>
+            <w:r>
+              <w:rPr>
+                <w:sz w:val="28"/>
+                <w:szCs w:val="28"/>
+              </w:rPr>
+              <w:t xml:space="preserve">1.4 </w:t>
+            </w:r>
+            <w:proofErr w:type="spellStart"/>
+            <w:r>
+              <w:rPr>
+                <w:sz w:val="28"/>
+                <w:szCs w:val="28"/>
+              </w:rPr>
+              <w:t>Висновки</w:t>
+            </w:r>
+            <w:proofErr w:type="spellEnd"/>
+          </w:p>
+        </w:tc>
+        <w:tc>
+          <w:tcPr>
+            <w:tcW w:w="709" w:type="dxa"/>
+          </w:tcPr>
+          <w:p>
+            <w:pPr>
+              <w:spacing w:line="360" w:lineRule="auto"/>
+              <w:jc w:val="right"/>
+              <w:rPr>
+                <w:sz w:val="28"/>
+                <w:szCs w:val="28"/>
+                <w:lang w:val="uk-UA"/>
+              </w:rPr>
+            </w:pPr>
+            <w:r>
+              <w:rPr>
+                <w:sz w:val="28"/>
+                <w:szCs w:val="28"/>
+              </w:rPr>
+              <w:t>17</w:t>
+            </w:r>
+          </w:p>
+        </w:tc>
+      </w:tr>
+      <w:tr>
+        <w:tc>
+          <w:tcPr>
+            <w:tcW w:w="9322" w:type="dxa"/>
+          </w:tcPr>
+          <w:p>
+            <w:pPr>
+              <w:spacing w:line="360" w:lineRule="auto"/>
+              <w:rPr>
+                <w:sz w:val="28"/>
+                <w:szCs w:val="28"/>
+              </w:rPr>
+            </w:pPr>
+            <w:r>
+              <w:rPr>
+                <w:sz w:val="28"/>
+                <w:szCs w:val="28"/>
+                <w:lang w:val="uk-UA"/>
+              </w:rPr>
+              <w:t>2</w:t>
+            </w:r>
+            <w:r>
+              <w:rPr>
+                <w:sz w:val="28"/>
+                <w:szCs w:val="28"/>
+              </w:rPr>
+              <w:t xml:space="preserve"> РОЗРОБКА ПІДСИСТЕМИ ГРАФІЧНОГО ВІДОБРАЖЕННЯ</w:t>
+            </w:r>
+          </w:p>
+        </w:tc>
+        <w:tc>
+          <w:tcPr>
+            <w:tcW w:w="709" w:type="dxa"/>
+          </w:tcPr>
+          <w:p>
+            <w:pPr>
+              <w:spacing w:line="360" w:lineRule="auto"/>
+              <w:jc w:val="right"/>
+              <w:rPr>
+                <w:sz w:val="28"/>
+                <w:szCs w:val="28"/>
+                <w:lang w:val="uk-UA"/>
+              </w:rPr>
+            </w:pPr>
+            <w:r>
+              <w:rPr>
+                <w:sz w:val="28"/>
+                <w:szCs w:val="28"/>
+                <w:lang w:val="uk-UA"/>
+              </w:rPr>
+              <w:t>18</w:t>
+            </w:r>
+          </w:p>
+        </w:tc>
+      </w:tr>
+      <w:tr>
+        <w:tc>
+          <w:tcPr>
+            <w:tcW w:w="9322" w:type="dxa"/>
+          </w:tcPr>
+          <w:p>
+            <w:pPr>
+              <w:spacing w:line="360" w:lineRule="auto"/>
+              <w:rPr>
+                <w:sz w:val="28"/>
+                <w:szCs w:val="28"/>
+              </w:rPr>
+            </w:pPr>
+            <w:r>
+              <w:rPr>
+                <w:sz w:val="28"/>
+                <w:szCs w:val="28"/>
+                <w:lang w:val="uk-UA"/>
+              </w:rPr>
+              <w:t>2</w:t>
+            </w:r>
+            <w:r>
+              <w:rPr>
+                <w:sz w:val="28"/>
+                <w:szCs w:val="28"/>
+              </w:rPr>
+              <w:t xml:space="preserve">.1 </w:t>
+            </w:r>
+            <w:proofErr w:type="spellStart"/>
+            <w:r>
+              <w:rPr>
+                <w:sz w:val="28"/>
+                <w:szCs w:val="28"/>
+              </w:rPr>
+              <w:t>Математична</w:t>
+            </w:r>
+            <w:proofErr w:type="spellEnd"/>
+            <w:r>
+              <w:rPr>
+                <w:sz w:val="28"/>
+                <w:szCs w:val="28"/>
+              </w:rPr>
+              <w:t xml:space="preserve"> модель </w:t>
+            </w:r>
+            <w:proofErr w:type="spellStart"/>
+            <w:r>
+              <w:rPr>
+                <w:sz w:val="28"/>
+                <w:szCs w:val="28"/>
+              </w:rPr>
+              <w:t>об’єкта</w:t>
+            </w:r>
+            <w:proofErr w:type="spellEnd"/>
+          </w:p>
+        </w:tc>
+        <w:tc>
+          <w:tcPr>
+            <w:tcW w:w="709" w:type="dxa"/>
+          </w:tcPr>
+          <w:p>
+            <w:pPr>
+              <w:spacing w:line="360" w:lineRule="auto"/>
+              <w:jc w:val="right"/>
+              <w:rPr>
+                <w:sz w:val="28"/>
+                <w:szCs w:val="28"/>
+                <w:lang w:val="uk-UA"/>
+              </w:rPr>
+            </w:pPr>
+            <w:r>
+              <w:rPr>
+                <w:sz w:val="28"/>
+                <w:szCs w:val="28"/>
+                <w:lang w:val="uk-UA"/>
+              </w:rPr>
+              <w:t>18</w:t>
+            </w:r>
+          </w:p>
+        </w:tc>
+      </w:tr>
+      <w:tr>
+        <w:tc>
+          <w:tcPr>
+            <w:tcW w:w="9322" w:type="dxa"/>
+          </w:tcPr>
+          <w:p>
+            <w:pPr>
+              <w:spacing w:line="360" w:lineRule="auto"/>
+              <w:rPr>
+                <w:sz w:val="28"/>
+                <w:szCs w:val="28"/>
+              </w:rPr>
+            </w:pPr>
+            <w:r>
+              <w:rPr>
+                <w:sz w:val="28"/>
+                <w:szCs w:val="28"/>
+                <w:lang w:val="uk-UA"/>
+              </w:rPr>
+              <w:t>2</w:t>
+            </w:r>
+            <w:r>
+              <w:rPr>
+                <w:sz w:val="28"/>
+                <w:szCs w:val="28"/>
+              </w:rPr>
+              <w:t xml:space="preserve">.2 Модель </w:t>
+            </w:r>
+            <w:proofErr w:type="spellStart"/>
+            <w:r>
+              <w:rPr>
+                <w:sz w:val="28"/>
+                <w:szCs w:val="28"/>
+              </w:rPr>
+              <w:t>графічного</w:t>
+            </w:r>
+            <w:proofErr w:type="spellEnd"/>
+            <w:r>
+              <w:rPr>
+                <w:sz w:val="28"/>
+                <w:szCs w:val="28"/>
+              </w:rPr>
+              <w:t xml:space="preserve"> </w:t>
+            </w:r>
+            <w:proofErr w:type="spellStart"/>
+            <w:r>
+              <w:rPr>
+                <w:sz w:val="28"/>
+                <w:szCs w:val="28"/>
+              </w:rPr>
+              <w:t>відображення</w:t>
+            </w:r>
+            <w:proofErr w:type="spellEnd"/>
+          </w:p>
+        </w:tc>
+        <w:tc>
+          <w:tcPr>
+            <w:tcW w:w="709" w:type="dxa"/>
+          </w:tcPr>
+          <w:p>
+            <w:pPr>
+              <w:spacing w:line="360" w:lineRule="auto"/>
+              <w:jc w:val="right"/>
+              <w:rPr>
+                <w:sz w:val="28"/>
+                <w:szCs w:val="28"/>
+                <w:lang w:val="uk-UA"/>
+              </w:rPr>
+            </w:pPr>
+            <w:r>
+              <w:rPr>
+                <w:sz w:val="28"/>
+                <w:szCs w:val="28"/>
+                <w:lang w:val="uk-UA"/>
+              </w:rPr>
+              <w:t>20</w:t>
+            </w:r>
+          </w:p>
+        </w:tc>
+      </w:tr>
+      <w:tr>
+        <w:tc>
+          <w:tcPr>
+            <w:tcW w:w="9322" w:type="dxa"/>
+          </w:tcPr>
+          <w:p>
+            <w:pPr>
+              <w:spacing w:line="360" w:lineRule="auto"/>
+              <w:rPr>
+                <w:sz w:val="28"/>
+                <w:szCs w:val="28"/>
+              </w:rPr>
+            </w:pPr>
+            <w:r>
+              <w:rPr>
+                <w:sz w:val="28"/>
+                <w:szCs w:val="28"/>
+                <w:lang w:val="uk-UA"/>
+              </w:rPr>
+              <w:t>2</w:t>
+            </w:r>
+            <w:r>
+              <w:rPr>
+                <w:sz w:val="28"/>
+                <w:szCs w:val="28"/>
+              </w:rPr>
+              <w:t xml:space="preserve">.3 </w:t>
+            </w:r>
+            <w:proofErr w:type="spellStart"/>
+            <w:r>
+              <w:rPr>
+                <w:sz w:val="28"/>
+                <w:szCs w:val="28"/>
+              </w:rPr>
+              <w:t>Графічні</w:t>
+            </w:r>
+            <w:proofErr w:type="spellEnd"/>
+            <w:r>
+              <w:rPr>
+                <w:sz w:val="28"/>
+                <w:szCs w:val="28"/>
+              </w:rPr>
+              <w:t xml:space="preserve"> </w:t>
+            </w:r>
+            <w:proofErr w:type="spellStart"/>
+            <w:r>
+              <w:rPr>
+                <w:sz w:val="28"/>
+                <w:szCs w:val="28"/>
+              </w:rPr>
+              <w:t>процедури</w:t>
+            </w:r>
+            <w:proofErr w:type="spellEnd"/>
+            <w:r>
+              <w:rPr>
+                <w:sz w:val="28"/>
+                <w:szCs w:val="28"/>
+              </w:rPr>
+              <w:t xml:space="preserve"> </w:t>
+            </w:r>
+            <w:proofErr w:type="spellStart"/>
+            <w:r>
+              <w:rPr>
+                <w:sz w:val="28"/>
+                <w:szCs w:val="28"/>
+              </w:rPr>
+              <w:t>підсистеми</w:t>
+            </w:r>
+            <w:proofErr w:type="spellEnd"/>
+            <w:r>
+              <w:rPr>
+                <w:sz w:val="28"/>
+                <w:szCs w:val="28"/>
+              </w:rPr>
+              <w:t xml:space="preserve"> </w:t>
+            </w:r>
+            <w:proofErr w:type="spellStart"/>
+            <w:r>
+              <w:rPr>
+                <w:sz w:val="28"/>
+                <w:szCs w:val="28"/>
+              </w:rPr>
+              <w:t>графічного</w:t>
+            </w:r>
+            <w:proofErr w:type="spellEnd"/>
+            <w:r>
+              <w:rPr>
+                <w:sz w:val="28"/>
+                <w:szCs w:val="28"/>
+              </w:rPr>
+              <w:t xml:space="preserve"> </w:t>
+            </w:r>
+            <w:proofErr w:type="spellStart"/>
+            <w:r>
+              <w:rPr>
+                <w:sz w:val="28"/>
+                <w:szCs w:val="28"/>
+              </w:rPr>
+              <w:t>відображення</w:t>
+            </w:r>
+            <w:proofErr w:type="spellEnd"/>
+          </w:p>
+        </w:tc>
+        <w:tc>
+          <w:tcPr>
+            <w:tcW w:w="709" w:type="dxa"/>
+          </w:tcPr>
+          <w:p>
+            <w:pPr>
+              <w:spacing w:line="360" w:lineRule="auto"/>
+              <w:jc w:val="right"/>
+              <w:rPr>
+                <w:sz w:val="28"/>
+                <w:szCs w:val="28"/>
+                <w:lang w:val="uk-UA"/>
+              </w:rPr>
+            </w:pPr>
+            <w:r>
+              <w:rPr>
+                <w:sz w:val="28"/>
+                <w:szCs w:val="28"/>
+                <w:lang w:val="uk-UA"/>
+              </w:rPr>
+              <w:t>22</w:t>
+            </w:r>
+          </w:p>
+        </w:tc>
+      </w:tr>
+      <w:tr>
+        <w:tc>
+          <w:tcPr>
+            <w:tcW w:w="9322" w:type="dxa"/>
+          </w:tcPr>
+          <w:p>
+            <w:pPr>
+              <w:spacing w:line="360" w:lineRule="auto"/>
+              <w:rPr>
+                <w:sz w:val="28"/>
+                <w:szCs w:val="28"/>
+              </w:rPr>
+            </w:pPr>
+            <w:r>
+              <w:rPr>
+                <w:sz w:val="28"/>
+                <w:szCs w:val="28"/>
+              </w:rPr>
+              <w:t>3 Р</w:t>
+            </w:r>
+            <w:r>
+              <w:rPr>
+                <w:sz w:val="28"/>
+                <w:szCs w:val="28"/>
+              </w:rPr>
+              <w:t>ОЗРОБКА ДІАГРАМ КЛАСІВ, ОБ’ЄКТІВ ТА СТАНУ</w:t>
+            </w:r>
+          </w:p>
+        </w:tc>
+        <w:tc>
+          <w:tcPr>
+            <w:tcW w:w="709" w:type="dxa"/>
+          </w:tcPr>
+          <w:p>
+            <w:pPr>
+              <w:spacing w:line="360" w:lineRule="auto"/>
+              <w:jc w:val="right"/>
+              <w:rPr>
+                <w:sz w:val="28"/>
+                <w:szCs w:val="28"/>
+                <w:lang w:val="uk-UA"/>
+              </w:rPr>
+            </w:pPr>
+            <w:r>
+              <w:rPr>
+                <w:sz w:val="28"/>
+                <w:szCs w:val="28"/>
+                <w:lang w:val="uk-UA"/>
+              </w:rPr>
+              <w:t>24</w:t>
+            </w:r>
+          </w:p>
+        </w:tc>
+      </w:tr>
+      <w:tr>
+        <w:tc>
+          <w:tcPr>
+            <w:tcW w:w="9322" w:type="dxa"/>
+          </w:tcPr>
+          <w:p>
+            <w:pPr>
+              <w:spacing w:line="360" w:lineRule="auto"/>
+              <w:rPr>
+                <w:sz w:val="28"/>
+                <w:szCs w:val="28"/>
+              </w:rPr>
+            </w:pPr>
+            <w:r>
+              <w:rPr>
+                <w:sz w:val="28"/>
+                <w:szCs w:val="28"/>
+                <w:lang w:val="uk-UA"/>
+              </w:rPr>
+              <w:t>3</w:t>
+            </w:r>
+            <w:r>
+              <w:rPr>
+                <w:sz w:val="28"/>
+                <w:szCs w:val="28"/>
+              </w:rPr>
+              <w:t xml:space="preserve">.1 </w:t>
+            </w:r>
+            <w:proofErr w:type="spellStart"/>
+            <w:r>
+              <w:rPr>
+                <w:sz w:val="28"/>
+                <w:szCs w:val="28"/>
+              </w:rPr>
+              <w:t>Діаграм</w:t>
+            </w:r>
+            <w:proofErr w:type="spellEnd"/>
+            <w:r>
+              <w:rPr>
+                <w:sz w:val="28"/>
+                <w:szCs w:val="28"/>
+                <w:lang w:val="uk-UA"/>
+              </w:rPr>
+              <w:t>а</w:t>
+            </w:r>
+            <w:r>
+              <w:rPr>
+                <w:sz w:val="28"/>
+                <w:szCs w:val="28"/>
+              </w:rPr>
+              <w:t xml:space="preserve"> </w:t>
+            </w:r>
+            <w:proofErr w:type="spellStart"/>
+            <w:r>
+              <w:rPr>
+                <w:sz w:val="28"/>
+                <w:szCs w:val="28"/>
+              </w:rPr>
+              <w:t>наслідування</w:t>
+            </w:r>
+            <w:proofErr w:type="spellEnd"/>
+          </w:p>
+        </w:tc>
+        <w:tc>
+          <w:tcPr>
+            <w:tcW w:w="709" w:type="dxa"/>
+          </w:tcPr>
+          <w:p>
+            <w:pPr>
+              <w:spacing w:line="360" w:lineRule="auto"/>
+              <w:jc w:val="right"/>
+              <w:rPr>
+                <w:sz w:val="28"/>
+                <w:szCs w:val="28"/>
+                <w:lang w:val="uk-UA"/>
+              </w:rPr>
+            </w:pPr>
+            <w:r>
+              <w:rPr>
+                <w:sz w:val="28"/>
+                <w:szCs w:val="28"/>
+                <w:lang w:val="uk-UA"/>
+              </w:rPr>
+              <w:t>24</w:t>
+            </w:r>
+          </w:p>
+        </w:tc>
+      </w:tr>
+      <w:tr>
+        <w:tc>
+          <w:tcPr>
+            <w:tcW w:w="9322" w:type="dxa"/>
+          </w:tcPr>
+          <w:p>
+            <w:pPr>
+              <w:spacing w:line="360" w:lineRule="auto"/>
+              <w:rPr>
+                <w:sz w:val="28"/>
+                <w:szCs w:val="28"/>
+              </w:rPr>
+            </w:pPr>
+            <w:r>
+              <w:rPr>
+                <w:sz w:val="28"/>
+                <w:szCs w:val="28"/>
+                <w:lang w:val="uk-UA"/>
+              </w:rPr>
+              <w:t>3</w:t>
+            </w:r>
+            <w:r>
+              <w:rPr>
+                <w:sz w:val="28"/>
+                <w:szCs w:val="28"/>
+              </w:rPr>
+              <w:t xml:space="preserve">.2 </w:t>
+            </w:r>
+            <w:proofErr w:type="spellStart"/>
+            <w:r>
+              <w:rPr>
+                <w:sz w:val="28"/>
+                <w:szCs w:val="28"/>
+              </w:rPr>
+              <w:t>Діаграм</w:t>
+            </w:r>
+            <w:proofErr w:type="spellEnd"/>
+            <w:r>
+              <w:rPr>
+                <w:sz w:val="28"/>
+                <w:szCs w:val="28"/>
+                <w:lang w:val="uk-UA"/>
+              </w:rPr>
+              <w:t>а</w:t>
+            </w:r>
+            <w:r>
+              <w:rPr>
+                <w:sz w:val="28"/>
+                <w:szCs w:val="28"/>
+              </w:rPr>
+              <w:t xml:space="preserve"> </w:t>
+            </w:r>
+            <w:proofErr w:type="spellStart"/>
+            <w:r>
+              <w:rPr>
+                <w:sz w:val="28"/>
+                <w:szCs w:val="28"/>
+              </w:rPr>
+              <w:t>агрегації</w:t>
+            </w:r>
+            <w:proofErr w:type="spellEnd"/>
+          </w:p>
+        </w:tc>
+        <w:tc>
+          <w:tcPr>
+            <w:tcW w:w="709" w:type="dxa"/>
+          </w:tcPr>
+          <w:p>
+            <w:pPr>
+              <w:spacing w:line="360" w:lineRule="auto"/>
+              <w:jc w:val="right"/>
+              <w:rPr>
+                <w:sz w:val="28"/>
+                <w:szCs w:val="28"/>
+                <w:lang w:val="uk-UA"/>
+              </w:rPr>
+            </w:pPr>
+            <w:r>
+              <w:rPr>
+                <w:sz w:val="28"/>
+                <w:szCs w:val="28"/>
+                <w:lang w:val="uk-UA"/>
+              </w:rPr>
+              <w:t>26</w:t>
+            </w:r>
+          </w:p>
+        </w:tc>
+      </w:tr>
+      <w:tr>
+        <w:tc>
+          <w:tcPr>
+            <w:tcW w:w="9322" w:type="dxa"/>
+          </w:tcPr>
+          <w:p>
+            <w:pPr>
+              <w:spacing w:line="360" w:lineRule="auto"/>
+              <w:rPr>
+                <w:sz w:val="28"/>
+                <w:szCs w:val="28"/>
+              </w:rPr>
+            </w:pPr>
+            <w:r>
+              <w:rPr>
+                <w:sz w:val="28"/>
+                <w:szCs w:val="28"/>
+                <w:lang w:val="uk-UA"/>
+              </w:rPr>
+              <w:t>3</w:t>
+            </w:r>
+            <w:r>
+              <w:rPr>
+                <w:sz w:val="28"/>
+                <w:szCs w:val="28"/>
+              </w:rPr>
+              <w:t xml:space="preserve">.3 </w:t>
+            </w:r>
+            <w:proofErr w:type="spellStart"/>
+            <w:r>
+              <w:rPr>
+                <w:sz w:val="28"/>
+                <w:szCs w:val="28"/>
+              </w:rPr>
+              <w:t>Діаграм</w:t>
+            </w:r>
+            <w:proofErr w:type="spellEnd"/>
+            <w:r>
+              <w:rPr>
+                <w:sz w:val="28"/>
+                <w:szCs w:val="28"/>
+                <w:lang w:val="uk-UA"/>
+              </w:rPr>
+              <w:t>а</w:t>
+            </w:r>
+            <w:r>
+              <w:rPr>
+                <w:sz w:val="28"/>
+                <w:szCs w:val="28"/>
+              </w:rPr>
+              <w:t xml:space="preserve"> </w:t>
+            </w:r>
+            <w:proofErr w:type="spellStart"/>
+            <w:r>
+              <w:rPr>
+                <w:sz w:val="28"/>
+                <w:szCs w:val="28"/>
+              </w:rPr>
+              <w:t>композиції</w:t>
+            </w:r>
+            <w:proofErr w:type="spellEnd"/>
+          </w:p>
+        </w:tc>
+        <w:tc>
+          <w:tcPr>
+            <w:tcW w:w="709" w:type="dxa"/>
+          </w:tcPr>
+          <w:p>
+            <w:pPr>
+              <w:spacing w:line="360" w:lineRule="auto"/>
+              <w:jc w:val="right"/>
+              <w:rPr>
+                <w:sz w:val="28"/>
+                <w:szCs w:val="28"/>
+                <w:lang w:val="uk-UA"/>
+              </w:rPr>
+            </w:pPr>
+            <w:r>
+              <w:rPr>
+                <w:sz w:val="28"/>
+                <w:szCs w:val="28"/>
+                <w:lang w:val="uk-UA"/>
+              </w:rPr>
+              <w:t>26</w:t>
+            </w:r>
+          </w:p>
+        </w:tc>
+      </w:tr>
+      <w:tr>
+        <w:tc>
+          <w:tcPr>
+            <w:tcW w:w="9322" w:type="dxa"/>
+          </w:tcPr>
+          <w:p>
+            <w:pPr>
+              <w:spacing w:line="360" w:lineRule="auto"/>
+              <w:rPr>
+                <w:sz w:val="28"/>
+                <w:szCs w:val="28"/>
+              </w:rPr>
+            </w:pPr>
+            <w:r>
+              <w:rPr>
+                <w:sz w:val="28"/>
+                <w:szCs w:val="28"/>
+                <w:lang w:val="uk-UA"/>
+              </w:rPr>
+              <w:t>3</w:t>
+            </w:r>
+            <w:r>
+              <w:rPr>
+                <w:sz w:val="28"/>
+                <w:szCs w:val="28"/>
+              </w:rPr>
+              <w:t xml:space="preserve">.4 </w:t>
+            </w:r>
+            <w:proofErr w:type="spellStart"/>
+            <w:r>
+              <w:rPr>
+                <w:sz w:val="28"/>
+                <w:szCs w:val="28"/>
+              </w:rPr>
+              <w:t>Діаграм</w:t>
+            </w:r>
+            <w:proofErr w:type="spellEnd"/>
+            <w:r>
+              <w:rPr>
+                <w:sz w:val="28"/>
+                <w:szCs w:val="28"/>
+                <w:lang w:val="uk-UA"/>
+              </w:rPr>
+              <w:t>а</w:t>
+            </w:r>
+            <w:r>
+              <w:rPr>
+                <w:sz w:val="28"/>
+                <w:szCs w:val="28"/>
+              </w:rPr>
+              <w:t xml:space="preserve"> </w:t>
+            </w:r>
+            <w:proofErr w:type="spellStart"/>
+            <w:r>
+              <w:rPr>
+                <w:sz w:val="28"/>
+                <w:szCs w:val="28"/>
+              </w:rPr>
+              <w:t>асоціації</w:t>
+            </w:r>
+            <w:proofErr w:type="spellEnd"/>
+          </w:p>
+        </w:tc>
+        <w:tc>
+          <w:tcPr>
+            <w:tcW w:w="709" w:type="dxa"/>
+          </w:tcPr>
+          <w:p>
+            <w:pPr>
+              <w:spacing w:line="360" w:lineRule="auto"/>
+              <w:jc w:val="right"/>
+              <w:rPr>
+                <w:sz w:val="28"/>
+                <w:szCs w:val="28"/>
+                <w:lang w:val="uk-UA"/>
+              </w:rPr>
+            </w:pPr>
+            <w:r>
+              <w:rPr>
+                <w:sz w:val="28"/>
+                <w:szCs w:val="28"/>
+                <w:lang w:val="uk-UA"/>
+              </w:rPr>
+              <w:t>26</w:t>
+            </w:r>
+          </w:p>
+        </w:tc>
+      </w:tr>
+      <w:tr>
+        <w:tc>
+          <w:tcPr>
+            <w:tcW w:w="9322" w:type="dxa"/>
+          </w:tcPr>
+          <w:p>
+            <w:pPr>
+              <w:spacing w:line="360" w:lineRule="auto"/>
+              <w:rPr>
+                <w:sz w:val="28"/>
+                <w:szCs w:val="28"/>
+              </w:rPr>
+            </w:pPr>
+            <w:r>
+              <w:rPr>
+                <w:sz w:val="28"/>
+                <w:szCs w:val="28"/>
+                <w:lang w:val="uk-UA"/>
+              </w:rPr>
+              <w:t>3</w:t>
+            </w:r>
+            <w:r>
+              <w:rPr>
+                <w:sz w:val="28"/>
+                <w:szCs w:val="28"/>
+              </w:rPr>
+              <w:t>.</w:t>
+            </w:r>
+            <w:r>
+              <w:rPr>
+                <w:sz w:val="28"/>
+                <w:szCs w:val="28"/>
+                <w:lang w:val="uk-UA"/>
+              </w:rPr>
+              <w:t>5</w:t>
+            </w:r>
+            <w:r>
+              <w:rPr>
+                <w:sz w:val="28"/>
+                <w:szCs w:val="28"/>
+              </w:rPr>
+              <w:t xml:space="preserve"> </w:t>
+            </w:r>
+            <w:r>
+              <w:rPr>
+                <w:sz w:val="28"/>
+                <w:szCs w:val="28"/>
+                <w:lang w:val="uk-UA"/>
+              </w:rPr>
+              <w:t>Діаграм</w:t>
+            </w:r>
+            <w:r>
+              <w:rPr>
+                <w:sz w:val="28"/>
+                <w:szCs w:val="28"/>
+                <w:lang w:val="uk-UA"/>
+              </w:rPr>
+              <w:t>а</w:t>
+            </w:r>
+            <w:r>
+              <w:rPr>
+                <w:sz w:val="28"/>
+                <w:szCs w:val="28"/>
+                <w:lang w:val="uk-UA"/>
+              </w:rPr>
+              <w:t xml:space="preserve"> кооперації</w:t>
+            </w:r>
+          </w:p>
+        </w:tc>
+        <w:tc>
+          <w:tcPr>
+            <w:tcW w:w="709" w:type="dxa"/>
+          </w:tcPr>
+          <w:p>
+            <w:pPr>
+              <w:spacing w:line="360" w:lineRule="auto"/>
+              <w:jc w:val="right"/>
+              <w:rPr>
+                <w:sz w:val="28"/>
+                <w:szCs w:val="28"/>
+                <w:lang w:val="uk-UA"/>
+              </w:rPr>
+            </w:pPr>
+            <w:r>
+              <w:rPr>
+                <w:sz w:val="28"/>
+                <w:szCs w:val="28"/>
+                <w:lang w:val="uk-UA"/>
+              </w:rPr>
+              <w:t>30</w:t>
+            </w:r>
+          </w:p>
+        </w:tc>
+      </w:tr>
+      <w:tr>
+        <w:tc>
+          <w:tcPr>
+            <w:tcW w:w="9322" w:type="dxa"/>
+          </w:tcPr>
+          <w:p>
+            <w:pPr>
+              <w:spacing w:line="360" w:lineRule="auto"/>
+              <w:rPr>
+                <w:sz w:val="28"/>
+                <w:szCs w:val="28"/>
+              </w:rPr>
+            </w:pPr>
+            <w:r>
+              <w:rPr>
+                <w:sz w:val="28"/>
+                <w:szCs w:val="28"/>
+                <w:lang w:val="uk-UA"/>
+              </w:rPr>
+              <w:t>3</w:t>
+            </w:r>
+            <w:r>
+              <w:rPr>
+                <w:sz w:val="28"/>
+                <w:szCs w:val="28"/>
+              </w:rPr>
+              <w:t>.</w:t>
+            </w:r>
+            <w:r>
+              <w:rPr>
+                <w:sz w:val="28"/>
+                <w:szCs w:val="28"/>
+                <w:lang w:val="uk-UA"/>
+              </w:rPr>
+              <w:t>6</w:t>
+            </w:r>
+            <w:r>
+              <w:rPr>
+                <w:sz w:val="28"/>
+                <w:szCs w:val="28"/>
+              </w:rPr>
+              <w:t xml:space="preserve"> </w:t>
+            </w:r>
+            <w:r>
+              <w:rPr>
+                <w:sz w:val="28"/>
+                <w:lang w:val="uk-UA"/>
+              </w:rPr>
+              <w:t>Діаграм</w:t>
+            </w:r>
+            <w:r>
+              <w:rPr>
+                <w:sz w:val="28"/>
+                <w:lang w:val="uk-UA"/>
+              </w:rPr>
+              <w:t>а</w:t>
+            </w:r>
+            <w:r>
+              <w:rPr>
+                <w:sz w:val="28"/>
+                <w:lang w:val="uk-UA"/>
+              </w:rPr>
+              <w:t xml:space="preserve"> послідовності</w:t>
+            </w:r>
+          </w:p>
+        </w:tc>
+        <w:tc>
+          <w:tcPr>
+            <w:tcW w:w="709" w:type="dxa"/>
+          </w:tcPr>
+          <w:p>
+            <w:pPr>
+              <w:spacing w:line="360" w:lineRule="auto"/>
+              <w:jc w:val="right"/>
+              <w:rPr>
+                <w:sz w:val="28"/>
+                <w:szCs w:val="28"/>
+                <w:lang w:val="uk-UA"/>
+              </w:rPr>
+            </w:pPr>
+            <w:r>
+              <w:rPr>
+                <w:sz w:val="28"/>
+                <w:szCs w:val="28"/>
+                <w:lang w:val="uk-UA"/>
+              </w:rPr>
+              <w:t>30</w:t>
+            </w:r>
+          </w:p>
+        </w:tc>
+      </w:tr>
+      <w:tr>
+        <w:tc>
+          <w:tcPr>
+            <w:tcW w:w="9322" w:type="dxa"/>
+          </w:tcPr>
+          <w:p>
+            <w:pPr>
+              <w:spacing w:line="360" w:lineRule="auto"/>
+              <w:rPr>
+                <w:sz w:val="28"/>
+                <w:szCs w:val="28"/>
+              </w:rPr>
+            </w:pPr>
+            <w:r>
+              <w:rPr>
+                <w:sz w:val="28"/>
+                <w:szCs w:val="28"/>
+                <w:lang w:val="uk-UA"/>
+              </w:rPr>
+              <w:t>3</w:t>
+            </w:r>
+            <w:r>
+              <w:rPr>
+                <w:sz w:val="28"/>
+                <w:szCs w:val="28"/>
+              </w:rPr>
+              <w:t>.</w:t>
+            </w:r>
+            <w:r>
+              <w:rPr>
+                <w:sz w:val="28"/>
+                <w:szCs w:val="28"/>
+                <w:lang w:val="uk-UA"/>
+              </w:rPr>
+              <w:t>7</w:t>
+            </w:r>
+            <w:r>
+              <w:rPr>
+                <w:sz w:val="28"/>
+                <w:szCs w:val="28"/>
+              </w:rPr>
+              <w:t xml:space="preserve"> </w:t>
+            </w:r>
+            <w:r>
+              <w:rPr>
+                <w:sz w:val="28"/>
+                <w:szCs w:val="28"/>
+                <w:lang w:val="uk-UA"/>
+              </w:rPr>
+              <w:t>Діаграма</w:t>
+            </w:r>
+            <w:r>
+              <w:rPr>
+                <w:sz w:val="28"/>
+                <w:szCs w:val="28"/>
+                <w:lang w:val="uk-UA"/>
+              </w:rPr>
+              <w:t xml:space="preserve"> стану</w:t>
+            </w:r>
+          </w:p>
+        </w:tc>
+        <w:tc>
+          <w:tcPr>
+            <w:tcW w:w="709" w:type="dxa"/>
+          </w:tcPr>
+          <w:p>
+            <w:pPr>
+              <w:spacing w:line="360" w:lineRule="auto"/>
+              <w:jc w:val="right"/>
+              <w:rPr>
+                <w:sz w:val="28"/>
+                <w:szCs w:val="28"/>
+                <w:lang w:val="uk-UA"/>
+              </w:rPr>
+            </w:pPr>
+            <w:r>
+              <w:rPr>
+                <w:sz w:val="28"/>
+                <w:szCs w:val="28"/>
+                <w:lang w:val="uk-UA"/>
+              </w:rPr>
+              <w:t>32</w:t>
+            </w:r>
+          </w:p>
+        </w:tc>
+      </w:tr>
+      <w:tr>
+        <w:tc>
+          <w:tcPr>
+            <w:tcW w:w="9322" w:type="dxa"/>
+          </w:tcPr>
+          <w:p>
+            <w:pPr>
+              <w:spacing w:line="360" w:lineRule="auto"/>
+              <w:rPr>
+                <w:sz w:val="28"/>
+                <w:szCs w:val="28"/>
+              </w:rPr>
+            </w:pPr>
+            <w:r>
+              <w:rPr>
+                <w:sz w:val="28"/>
+                <w:szCs w:val="28"/>
+              </w:rPr>
+              <w:t>4 КЕРІВНИЦТВО КОРИСТУВАЧА</w:t>
+            </w:r>
+          </w:p>
+        </w:tc>
+        <w:tc>
+          <w:tcPr>
+            <w:tcW w:w="709" w:type="dxa"/>
+          </w:tcPr>
+          <w:p>
+            <w:pPr>
+              <w:spacing w:line="360" w:lineRule="auto"/>
+              <w:jc w:val="right"/>
+              <w:rPr>
+                <w:sz w:val="28"/>
+                <w:szCs w:val="28"/>
+                <w:lang w:val="uk-UA"/>
+              </w:rPr>
+            </w:pPr>
+            <w:r>
+              <w:rPr>
+                <w:sz w:val="28"/>
+                <w:szCs w:val="28"/>
+                <w:lang w:val="uk-UA"/>
+              </w:rPr>
+              <w:t>34</w:t>
+            </w:r>
+          </w:p>
+        </w:tc>
+      </w:tr>
+      <w:tr>
+        <w:tc>
+          <w:tcPr>
+            <w:tcW w:w="9322" w:type="dxa"/>
+          </w:tcPr>
+          <w:p>
+            <w:pPr>
+              <w:spacing w:line="360" w:lineRule="auto"/>
+              <w:rPr>
+                <w:sz w:val="28"/>
+                <w:szCs w:val="28"/>
+              </w:rPr>
+            </w:pPr>
+            <w:r>
+              <w:rPr>
+                <w:sz w:val="28"/>
+                <w:szCs w:val="28"/>
+              </w:rPr>
+              <w:t>ВИСНОВКИ</w:t>
+            </w:r>
+          </w:p>
+        </w:tc>
+        <w:tc>
+          <w:tcPr>
+            <w:tcW w:w="709" w:type="dxa"/>
+          </w:tcPr>
+          <w:p>
+            <w:pPr>
+              <w:spacing w:line="360" w:lineRule="auto"/>
+              <w:jc w:val="right"/>
+              <w:rPr>
+                <w:sz w:val="28"/>
+                <w:szCs w:val="28"/>
+                <w:lang w:val="uk-UA"/>
+              </w:rPr>
+            </w:pPr>
+            <w:r>
+              <w:rPr>
+                <w:sz w:val="28"/>
+                <w:szCs w:val="28"/>
+              </w:rPr>
+              <w:t>3</w:t>
+            </w:r>
+            <w:r>
+              <w:rPr>
+                <w:sz w:val="28"/>
+                <w:szCs w:val="28"/>
+                <w:lang w:val="uk-UA"/>
+              </w:rPr>
+              <w:t>7</w:t>
+            </w:r>
+          </w:p>
+        </w:tc>
+      </w:tr>
+      <w:tr>
+        <w:tc>
+          <w:tcPr>
+            <w:tcW w:w="9322" w:type="dxa"/>
+          </w:tcPr>
+          <w:p>
+            <w:pPr>
+              <w:spacing w:line="360" w:lineRule="auto"/>
+              <w:rPr>
+                <w:sz w:val="28"/>
+                <w:szCs w:val="28"/>
+              </w:rPr>
+            </w:pPr>
+            <w:r>
+              <w:rPr>
+                <w:sz w:val="28"/>
+                <w:szCs w:val="28"/>
+              </w:rPr>
+              <w:t>СПИСОК ВИКОРИСТАНИХ ДЖЕРЕЛ</w:t>
+            </w:r>
+          </w:p>
+        </w:tc>
+        <w:tc>
+          <w:tcPr>
+            <w:tcW w:w="709" w:type="dxa"/>
+          </w:tcPr>
+          <w:p>
+            <w:pPr>
+              <w:spacing w:line="360" w:lineRule="auto"/>
+              <w:jc w:val="right"/>
+              <w:rPr>
+                <w:sz w:val="28"/>
+                <w:szCs w:val="28"/>
+                <w:lang w:val="uk-UA"/>
+              </w:rPr>
+            </w:pPr>
+            <w:r>
+              <w:rPr>
+                <w:sz w:val="28"/>
+                <w:szCs w:val="28"/>
+              </w:rPr>
+              <w:t>3</w:t>
+            </w:r>
+            <w:r>
+              <w:rPr>
+                <w:sz w:val="28"/>
+                <w:szCs w:val="28"/>
+                <w:lang w:val="uk-UA"/>
+              </w:rPr>
+              <w:t>8</w:t>
+            </w:r>
+          </w:p>
+        </w:tc>
+      </w:tr>
+      <w:tr>
+        <w:tc>
+          <w:tcPr>
+            <w:tcW w:w="9322" w:type="dxa"/>
+          </w:tcPr>
+          <w:p>
+            <w:pPr>
+              <w:spacing w:line="360" w:lineRule="auto"/>
+              <w:rPr>
+                <w:sz w:val="28"/>
+                <w:szCs w:val="28"/>
+              </w:rPr>
+            </w:pPr>
+            <w:r>
+              <w:rPr>
+                <w:sz w:val="28"/>
+                <w:szCs w:val="28"/>
+              </w:rPr>
+              <w:t>ДОДАТОК А</w:t>
+            </w:r>
+            <w:r>
+              <w:rPr>
+                <w:sz w:val="28"/>
+                <w:szCs w:val="28"/>
+                <w:lang w:val="uk-UA"/>
+              </w:rPr>
+              <w:t xml:space="preserve"> </w:t>
+            </w:r>
+            <w:r>
+              <w:rPr>
+                <w:sz w:val="28"/>
+                <w:szCs w:val="28"/>
+                <w:lang w:val="uk-UA"/>
+              </w:rPr>
+              <w:t>(обов’язковий)</w:t>
+            </w:r>
+            <w:r>
+              <w:rPr>
+                <w:sz w:val="28"/>
+                <w:szCs w:val="28"/>
+              </w:rPr>
+              <w:t xml:space="preserve"> </w:t>
+            </w:r>
+            <w:proofErr w:type="spellStart"/>
+            <w:r>
+              <w:rPr>
+                <w:sz w:val="28"/>
+                <w:szCs w:val="28"/>
+              </w:rPr>
+              <w:t>Лістинг</w:t>
+            </w:r>
+            <w:proofErr w:type="spellEnd"/>
+            <w:r>
+              <w:rPr>
+                <w:sz w:val="28"/>
+                <w:szCs w:val="28"/>
+              </w:rPr>
+              <w:t xml:space="preserve"> </w:t>
+            </w:r>
+            <w:proofErr w:type="spellStart"/>
+            <w:r>
+              <w:rPr>
+                <w:sz w:val="28"/>
+                <w:szCs w:val="28"/>
+              </w:rPr>
+              <w:t>програми</w:t>
+            </w:r>
+            <w:proofErr w:type="spellEnd"/>
+          </w:p>
+        </w:tc>
+        <w:tc>
+          <w:tcPr>
+            <w:tcW w:w="709" w:type="dxa"/>
+          </w:tcPr>
+          <w:p>
+            <w:pPr>
+              <w:spacing w:line="360" w:lineRule="auto"/>
+              <w:jc w:val="right"/>
+              <w:rPr>
+                <w:sz w:val="28"/>
+                <w:szCs w:val="28"/>
+                <w:lang w:val="uk-UA"/>
+              </w:rPr>
+            </w:pPr>
+            <w:r>
+              <w:rPr>
+                <w:sz w:val="28"/>
+                <w:szCs w:val="28"/>
+              </w:rPr>
+              <w:t>3</w:t>
+            </w:r>
+            <w:r>
+              <w:rPr>
+                <w:sz w:val="28"/>
+                <w:szCs w:val="28"/>
+                <w:lang w:val="uk-UA"/>
+              </w:rPr>
+              <w:t>9</w:t>
+            </w:r>
+          </w:p>
+        </w:tc>
+      </w:tr>
+    </w:tbl>
     <w:p/>
+    <w:p>
+      <w:pPr>
+        <w:spacing w:line="360" w:lineRule="auto"/>
+      </w:pPr>
+    </w:p>
+    <w:p>
+      <w:pPr>
+        <w:spacing w:line="360" w:lineRule="auto"/>
+        <w:rPr>
+          <w:lang w:val="en-US"/>
+        </w:rPr>
+      </w:pPr>
+    </w:p>
+    <w:p>
+      <w:pPr>
+        <w:spacing w:line="360" w:lineRule="auto"/>
+        <w:rPr>
+          <w:lang w:val="en-US"/>
+        </w:rPr>
+      </w:pPr>
+    </w:p>
     <w:p/>
-    <w:p/>
-    <w:p/>
-    <w:p/>
-    <w:p/>
-    <w:p/>
-    <w:p/>
-    <w:p/>
-    <w:p/>
-    <w:p/>
-    <w:p/>
-    <w:p>
-      <w:pPr>
-        <w:jc w:val="center"/>
-      </w:pPr>
-      <w:r>
-        <w:t>Коваль Олександр Дмитрович</w:t>
-      </w:r>
-      <w:r>
-        <w:br/>
-        <w:t>2ПІ-25Б</w:t>
-      </w:r>
-    </w:p>
-    <w:p>
-      <w:pPr>
-        <w:jc w:val="center"/>
-        <w:rPr>
-          <w:lang w:val="en-US"/>
-        </w:rPr>
-      </w:pPr>
-      <w:r>
-        <w:t xml:space="preserve">Тема: </w:t>
-      </w:r>
-      <w:r>
-        <w:rPr>
-          <w:lang w:val="en-US"/>
-        </w:rPr>
-        <w:t>Roman Conquest</w:t>
-      </w:r>
-    </w:p>
-    <w:p/>
-    <w:p/>
-    <w:p/>
-    <w:p/>
-    <w:p/>
-    <w:p/>
-    <w:p/>
-    <w:p/>
-    <w:p/>
-    <w:p/>
-    <w:p/>
-    <w:p/>
-    <w:p/>
-    <w:p/>
-    <w:p/>
-    <w:p/>
-    <w:p/>
-    <w:p/>
-    <w:p/>
-    <w:p/>
-    <w:p/>
-    <w:p/>
-    <w:p/>
-    <w:p/>
-    <w:p/>
-    <w:p/>
-    <w:p/>
-    <w:p>
-      <w:pPr>
-        <w:rPr>
-          <w:lang w:val="en-US"/>
-        </w:rPr>
-      </w:pPr>
-    </w:p>
     <w:p>
       <w:pPr>
         <w:spacing w:line="360" w:lineRule="auto"/>
@@ -407,7 +5679,15 @@
         <w:jc w:val="both"/>
       </w:pPr>
       <w:r>
-        <w:t>Давній Рим залишається однією з найвпливовіших цивілізацій в історії людства, чиї досягнення у військовій справі, державному управлінні та культурі заклали фундамент сучасної європейської цивілізації. Римська армія вважається одним із найдосконаліших військових механізмів античності, що забезпечило створення і підтримку однієї з найбільших імперій у світовій історії. Проте сучасне покоління все менше цікавиться історією, особливо її військовими аспектами, віддаючи перевагу швидкому розважальному контенту замість глибокого вивчення історичних подій. Сучасні технології відкривають нові можливості для вивчення та популяризації історії через інтерактивні графічні програми, які дозволяють у захоплюючій формі демонструвати взаємодію макро- та мікрооб'єктів один з одним.</w:t>
+        <w:t xml:space="preserve">Давній Рим залишається однією з найвпливовіших цивілізацій в історії людства, чиї досягнення у військовій справі, державному управлінні та культурі заклали фундамент сучасної європейської цивілізації. Римська армія вважається одним із найдосконаліших військових механізмів античності, що забезпечило створення і підтримку однієї з найбільших імперій у світовій історії. Проте сучасне покоління все менше цікавиться історією, особливо її військовими аспектами, віддаючи перевагу швидкому розважальному контенту замість глибокого вивчення історичних подій. Сучасні технології відкривають нові можливості для вивчення та популяризації історії через інтерактивні графічні програми, які дозволяють у захоплюючій формі демонструвати взаємодію </w:t>
+      </w:r>
+      <w:proofErr w:type="spellStart"/>
+      <w:r>
+        <w:t>макро</w:t>
+      </w:r>
+      <w:proofErr w:type="spellEnd"/>
+      <w:r>
+        <w:t>- та мікрооб'єктів один з одним.</w:t>
       </w:r>
     </w:p>
     <w:p>
@@ -507,7 +5787,15 @@
         <w:t>к</w:t>
       </w:r>
       <w:r>
-        <w:t>. Ця людина отримувала у свою владу вже десяток людей і повагу, краще спорядження та титул. Центуріони відмітилися в історії Риму як вправні воїни та мудрі командувачі, вони є надважливою ланкою у ході бою, на плечах яких лежав величезний обсяг завдань. Центуріони відігравали ключову роль у римській армії, адже на них лежала відповідальність за підготовку солдатів, підтримання дисципліни та прийняття тактичних рішень безпосередньо на полі бою. Вони отримували більшу повагу з боку товаришів та вищу оплату. Їхня майстерність володіння мечем та пілумом, стратегічне мислення та лідерські якості робили їх незамінними у військовій ієрархії.</w:t>
+        <w:t xml:space="preserve">. Ця людина отримувала у свою владу вже десяток людей і повагу, краще спорядження та титул. Центуріони відмітилися в історії Риму як вправні воїни та мудрі командувачі, вони є надважливою ланкою у ході бою, на плечах яких лежав величезний обсяг завдань. Центуріони відігравали ключову роль у римській армії, адже на них лежала відповідальність за підготовку солдатів, підтримання дисципліни та прийняття тактичних рішень безпосередньо на полі бою. Вони отримували більшу повагу з боку товаришів та вищу оплату. Їхня майстерність володіння мечем та </w:t>
+      </w:r>
+      <w:proofErr w:type="spellStart"/>
+      <w:r>
+        <w:t>пілумом</w:t>
+      </w:r>
+      <w:proofErr w:type="spellEnd"/>
+      <w:r>
+        <w:t>, стратегічне мислення та лідерські якості робили їх незамінними у військовій ієрархії.</w:t>
       </w:r>
     </w:p>
     <w:p>
@@ -777,7 +6065,63 @@
         <w:jc w:val="both"/>
       </w:pPr>
       <w:r>
-        <w:t>На сьогодні існує чимало програмних продуктів, що присвячені тематиці Давнього Риму та його військовій історії. На цю тему є багато програмних реалізацій, проте кожна з них має свої особливості, переваги та недоліки. Однією з найвідоміших реалізацій є гра Total War Rome 2, розроблена студією Creative Assembly, де було реалізовано поєднання стратегії в реальному часі та покрокової стратегії із сетингом Давнього Риму. Цей проект поєднує елементи стратегії в реальному часі з покроковою стратегічною картою, де гравець може обирати одну з багатьох фракцій на основі історичних сценаріїв. Гра пропонує масштабні битви з тисячами воїнів на екрані, детальну систему управління провінціями та дипломатії, а також історичні кампанії, засновані на реальних подіях.</w:t>
+        <w:t xml:space="preserve">На сьогодні існує чимало програмних продуктів, що присвячені тематиці Давнього Риму та його військовій історії. На цю тему є багато програмних реалізацій, проте кожна з них має свої особливості, переваги та недоліки. Однією з найвідоміших реалізацій є гра </w:t>
+      </w:r>
+      <w:proofErr w:type="spellStart"/>
+      <w:r>
+        <w:t>Total</w:t>
+      </w:r>
+      <w:proofErr w:type="spellEnd"/>
+      <w:r>
+        <w:t xml:space="preserve"> </w:t>
+      </w:r>
+      <w:proofErr w:type="spellStart"/>
+      <w:r>
+        <w:t>War</w:t>
+      </w:r>
+      <w:proofErr w:type="spellEnd"/>
+      <w:r>
+        <w:t xml:space="preserve"> </w:t>
+      </w:r>
+      <w:proofErr w:type="spellStart"/>
+      <w:r>
+        <w:t>Rome</w:t>
+      </w:r>
+      <w:proofErr w:type="spellEnd"/>
+      <w:r>
+        <w:t xml:space="preserve"> 2, розроблена студією </w:t>
+      </w:r>
+      <w:proofErr w:type="spellStart"/>
+      <w:r>
+        <w:t>Creative</w:t>
+      </w:r>
+      <w:proofErr w:type="spellEnd"/>
+      <w:r>
+        <w:t xml:space="preserve"> </w:t>
+      </w:r>
+      <w:proofErr w:type="spellStart"/>
+      <w:r>
+        <w:t>Assembly</w:t>
+      </w:r>
+      <w:proofErr w:type="spellEnd"/>
+      <w:r>
+        <w:t xml:space="preserve">, де було реалізовано поєднання стратегії в реальному часі та покрокової стратегії із </w:t>
+      </w:r>
+      <w:proofErr w:type="spellStart"/>
+      <w:r>
+        <w:t>сетингом</w:t>
+      </w:r>
+      <w:proofErr w:type="spellEnd"/>
+      <w:r>
+        <w:t xml:space="preserve"> Давнього Риму. Цей </w:t>
+      </w:r>
+      <w:proofErr w:type="spellStart"/>
+      <w:r>
+        <w:t>проект</w:t>
+      </w:r>
+      <w:proofErr w:type="spellEnd"/>
+      <w:r>
+        <w:t xml:space="preserve"> поєднує елементи стратегії в реальному часі з покроковою стратегічною картою, де гравець може обирати одну з багатьох фракцій на основі історичних сценаріїв. Гра пропонує масштабні битви з тисячами воїнів на екрані, детальну систему управління провінціями та дипломатії, а також історичні кампанії, засновані на реальних подіях.</w:t>
       </w:r>
     </w:p>
     <w:p>
@@ -787,7 +6131,63 @@
         <w:jc w:val="both"/>
       </w:pPr>
       <w:r>
-        <w:t>Іншим цікавим прикладом є гра Ryse Son of Rome, створена компанією Crytek, де гравець бере під своє керування простого легіонера, котрий з часом проходить підвищення до командувача. На відміну від стратегічного жанру попереднього проекту, ця гра належить до категорії action-adventure з видом від третьої особи. Гравець керує римським легіонером, який проходить шлях від звичайного солдата до командира високого рангу. Геймплей зосереджений на динамічних бойових сценах та системі швидкого реагування на дії противників. Гра відрізняється кінематографічною подачею та вражаючою графікою.</w:t>
+        <w:t xml:space="preserve">Іншим цікавим прикладом є гра </w:t>
+      </w:r>
+      <w:proofErr w:type="spellStart"/>
+      <w:r>
+        <w:t>Ryse</w:t>
+      </w:r>
+      <w:proofErr w:type="spellEnd"/>
+      <w:r>
+        <w:t xml:space="preserve"> </w:t>
+      </w:r>
+      <w:proofErr w:type="spellStart"/>
+      <w:r>
+        <w:t>Son</w:t>
+      </w:r>
+      <w:proofErr w:type="spellEnd"/>
+      <w:r>
+        <w:t xml:space="preserve"> </w:t>
+      </w:r>
+      <w:proofErr w:type="spellStart"/>
+      <w:r>
+        <w:t>of</w:t>
+      </w:r>
+      <w:proofErr w:type="spellEnd"/>
+      <w:r>
+        <w:t xml:space="preserve"> </w:t>
+      </w:r>
+      <w:proofErr w:type="spellStart"/>
+      <w:r>
+        <w:t>Rome</w:t>
+      </w:r>
+      <w:proofErr w:type="spellEnd"/>
+      <w:r>
+        <w:t xml:space="preserve">, створена компанією </w:t>
+      </w:r>
+      <w:proofErr w:type="spellStart"/>
+      <w:r>
+        <w:t>Crytek</w:t>
+      </w:r>
+      <w:proofErr w:type="spellEnd"/>
+      <w:r>
+        <w:t xml:space="preserve">, де гравець бере під своє керування простого легіонера, котрий з часом проходить підвищення до командувача. На відміну від стратегічного жанру попереднього </w:t>
+      </w:r>
+      <w:proofErr w:type="spellStart"/>
+      <w:r>
+        <w:t>проекту</w:t>
+      </w:r>
+      <w:proofErr w:type="spellEnd"/>
+      <w:r>
+        <w:t xml:space="preserve">, ця гра належить до категорії </w:t>
+      </w:r>
+      <w:proofErr w:type="spellStart"/>
+      <w:r>
+        <w:t>action-adventure</w:t>
+      </w:r>
+      <w:proofErr w:type="spellEnd"/>
+      <w:r>
+        <w:t xml:space="preserve"> з видом від третьої особи. Гравець керує римським легіонером, який проходить шлях від звичайного солдата до командира високого рангу. Геймплей зосереджений на динамічних бойових сценах та системі швидкого реагування на дії противників. Гра відрізняється кінематографічною подачею та вражаючою графікою.</w:t>
       </w:r>
     </w:p>
     <w:p>
@@ -797,11 +6197,43 @@
         <w:jc w:val="both"/>
       </w:pPr>
       <w:r>
-        <w:t xml:space="preserve">Аналізуючи ці реалізації, можна виділити як їхні сильні сторони, так і суттєві недоліки. Total War Rome 2 пропонує глибоку стратегічну складову та масштабність, проте висока складність механік може бути серйозним бар'єром для </w:t>
+        <w:t xml:space="preserve">Аналізуючи ці реалізації, можна виділити як їхні сильні сторони, так і суттєві недоліки. </w:t>
+      </w:r>
+      <w:proofErr w:type="spellStart"/>
+      <w:r>
+        <w:t>Total</w:t>
+      </w:r>
+      <w:proofErr w:type="spellEnd"/>
+      <w:r>
+        <w:t xml:space="preserve"> </w:t>
+      </w:r>
+      <w:proofErr w:type="spellStart"/>
+      <w:r>
+        <w:t>War</w:t>
+      </w:r>
+      <w:proofErr w:type="spellEnd"/>
+      <w:r>
+        <w:t xml:space="preserve"> </w:t>
+      </w:r>
+      <w:proofErr w:type="spellStart"/>
+      <w:r>
+        <w:t>Rome</w:t>
+      </w:r>
+      <w:proofErr w:type="spellEnd"/>
+      <w:r>
+        <w:t xml:space="preserve"> 2 пропонує глибоку стратегічну складову та масштабність, проте висока складність механік може бути серйозним бар'єром для </w:t>
       </w:r>
       <w:r>
         <w:lastRenderedPageBreak/>
-        <w:t>початківців, які лише знайомляться з історією Риму. Система управління вимагає значного часу на освоєння, що може відлякати користувачів. Великі битви потребують потужного апаратного забезпечення для комфортної гри, що робить цей продукт недоступним для користувачів із звичайними комп'ютерами. Крім того, історична достовірність іноді приноситься в жертву ігровому балансу. Гра також є комерційним продуктом з високою ціною.</w:t>
+        <w:t xml:space="preserve">початківців, які лише знайомляться з історією Риму. Система управління вимагає значного часу на освоєння, що може </w:t>
+      </w:r>
+      <w:proofErr w:type="spellStart"/>
+      <w:r>
+        <w:t>відлякати</w:t>
+      </w:r>
+      <w:proofErr w:type="spellEnd"/>
+      <w:r>
+        <w:t xml:space="preserve"> користувачів. Великі битви потребують потужного апаратного забезпечення для комфортної гри, що робить цей продукт недоступним для користувачів із звичайними комп'ютерами. Крім того, історична достовірність іноді приноситься в жертву ігровому балансу. Гра також є комерційним продуктом з високою ціною.</w:t>
       </w:r>
     </w:p>
     <w:p>
@@ -810,8 +6242,53 @@
         <w:ind w:firstLine="720"/>
         <w:jc w:val="both"/>
       </w:pPr>
-      <w:r>
-        <w:t>Ryse Son of Rome зосереджується на індивідуальному досвіді одного воїна, що дозволяє краще відчути атмосферу. Однак лінійність сюжету та обмежена варіативність геймплею значно знижують реіграбельність проекту. Гра також критикується за спрощену бойову систему, де після освоєння базових механік процес стає досить повторюваним. Освітній аспект присутній переважно у формі довідкової інформації, яка не інтегрована органічно в ігровий процес.</w:t>
+      <w:proofErr w:type="spellStart"/>
+      <w:r>
+        <w:t>Ryse</w:t>
+      </w:r>
+      <w:proofErr w:type="spellEnd"/>
+      <w:r>
+        <w:t xml:space="preserve"> </w:t>
+      </w:r>
+      <w:proofErr w:type="spellStart"/>
+      <w:r>
+        <w:t>Son</w:t>
+      </w:r>
+      <w:proofErr w:type="spellEnd"/>
+      <w:r>
+        <w:t xml:space="preserve"> </w:t>
+      </w:r>
+      <w:proofErr w:type="spellStart"/>
+      <w:r>
+        <w:t>of</w:t>
+      </w:r>
+      <w:proofErr w:type="spellEnd"/>
+      <w:r>
+        <w:t xml:space="preserve"> </w:t>
+      </w:r>
+      <w:proofErr w:type="spellStart"/>
+      <w:r>
+        <w:t>Rome</w:t>
+      </w:r>
+      <w:proofErr w:type="spellEnd"/>
+      <w:r>
+        <w:t xml:space="preserve"> зосереджується на індивідуальному досвіді одного воїна, що дозволяє краще відчути атмосферу. Однак лінійність сюжету та обмежена варіативність геймплею значно знижують </w:t>
+      </w:r>
+      <w:proofErr w:type="spellStart"/>
+      <w:r>
+        <w:t>реіграбельність</w:t>
+      </w:r>
+      <w:proofErr w:type="spellEnd"/>
+      <w:r>
+        <w:t xml:space="preserve"> </w:t>
+      </w:r>
+      <w:proofErr w:type="spellStart"/>
+      <w:r>
+        <w:t>проекту</w:t>
+      </w:r>
+      <w:proofErr w:type="spellEnd"/>
+      <w:r>
+        <w:t>. Гра також критикується за спрощену бойову систему, де після освоєння базових механік процес стає досить повторюваним. Освітній аспект присутній переважно у формі довідкової інформації, яка не інтегрована органічно в ігровий процес.</w:t>
       </w:r>
     </w:p>
     <w:p>
@@ -839,7 +6316,15 @@
         <w:t xml:space="preserve"> </w:t>
       </w:r>
       <w:r>
-        <w:t>Обидва проекти мають високі системні вимоги та є платними продуктами, що обмежує доступ широкої аудиторії студентів.</w:t>
+        <w:t xml:space="preserve">Обидва </w:t>
+      </w:r>
+      <w:proofErr w:type="spellStart"/>
+      <w:r>
+        <w:t>проекти</w:t>
+      </w:r>
+      <w:proofErr w:type="spellEnd"/>
+      <w:r>
+        <w:t xml:space="preserve"> мають високі системні вимоги та є платними продуктами, що обмежує доступ широкої аудиторії студентів.</w:t>
       </w:r>
     </w:p>
     <w:p>
@@ -852,7 +6337,15 @@
         </w:rPr>
       </w:pPr>
       <w:r>
-        <w:t xml:space="preserve">З точки зору освітньої цінності, існуючі реалізації не завжди дотримуються оптимального балансу між розважальною та навчальною складовою. Також варто відзначити відсутність проектів, орієнтованих на демонстрацію принципів об'єктно-орієнтованого програмування через історичну тематику. Більшість навчальних програм з ООП використовують абстрактні приклади, упускаючи можливість поєднати програмування з історією. Така комбінація могла б підвищити мотивацію студентів до вивчення обох дисциплін одночасно. Враховуючи вищезазначені обмеження, моя реалізація є актуальною, оскільки пропонує безкоштовний та доступний інструмент для вивчення історії, який не вимагає потужного обладнання. Програма дозволить студентам бачити, як абстрактні класи відображають реальну ієрархію римського війська. Використання </w:t>
+        <w:t xml:space="preserve">З точки зору освітньої цінності, існуючі реалізації не завжди дотримуються оптимального балансу між розважальною та навчальною складовою. Також варто відзначити відсутність </w:t>
+      </w:r>
+      <w:proofErr w:type="spellStart"/>
+      <w:r>
+        <w:t>проектів</w:t>
+      </w:r>
+      <w:proofErr w:type="spellEnd"/>
+      <w:r>
+        <w:t xml:space="preserve">, орієнтованих на демонстрацію принципів об'єктно-орієнтованого програмування через історичну тематику. Більшість навчальних програм з ООП використовують абстрактні приклади, упускаючи можливість поєднати програмування з історією. Така комбінація могла б підвищити мотивацію студентів до вивчення обох дисциплін одночасно. Враховуючи вищезазначені обмеження, моя реалізація є актуальною, оскільки пропонує безкоштовний та доступний інструмент для вивчення історії, який не вимагає потужного обладнання. Програма дозволить студентам бачити, як абстрактні класи відображають реальну ієрархію римського війська. Використання </w:t>
       </w:r>
       <w:proofErr w:type="spellStart"/>
       <w:r>
@@ -936,7 +6429,15 @@
         <w:jc w:val="both"/>
       </w:pPr>
       <w:r>
-        <w:t xml:space="preserve">Вибір мови програмування є критично важливим рішенням на етапі проектування будь-якого програмного продукту. Для реалізації </w:t>
+        <w:t xml:space="preserve">Вибір мови програмування є критично важливим рішенням на етапі </w:t>
+      </w:r>
+      <w:proofErr w:type="spellStart"/>
+      <w:r>
+        <w:t>проектування</w:t>
+      </w:r>
+      <w:proofErr w:type="spellEnd"/>
+      <w:r>
+        <w:t xml:space="preserve"> будь-якого програмного продукту. Для реалізації </w:t>
       </w:r>
       <w:proofErr w:type="spellStart"/>
       <w:r>
@@ -963,7 +6464,23 @@
       </w:r>
       <w:proofErr w:type="spellEnd"/>
       <w:r>
-        <w:t xml:space="preserve"> необхідно порівняти три основні мови програмування: C++, C# та Java, і довести, що для даної програми Java є оптимальним вибором. Кожна з цих мов має свої особливості, переваги та недоліки, які необхідно детально проаналізувати.</w:t>
+        <w:t xml:space="preserve"> необхідно порівняти три основні мови програмування: C++, C# та </w:t>
+      </w:r>
+      <w:proofErr w:type="spellStart"/>
+      <w:r>
+        <w:t>Java</w:t>
+      </w:r>
+      <w:proofErr w:type="spellEnd"/>
+      <w:r>
+        <w:t xml:space="preserve">, і довести, що для даної програми </w:t>
+      </w:r>
+      <w:proofErr w:type="spellStart"/>
+      <w:r>
+        <w:t>Java</w:t>
+      </w:r>
+      <w:proofErr w:type="spellEnd"/>
+      <w:r>
+        <w:t xml:space="preserve"> є оптимальним вибором. Кожна з цих мов має свої особливості, переваги та недоліки, які необхідно детально проаналізувати.</w:t>
       </w:r>
     </w:p>
     <w:p>
@@ -983,7 +6500,47 @@
         <w:jc w:val="both"/>
       </w:pPr>
       <w:r>
-        <w:t>C# розроблена компанією Microsoft як частина платформи .NET Framework та має багато спільного з Java за синтаксисом та концепціями. Ця мова тісно інтегрована з екосистемою Microsoft, що робить її відмінним вибором для розробки додатків під Windows. Протягом останніх років підтримка інших платформ покращилася завдяки проекту .NET Core, але історично C# мала обмеження щодо кросплатформенності.</w:t>
+        <w:t xml:space="preserve">C# розроблена компанією Microsoft як частина платформи .NET </w:t>
+      </w:r>
+      <w:proofErr w:type="spellStart"/>
+      <w:r>
+        <w:t>Framework</w:t>
+      </w:r>
+      <w:proofErr w:type="spellEnd"/>
+      <w:r>
+        <w:t xml:space="preserve"> та має багато спільного з </w:t>
+      </w:r>
+      <w:proofErr w:type="spellStart"/>
+      <w:r>
+        <w:t>Java</w:t>
+      </w:r>
+      <w:proofErr w:type="spellEnd"/>
+      <w:r>
+        <w:t xml:space="preserve"> за синтаксисом та концепціями. Ця мова тісно інтегрована з екосистемою Microsoft, що робить її відмінним вибором для розробки додатків під Windows. Протягом останніх років підтримка інших платформ покращилася завдяки </w:t>
+      </w:r>
+      <w:proofErr w:type="spellStart"/>
+      <w:r>
+        <w:t>проекту</w:t>
+      </w:r>
+      <w:proofErr w:type="spellEnd"/>
+      <w:r>
+        <w:t xml:space="preserve"> .NET </w:t>
+      </w:r>
+      <w:proofErr w:type="spellStart"/>
+      <w:r>
+        <w:t>Core</w:t>
+      </w:r>
+      <w:proofErr w:type="spellEnd"/>
+      <w:r>
+        <w:t xml:space="preserve">, але історично C# мала обмеження щодо </w:t>
+      </w:r>
+      <w:proofErr w:type="spellStart"/>
+      <w:r>
+        <w:t>кросплатформенності</w:t>
+      </w:r>
+      <w:proofErr w:type="spellEnd"/>
+      <w:r>
+        <w:t>.</w:t>
       </w:r>
     </w:p>
     <w:p>
@@ -992,8 +6549,69 @@
         <w:ind w:firstLine="720"/>
         <w:jc w:val="both"/>
       </w:pPr>
-      <w:r>
-        <w:t>Java є об'єктно-орієнтованою мовою програмування, розробленою компанією Sun Microsystems у середині дев'яностих років. Головною філософією Java є принцип «напиши один раз, запускай скрізь», що досягається завдяки використанню віртуальної машини Java. Програма, написана на Java, компілюється в байт-код, який потім інтерпретується віртуальною машиною незалежно від операційної системи. Це означає, що один і той же виконуваний файл може працювати на Windows, macOS, Linux без перекомпіляції.</w:t>
+      <w:proofErr w:type="spellStart"/>
+      <w:r>
+        <w:t>Java</w:t>
+      </w:r>
+      <w:proofErr w:type="spellEnd"/>
+      <w:r>
+        <w:t xml:space="preserve"> є об'єктно-орієнтованою мовою програмування, розробленою компанією </w:t>
+      </w:r>
+      <w:proofErr w:type="spellStart"/>
+      <w:r>
+        <w:t>Sun</w:t>
+      </w:r>
+      <w:proofErr w:type="spellEnd"/>
+      <w:r>
+        <w:t xml:space="preserve"> </w:t>
+      </w:r>
+      <w:proofErr w:type="spellStart"/>
+      <w:r>
+        <w:t>Microsystems</w:t>
+      </w:r>
+      <w:proofErr w:type="spellEnd"/>
+      <w:r>
+        <w:t xml:space="preserve"> у середині дев'яностих років. Головною філософією </w:t>
+      </w:r>
+      <w:proofErr w:type="spellStart"/>
+      <w:r>
+        <w:t>Java</w:t>
+      </w:r>
+      <w:proofErr w:type="spellEnd"/>
+      <w:r>
+        <w:t xml:space="preserve"> є принцип «напиши один раз, запускай скрізь», що досягається завдяки використанню віртуальної машини </w:t>
+      </w:r>
+      <w:proofErr w:type="spellStart"/>
+      <w:r>
+        <w:t>Java</w:t>
+      </w:r>
+      <w:proofErr w:type="spellEnd"/>
+      <w:r>
+        <w:t xml:space="preserve">. Програма, написана на </w:t>
+      </w:r>
+      <w:proofErr w:type="spellStart"/>
+      <w:r>
+        <w:t>Java</w:t>
+      </w:r>
+      <w:proofErr w:type="spellEnd"/>
+      <w:r>
+        <w:t xml:space="preserve">, компілюється в байт-код, який потім інтерпретується віртуальною машиною незалежно від операційної системи. Це означає, що один і той же виконуваний файл може працювати на Windows, </w:t>
+      </w:r>
+      <w:proofErr w:type="spellStart"/>
+      <w:r>
+        <w:t>macOS</w:t>
+      </w:r>
+      <w:proofErr w:type="spellEnd"/>
+      <w:r>
+        <w:t xml:space="preserve">, </w:t>
+      </w:r>
+      <w:proofErr w:type="spellStart"/>
+      <w:r>
+        <w:t>Linux</w:t>
+      </w:r>
+      <w:proofErr w:type="spellEnd"/>
+      <w:r>
+        <w:t xml:space="preserve"> без перекомпіляції.</w:t>
       </w:r>
     </w:p>
     <w:p>
@@ -1016,8 +6634,13 @@
         <w:ind w:left="709"/>
       </w:pPr>
       <w:r>
-        <w:t>Таблиця 1.1 – Порівняння мов програмування C++, C# та Java</w:t>
-      </w:r>
+        <w:t xml:space="preserve">Таблиця 1.1 – Порівняння мов програмування C++, C# та </w:t>
+      </w:r>
+      <w:proofErr w:type="spellStart"/>
+      <w:r>
+        <w:t>Java</w:t>
+      </w:r>
+      <w:proofErr w:type="spellEnd"/>
     </w:p>
     <w:tbl>
       <w:tblPr>
@@ -1162,6 +6785,7 @@
               <w:spacing w:line="360" w:lineRule="auto"/>
               <w:jc w:val="center"/>
             </w:pPr>
+            <w:proofErr w:type="spellStart"/>
             <w:r>
               <w:rPr>
                 <w:b/>
@@ -1169,6 +6793,7 @@
               </w:rPr>
               <w:t>Java</w:t>
             </w:r>
+            <w:proofErr w:type="spellEnd"/>
           </w:p>
         </w:tc>
       </w:tr>
@@ -1196,9 +6821,11 @@
             <w:pPr>
               <w:spacing w:line="360" w:lineRule="auto"/>
             </w:pPr>
+            <w:proofErr w:type="spellStart"/>
             <w:r>
               <w:t>Платформонезалежність</w:t>
             </w:r>
+            <w:proofErr w:type="spellEnd"/>
           </w:p>
         </w:tc>
         <w:tc>
@@ -1247,8 +6874,13 @@
               <w:spacing w:line="360" w:lineRule="auto"/>
             </w:pPr>
             <w:r>
-              <w:t>Обмежена, покращена в .NET Core</w:t>
-            </w:r>
+              <w:t xml:space="preserve">Обмежена, покращена в .NET </w:t>
+            </w:r>
+            <w:proofErr w:type="spellStart"/>
+            <w:r>
+              <w:t>Core</w:t>
+            </w:r>
+            <w:proofErr w:type="spellEnd"/>
           </w:p>
         </w:tc>
         <w:tc>
@@ -1537,7 +7169,15 @@
               <w:spacing w:line="360" w:lineRule="auto"/>
             </w:pPr>
             <w:r>
-              <w:t>Висока через низькорівневі концепції</w:t>
+              <w:t xml:space="preserve">Висока через </w:t>
+            </w:r>
+            <w:proofErr w:type="spellStart"/>
+            <w:r>
+              <w:t>низькорівневі</w:t>
+            </w:r>
+            <w:proofErr w:type="spellEnd"/>
+            <w:r>
+              <w:t xml:space="preserve"> концепції</w:t>
             </w:r>
           </w:p>
         </w:tc>
@@ -1562,8 +7202,13 @@
               <w:spacing w:line="360" w:lineRule="auto"/>
             </w:pPr>
             <w:r>
-              <w:t>Середня, схожа на Java</w:t>
-            </w:r>
+              <w:t xml:space="preserve">Середня, схожа на </w:t>
+            </w:r>
+            <w:proofErr w:type="spellStart"/>
+            <w:r>
+              <w:t>Java</w:t>
+            </w:r>
+            <w:proofErr w:type="spellEnd"/>
           </w:p>
         </w:tc>
         <w:tc>
@@ -1641,8 +7286,21 @@
             <w:pPr>
               <w:spacing w:line="360" w:lineRule="auto"/>
             </w:pPr>
-            <w:r>
-              <w:t>Qt, wxWidgets, SFML</w:t>
+            <w:proofErr w:type="spellStart"/>
+            <w:r>
+              <w:t>Qt</w:t>
+            </w:r>
+            <w:proofErr w:type="spellEnd"/>
+            <w:r>
+              <w:t xml:space="preserve">, </w:t>
+            </w:r>
+            <w:proofErr w:type="spellStart"/>
+            <w:r>
+              <w:t>wxWidgets</w:t>
+            </w:r>
+            <w:proofErr w:type="spellEnd"/>
+            <w:r>
+              <w:t>, SFML</w:t>
             </w:r>
           </w:p>
         </w:tc>
@@ -1667,8 +7325,13 @@
               <w:spacing w:line="360" w:lineRule="auto"/>
             </w:pPr>
             <w:r>
-              <w:t>WPF, Windows Forms</w:t>
-            </w:r>
+              <w:t xml:space="preserve">WPF, Windows </w:t>
+            </w:r>
+            <w:proofErr w:type="spellStart"/>
+            <w:r>
+              <w:t>Forms</w:t>
+            </w:r>
+            <w:proofErr w:type="spellEnd"/>
           </w:p>
         </w:tc>
         <w:tc>
@@ -1691,9 +7354,19 @@
             <w:pPr>
               <w:spacing w:line="360" w:lineRule="auto"/>
             </w:pPr>
-            <w:r>
-              <w:t>JavaFX, Swing</w:t>
-            </w:r>
+            <w:proofErr w:type="spellStart"/>
+            <w:r>
+              <w:t>JavaFX</w:t>
+            </w:r>
+            <w:proofErr w:type="spellEnd"/>
+            <w:r>
+              <w:t xml:space="preserve">, </w:t>
+            </w:r>
+            <w:proofErr w:type="spellStart"/>
+            <w:r>
+              <w:t>Swing</w:t>
+            </w:r>
+            <w:proofErr w:type="spellEnd"/>
           </w:p>
         </w:tc>
       </w:tr>
@@ -1721,9 +7394,11 @@
             <w:pPr>
               <w:spacing w:line="360" w:lineRule="auto"/>
             </w:pPr>
+            <w:proofErr w:type="spellStart"/>
             <w:r>
               <w:t>Багатопотоковість</w:t>
             </w:r>
+            <w:proofErr w:type="spellEnd"/>
           </w:p>
         </w:tc>
         <w:tc>
@@ -1842,11 +7517,43 @@
       </w:r>
       <w:proofErr w:type="spellEnd"/>
       <w:r>
-        <w:t xml:space="preserve">, можна виділити кілька ключових вимог. По-перше, програма має бути доступною для максимально широкої аудиторії, включаючи користувачів різних операційних систем. Студенти </w:t>
+        <w:t xml:space="preserve">, можна виділити кілька ключових вимог. По-перше, програма має бути доступною для максимально </w:t>
       </w:r>
       <w:r>
         <w:lastRenderedPageBreak/>
-        <w:t>можуть працювати на комп'ютерах з Windows, macOS або Linux, тому важливо забезпечити однакову функціональність на всіх платформах. По-друге, для навчального проекту важлива простота та зрозумілість коду. Java пропонує чистий синтаксис, де кожен клас зберігається в окремому файлі, що полегшує навігацію. C++ має складнішу структуру з заголовковими файлами, що може заплутати початківців.</w:t>
+        <w:t xml:space="preserve">широкої аудиторії, включаючи користувачів різних операційних систем. Студенти можуть працювати на комп'ютерах з Windows, </w:t>
+      </w:r>
+      <w:proofErr w:type="spellStart"/>
+      <w:r>
+        <w:t>macOS</w:t>
+      </w:r>
+      <w:proofErr w:type="spellEnd"/>
+      <w:r>
+        <w:t xml:space="preserve"> або </w:t>
+      </w:r>
+      <w:proofErr w:type="spellStart"/>
+      <w:r>
+        <w:t>Linux</w:t>
+      </w:r>
+      <w:proofErr w:type="spellEnd"/>
+      <w:r>
+        <w:t xml:space="preserve">, тому важливо забезпечити однакову функціональність на всіх платформах. По-друге, для навчального </w:t>
+      </w:r>
+      <w:proofErr w:type="spellStart"/>
+      <w:r>
+        <w:t>проекту</w:t>
+      </w:r>
+      <w:proofErr w:type="spellEnd"/>
+      <w:r>
+        <w:t xml:space="preserve"> важлива простота та зрозумілість коду. </w:t>
+      </w:r>
+      <w:proofErr w:type="spellStart"/>
+      <w:r>
+        <w:t>Java</w:t>
+      </w:r>
+      <w:proofErr w:type="spellEnd"/>
+      <w:r>
+        <w:t xml:space="preserve"> пропонує чистий синтаксис, де кожен клас зберігається в окремому файлі, що полегшує навігацію. C++ має складнішу структуру з заголовковими файлами, що може заплутати початківців.</w:t>
       </w:r>
     </w:p>
     <w:p>
@@ -1856,7 +7563,47 @@
         <w:jc w:val="both"/>
       </w:pPr>
       <w:r>
-        <w:t>По-третє, автоматичне управління пам'яттю є важливим фактором для навчального проекту. У Java та C# програмісту не потрібно вручну виділяти та звільняти пам'ять, оскільки це робить вбудований збирач сміття. У C++ необхідно самостійно контролювати час життя об'єктів, що вимагає досвіду. Для студентів, які починають вивчати об'єктно-орієнтоване програмування, автоматичне управління пам'яттю дозволяє зосередитися на логіці програми та принципах ООП. По-четверте, наявність потужної стандартної бібліотеки значно прискорює розробку. Java надає величезний набір готових класів для роботи з колекціями, файлами, графікою. Бібліотека JavaFX пропонує сучасний підхід до створення графічних інтерфейсів з підтримкою анімації.</w:t>
+        <w:t xml:space="preserve">По-третє, автоматичне управління пам'яттю є важливим фактором для навчального </w:t>
+      </w:r>
+      <w:proofErr w:type="spellStart"/>
+      <w:r>
+        <w:t>проекту</w:t>
+      </w:r>
+      <w:proofErr w:type="spellEnd"/>
+      <w:r>
+        <w:t xml:space="preserve">. У </w:t>
+      </w:r>
+      <w:proofErr w:type="spellStart"/>
+      <w:r>
+        <w:t>Java</w:t>
+      </w:r>
+      <w:proofErr w:type="spellEnd"/>
+      <w:r>
+        <w:t xml:space="preserve"> та C# програмісту не потрібно вручну виділяти та звільняти пам'ять, оскільки це робить вбудований збирач сміття. У C++ необхідно самостійно контролювати час життя об'єктів, що вимагає досвіду. Для студентів, які починають вивчати об'єктно-орієнтоване програмування, автоматичне управління пам'яттю дозволяє зосередитися на </w:t>
+      </w:r>
+      <w:proofErr w:type="spellStart"/>
+      <w:r>
+        <w:t>логіці</w:t>
+      </w:r>
+      <w:proofErr w:type="spellEnd"/>
+      <w:r>
+        <w:t xml:space="preserve"> програми та принципах ООП. По-четверте, наявність потужної стандартної бібліотеки значно прискорює розробку. </w:t>
+      </w:r>
+      <w:proofErr w:type="spellStart"/>
+      <w:r>
+        <w:t>Java</w:t>
+      </w:r>
+      <w:proofErr w:type="spellEnd"/>
+      <w:r>
+        <w:t xml:space="preserve"> надає величезний набір готових класів для роботи з колекціями, файлами, графікою. Бібліотека </w:t>
+      </w:r>
+      <w:proofErr w:type="spellStart"/>
+      <w:r>
+        <w:t>JavaFX</w:t>
+      </w:r>
+      <w:proofErr w:type="spellEnd"/>
+      <w:r>
+        <w:t xml:space="preserve"> пропонує сучасний підхід до створення графічних інтерфейсів з підтримкою анімації.</w:t>
       </w:r>
     </w:p>
     <w:p>
@@ -1866,7 +7613,79 @@
         <w:jc w:val="both"/>
       </w:pPr>
       <w:r>
-        <w:t>По-п'яте, підтримка багатопотоковості є важливою для створення динамічної симуляції, де різні об'єкти повинні функціонувати одночасно. Java має вбудовану підтримку багатопотокового програмування з класами Thread, Runnable та пакетом java.util.concurrent. Це дозволяє реалізувати паралельне виконання логіки різних ігрових об'єктів без ускладнення коду. Що стосується C#, хоча ця мова має багато спільного з Java, вона традиційно орієнтована на екосистему Windows. Java залишається більш перевіреним рішенням для створення додатків, які працюють на різних платформах. Також варто враховувати, що багато навчальних закладів використовують Java як основну мову для викладання об'єктно-орієнтованого програмування.</w:t>
+        <w:t xml:space="preserve">По-п'яте, підтримка </w:t>
+      </w:r>
+      <w:proofErr w:type="spellStart"/>
+      <w:r>
+        <w:t>багатопотоковості</w:t>
+      </w:r>
+      <w:proofErr w:type="spellEnd"/>
+      <w:r>
+        <w:t xml:space="preserve"> є важливою для створення динамічної симуляції, де різні об'єкти повинні функціонувати одночасно. </w:t>
+      </w:r>
+      <w:proofErr w:type="spellStart"/>
+      <w:r>
+        <w:t>Java</w:t>
+      </w:r>
+      <w:proofErr w:type="spellEnd"/>
+      <w:r>
+        <w:t xml:space="preserve"> має вбудовану підтримку </w:t>
+      </w:r>
+      <w:proofErr w:type="spellStart"/>
+      <w:r>
+        <w:t>багатопотокового</w:t>
+      </w:r>
+      <w:proofErr w:type="spellEnd"/>
+      <w:r>
+        <w:t xml:space="preserve"> програмування з класами </w:t>
+      </w:r>
+      <w:proofErr w:type="spellStart"/>
+      <w:r>
+        <w:t>Thread</w:t>
+      </w:r>
+      <w:proofErr w:type="spellEnd"/>
+      <w:r>
+        <w:t xml:space="preserve">, </w:t>
+      </w:r>
+      <w:proofErr w:type="spellStart"/>
+      <w:r>
+        <w:t>Runnable</w:t>
+      </w:r>
+      <w:proofErr w:type="spellEnd"/>
+      <w:r>
+        <w:t xml:space="preserve"> та пакетом </w:t>
+      </w:r>
+      <w:proofErr w:type="spellStart"/>
+      <w:r>
+        <w:t>java.util.concurrent</w:t>
+      </w:r>
+      <w:proofErr w:type="spellEnd"/>
+      <w:r>
+        <w:t xml:space="preserve">. Це дозволяє реалізувати паралельне виконання логіки різних ігрових об'єктів без ускладнення коду. Що стосується C#, хоча ця мова має багато спільного з </w:t>
+      </w:r>
+      <w:proofErr w:type="spellStart"/>
+      <w:r>
+        <w:t>Java</w:t>
+      </w:r>
+      <w:proofErr w:type="spellEnd"/>
+      <w:r>
+        <w:t xml:space="preserve">, вона традиційно орієнтована на екосистему Windows. </w:t>
+      </w:r>
+      <w:proofErr w:type="spellStart"/>
+      <w:r>
+        <w:t>Java</w:t>
+      </w:r>
+      <w:proofErr w:type="spellEnd"/>
+      <w:r>
+        <w:t xml:space="preserve"> залишається більш перевіреним рішенням для створення додатків, які працюють на різних платформах. Також варто враховувати, що багато навчальних закладів використовують </w:t>
+      </w:r>
+      <w:proofErr w:type="spellStart"/>
+      <w:r>
+        <w:t>Java</w:t>
+      </w:r>
+      <w:proofErr w:type="spellEnd"/>
+      <w:r>
+        <w:t xml:space="preserve"> як основну мову для викладання об'єктно-орієнтованого програмування.</w:t>
       </w:r>
     </w:p>
     <w:p>
@@ -1876,11 +7695,27 @@
         <w:jc w:val="both"/>
       </w:pPr>
       <w:r>
-        <w:t xml:space="preserve">Популярність мови також відіграє роль у виборі. Згідно з рейтингом TIOBE, який відстежує популярність мов програмування на основі кількості пошукових запитів, Java стабільно входить до трійки найпопулярніших мов програмування у світі. Це означає наявність великої спільноти розробників, величезної кількості </w:t>
+        <w:t xml:space="preserve">Популярність мови також відіграє роль у виборі. Згідно з рейтингом TIOBE, який відстежує популярність мов програмування на основі кількості пошукових запитів, </w:t>
+      </w:r>
+      <w:proofErr w:type="spellStart"/>
+      <w:r>
+        <w:t>Java</w:t>
+      </w:r>
+      <w:proofErr w:type="spellEnd"/>
+      <w:r>
+        <w:t xml:space="preserve"> стабільно входить до трійки найпопулярніших мов програмування у </w:t>
       </w:r>
       <w:r>
         <w:lastRenderedPageBreak/>
-        <w:t xml:space="preserve">навчальних матеріалів, готових бібліотек та фреймворків, а також активну підтримку мови. Враховуючи всі вищезазначені фактори, Java є оптимальним вибором для реалізації </w:t>
+        <w:t xml:space="preserve">світі. Це означає наявність великої спільноти розробників, величезної кількості навчальних матеріалів, готових бібліотек та фреймворків, а також активну підтримку мови. Враховуючи всі вищезазначені фактори, </w:t>
+      </w:r>
+      <w:proofErr w:type="spellStart"/>
+      <w:r>
+        <w:t>Java</w:t>
+      </w:r>
+      <w:proofErr w:type="spellEnd"/>
+      <w:r>
+        <w:t xml:space="preserve"> є оптимальним вибором для реалізації </w:t>
       </w:r>
       <w:proofErr w:type="spellStart"/>
       <w:r>
@@ -1907,7 +7742,39 @@
       </w:r>
       <w:proofErr w:type="spellEnd"/>
       <w:r>
-        <w:t>. Ця мова забезпечує необхідну платформонезалежність, має зрозумілий синтаксис для навчальних цілей, пропонує автоматичне управління пам'яттю, містить потужну бібліотеку JavaFX для створення графічного інтерфейсу, надає засоби для багатопотокового програмування та підтримується великою спільнотою. Усі ці переваги роблять Java ідеальним інструментом для створення освітнього програмного продукту.</w:t>
+        <w:t xml:space="preserve">. Ця мова забезпечує необхідну </w:t>
+      </w:r>
+      <w:proofErr w:type="spellStart"/>
+      <w:r>
+        <w:t>платформонезалежність</w:t>
+      </w:r>
+      <w:proofErr w:type="spellEnd"/>
+      <w:r>
+        <w:t xml:space="preserve">, має зрозумілий синтаксис для навчальних цілей, пропонує автоматичне управління пам'яттю, містить потужну бібліотеку </w:t>
+      </w:r>
+      <w:proofErr w:type="spellStart"/>
+      <w:r>
+        <w:t>JavaFX</w:t>
+      </w:r>
+      <w:proofErr w:type="spellEnd"/>
+      <w:r>
+        <w:t xml:space="preserve"> для створення графічного інтерфейсу, надає засоби для </w:t>
+      </w:r>
+      <w:proofErr w:type="spellStart"/>
+      <w:r>
+        <w:t>багатопотокового</w:t>
+      </w:r>
+      <w:proofErr w:type="spellEnd"/>
+      <w:r>
+        <w:t xml:space="preserve"> програмування та підтримується великою спільнотою. Усі ці переваги роблять </w:t>
+      </w:r>
+      <w:proofErr w:type="spellStart"/>
+      <w:r>
+        <w:t>Java</w:t>
+      </w:r>
+      <w:proofErr w:type="spellEnd"/>
+      <w:r>
+        <w:t xml:space="preserve"> ідеальним інструментом для створення освітнього програмного продукту.</w:t>
       </w:r>
     </w:p>
     <w:p>
@@ -1941,7 +7808,15 @@
         <w:jc w:val="both"/>
       </w:pPr>
       <w:r>
-        <w:t xml:space="preserve">У першому розділі було проаналізовано предметну область проекту, що охоплює військову організацію Давнього </w:t>
+        <w:t xml:space="preserve">У першому розділі було проаналізовано предметну область </w:t>
+      </w:r>
+      <w:proofErr w:type="spellStart"/>
+      <w:r>
+        <w:t>проекту</w:t>
+      </w:r>
+      <w:proofErr w:type="spellEnd"/>
+      <w:r>
+        <w:t xml:space="preserve">, що охоплює військову організацію Давнього </w:t>
       </w:r>
       <w:r>
         <w:t>Риму</w:t>
@@ -2087,7 +7962,6 @@
           <w:b w:val="0"/>
           <w:bCs w:val="0"/>
         </w:rPr>
-        <w:lastRenderedPageBreak/>
         <w:t>2 РОЗРОБКА ПІДСИСТЕМИ ГРАФІЧНОГО ВІДОБРАЖЕННЯ</w:t>
       </w:r>
     </w:p>
@@ -2159,6 +8033,7 @@
         <w:rPr>
           <w:b w:val="0"/>
           <w:bCs w:val="0"/>
+          <w:lang w:val="en-US"/>
         </w:rPr>
       </w:pPr>
       <w:r>
@@ -2183,7 +8058,7 @@
                     </pic:cNvPicPr>
                   </pic:nvPicPr>
                   <pic:blipFill>
-                    <a:blip r:embed="rId6">
+                    <a:blip r:embed="rId11">
                       <a:extLst>
                         <a:ext uri="{28A0092B-C50C-407E-A947-70E740481C1C}">
                           <a14:useLocalDpi xmlns:a14="http://schemas.microsoft.com/office/drawing/2010/main" val="0"/>
@@ -2222,6 +8097,9 @@
           <w:lang w:val="en-US"/>
         </w:rPr>
       </w:pPr>
+      <w:r>
+        <w:t>Рисунок 2.1 – Зображення мікрооб’єкта «Воїн»</w:t>
+      </w:r>
     </w:p>
     <w:p>
       <w:pPr>
@@ -2230,17 +8108,100 @@
           <w:lang w:val="en-US"/>
         </w:rPr>
       </w:pPr>
-      <w:r>
-        <w:t>Рисунок 2.1 – Зображення мікрооб’єкта «Воїн»</w:t>
-      </w:r>
     </w:p>
     <w:p>
       <w:pPr>
         <w:jc w:val="center"/>
+      </w:pPr>
+      <w:r>
+        <w:rPr>
+          <w:noProof/>
+        </w:rPr>
+        <w:drawing>
+          <wp:inline distT="0" distB="0" distL="0" distR="0" wp14:anchorId="11D3BB30" wp14:editId="78DB9B9F">
+            <wp:extent cx="6299835" cy="3421380"/>
+            <wp:effectExtent l="0" t="0" r="5715" b="7620"/>
+            <wp:docPr id="421272700" name="Рисунок 1"/>
+            <wp:cNvGraphicFramePr>
+              <a:graphicFrameLocks xmlns:a="http://schemas.openxmlformats.org/drawingml/2006/main" noChangeAspect="1"/>
+            </wp:cNvGraphicFramePr>
+            <a:graphic xmlns:a="http://schemas.openxmlformats.org/drawingml/2006/main">
+              <a:graphicData uri="http://schemas.openxmlformats.org/drawingml/2006/picture">
+                <pic:pic xmlns:pic="http://schemas.openxmlformats.org/drawingml/2006/picture">
+                  <pic:nvPicPr>
+                    <pic:cNvPr id="0" name="Picture 1"/>
+                    <pic:cNvPicPr>
+                      <a:picLocks noChangeAspect="1" noChangeArrowheads="1"/>
+                    </pic:cNvPicPr>
+                  </pic:nvPicPr>
+                  <pic:blipFill>
+                    <a:blip r:embed="rId12">
+                      <a:extLst>
+                        <a:ext uri="{28A0092B-C50C-407E-A947-70E740481C1C}">
+                          <a14:useLocalDpi xmlns:a14="http://schemas.microsoft.com/office/drawing/2010/main" val="0"/>
+                        </a:ext>
+                      </a:extLst>
+                    </a:blip>
+                    <a:srcRect/>
+                    <a:stretch>
+                      <a:fillRect/>
+                    </a:stretch>
+                  </pic:blipFill>
+                  <pic:spPr bwMode="auto">
+                    <a:xfrm>
+                      <a:off x="0" y="0"/>
+                      <a:ext cx="6299835" cy="3421380"/>
+                    </a:xfrm>
+                    <a:prstGeom prst="rect">
+                      <a:avLst/>
+                    </a:prstGeom>
+                    <a:noFill/>
+                    <a:ln>
+                      <a:noFill/>
+                    </a:ln>
+                  </pic:spPr>
+                </pic:pic>
+              </a:graphicData>
+            </a:graphic>
+          </wp:inline>
+        </w:drawing>
+      </w:r>
+      <w:r>
+        <w:t xml:space="preserve"> </w:t>
+      </w:r>
+      <w:r>
+        <w:t>Рисунок 2.1 – Зображення</w:t>
+      </w:r>
+      <w:r>
+        <w:t xml:space="preserve"> мікрооб’єктів</w:t>
+      </w:r>
+      <w:r>
         <w:rPr>
           <w:lang w:val="en-US"/>
         </w:rPr>
-      </w:pPr>
+        <w:t>:</w:t>
+      </w:r>
+      <w:r>
+        <w:t xml:space="preserve"> </w:t>
+      </w:r>
+      <w:r>
+        <w:rPr>
+          <w:lang w:val="en-US"/>
+        </w:rPr>
+        <w:t xml:space="preserve">a) </w:t>
+      </w:r>
+      <w:r>
+        <w:t>«Центуріон»</w:t>
+      </w:r>
+      <w:r>
+        <w:rPr>
+          <w:lang w:val="en-US"/>
+        </w:rPr>
+        <w:t xml:space="preserve">; </w:t>
+      </w:r>
+      <w:r>
+        <w:t xml:space="preserve">б) «Преторіанець» </w:t>
+      </w:r>
     </w:p>
     <w:p>
       <w:pPr>
@@ -2249,22 +8210,12 @@
           <w:lang w:val="en-US"/>
         </w:rPr>
       </w:pPr>
-      <w:r>
-        <w:t>(пізніше додам інші мікрооб’єкти)</w:t>
-      </w:r>
-    </w:p>
-    <w:p>
-      <w:pPr>
-        <w:jc w:val="center"/>
-        <w:rPr>
-          <w:lang w:val="en-US"/>
-        </w:rPr>
-      </w:pPr>
     </w:p>
     <w:p>
       <w:pPr>
         <w:spacing w:line="360" w:lineRule="auto"/>
         <w:ind w:firstLine="709"/>
+        <w:jc w:val="both"/>
       </w:pPr>
       <w:r>
         <w:t xml:space="preserve">Для вирахування мікрооб’єктів за основу було взято початкове положення зображення </w:t>
@@ -2373,7 +8324,6 @@
         <w:rPr>
           <w:b w:val="0"/>
         </w:rPr>
-        <w:lastRenderedPageBreak/>
         <w:t>2</w:t>
       </w:r>
       <w:r>
@@ -2392,6 +8342,7 @@
         </w:tabs>
         <w:spacing w:line="360" w:lineRule="auto"/>
         <w:ind w:firstLine="720"/>
+        <w:jc w:val="both"/>
       </w:pPr>
       <w:r>
         <w:t xml:space="preserve">Для створення зображень мікро- та макрооб’єктів у програмі було використано графічні засоби бібліотеки </w:t>
@@ -2413,6 +8364,7 @@
         </w:tabs>
         <w:spacing w:line="360" w:lineRule="auto"/>
         <w:ind w:firstLine="720"/>
+        <w:jc w:val="both"/>
       </w:pPr>
       <w:proofErr w:type="spellStart"/>
       <w:r>
@@ -2468,6 +8420,7 @@
         </w:tabs>
         <w:spacing w:line="360" w:lineRule="auto"/>
         <w:ind w:firstLine="720"/>
+        <w:jc w:val="both"/>
       </w:pPr>
       <w:proofErr w:type="spellStart"/>
       <w:r>
@@ -2553,6 +8506,7 @@
         </w:tabs>
         <w:spacing w:line="360" w:lineRule="auto"/>
         <w:ind w:firstLine="720"/>
+        <w:jc w:val="both"/>
       </w:pPr>
       <w:proofErr w:type="spellStart"/>
       <w:r>
@@ -2598,6 +8552,7 @@
         </w:tabs>
         <w:spacing w:line="360" w:lineRule="auto"/>
         <w:ind w:firstLine="720"/>
+        <w:jc w:val="both"/>
       </w:pPr>
       <w:proofErr w:type="spellStart"/>
       <w:r>
@@ -2651,6 +8606,7 @@
         </w:tabs>
         <w:spacing w:line="360" w:lineRule="auto"/>
         <w:ind w:firstLine="720"/>
+        <w:jc w:val="both"/>
       </w:pPr>
       <w:proofErr w:type="spellStart"/>
       <w:r>
@@ -2699,6 +8655,7 @@
         </w:tabs>
         <w:spacing w:line="360" w:lineRule="auto"/>
         <w:ind w:firstLine="720"/>
+        <w:jc w:val="both"/>
       </w:pPr>
       <w:proofErr w:type="spellStart"/>
       <w:r>
@@ -2739,6 +8696,7 @@
         </w:tabs>
         <w:spacing w:line="360" w:lineRule="auto"/>
         <w:ind w:firstLine="720"/>
+        <w:jc w:val="both"/>
       </w:pPr>
       <w:proofErr w:type="spellStart"/>
       <w:r>
@@ -2816,9 +8774,11 @@
         </w:tabs>
         <w:spacing w:line="360" w:lineRule="auto"/>
         <w:ind w:firstLine="720"/>
-      </w:pPr>
-      <w:proofErr w:type="spellStart"/>
-      <w:r>
+        <w:jc w:val="both"/>
+      </w:pPr>
+      <w:proofErr w:type="spellStart"/>
+      <w:r>
+        <w:lastRenderedPageBreak/>
         <w:t>setCoordinates</w:t>
       </w:r>
       <w:proofErr w:type="spellEnd"/>
@@ -2893,6 +8853,7 @@
         </w:tabs>
         <w:spacing w:line="360" w:lineRule="auto"/>
         <w:ind w:firstLine="720"/>
+        <w:jc w:val="both"/>
       </w:pPr>
       <w:proofErr w:type="spellStart"/>
       <w:r>
@@ -2965,6 +8926,7 @@
         </w:tabs>
         <w:spacing w:line="360" w:lineRule="auto"/>
         <w:ind w:firstLine="720"/>
+        <w:jc w:val="both"/>
       </w:pPr>
       <w:proofErr w:type="spellStart"/>
       <w:r>
@@ -3026,6 +8988,7 @@
         </w:tabs>
         <w:spacing w:line="360" w:lineRule="auto"/>
         <w:ind w:firstLine="720"/>
+        <w:jc w:val="both"/>
         <w:rPr>
           <w:lang w:val="en-US"/>
         </w:rPr>
@@ -3094,6 +9057,61 @@
     </w:sectPr>
   </w:body>
 </w:document>
+</file>
+
+<file path=word/endnotes.xml><?xml version="1.0" encoding="utf-8"?>
+<w:endnotes xmlns:wpc="http://schemas.microsoft.com/office/word/2010/wordprocessingCanvas" xmlns:cx="http://schemas.microsoft.com/office/drawing/2014/chartex" xmlns:cx1="http://schemas.microsoft.com/office/drawing/2015/9/8/chartex" xmlns:cx2="http://schemas.microsoft.com/office/drawing/2015/10/21/chartex" xmlns:cx3="http://schemas.microsoft.com/office/drawing/2016/5/9/chartex" xmlns:cx4="http://schemas.microsoft.com/office/drawing/2016/5/10/chartex" xmlns:cx5="http://schemas.microsoft.com/office/drawing/2016/5/11/chartex" xmlns:cx6="http://schemas.microsoft.com/office/drawing/2016/5/12/chartex" xmlns:cx7="http://schemas.microsoft.com/office/drawing/2016/5/13/chartex" xmlns:cx8="http://schemas.microsoft.com/office/drawing/2016/5/14/chartex" xmlns:mc="http://schemas.openxmlformats.org/markup-compatibility/2006" xmlns:aink="http://schemas.microsoft.com/office/drawing/2016/ink" xmlns:am3d="http://schemas.microsoft.com/office/drawing/2017/model3d" xmlns:o="urn:schemas-microsoft-com:office:office" xmlns:oel="http://schemas.microsoft.com/office/2019/extlst" xmlns:r="http://schemas.openxmlformats.org/officeDocument/2006/relationships" xmlns:m="http://schemas.openxmlformats.org/officeDocument/2006/math" xmlns:v="urn:schemas-microsoft-com:vml" xmlns:wp14="http://schemas.microsoft.com/office/word/2010/wordprocessingDrawing" xmlns:wp="http://schemas.openxmlformats.org/drawingml/2006/wordprocessingDrawing" xmlns:w10="urn:schemas-microsoft-com:office:word" xmlns:w="http://schemas.openxmlformats.org/wordprocessingml/2006/main" xmlns:w14="http://schemas.microsoft.com/office/word/2010/wordml" xmlns:w15="http://schemas.microsoft.com/office/word/2012/wordml" xmlns:w16cex="http://schemas.microsoft.com/office/word/2018/wordml/cex" xmlns:w16cid="http://schemas.microsoft.com/office/word/2016/wordml/cid" xmlns:w16="http://schemas.microsoft.com/office/word/2018/wordml" xmlns:w16du="http://schemas.microsoft.com/office/word/2023/wordml/word16du" xmlns:w16sdtdh="http://schemas.microsoft.com/office/word/2020/wordml/sdtdatahash" xmlns:w16sdtfl="http://schemas.microsoft.com/office/word/2024/wordml/sdtformatlock" xmlns:w16se="http://schemas.microsoft.com/office/word/2015/wordml/symex" xmlns:wpg="http://schemas.microsoft.com/office/word/2010/wordprocessingGroup" xmlns:wpi="http://schemas.microsoft.com/office/word/2010/wordprocessingInk" xmlns:wne="http://schemas.microsoft.com/office/word/2006/wordml" xmlns:wps="http://schemas.microsoft.com/office/word/2010/wordprocessingShape" mc:Ignorable="w14 w15 w16se w16cid w16 w16cex w16sdtdh w16sdtfl w16du wp14">
+  <w:endnote w:type="separator" w:id="-1">
+    <w:p>
+      <w:r>
+        <w:separator/>
+      </w:r>
+    </w:p>
+  </w:endnote>
+  <w:endnote w:type="continuationSeparator" w:id="0">
+    <w:p>
+      <w:r>
+        <w:continuationSeparator/>
+      </w:r>
+    </w:p>
+  </w:endnote>
+</w:endnotes>
+</file>
+
+<file path=word/footnotes.xml><?xml version="1.0" encoding="utf-8"?>
+<w:footnotes xmlns:wpc="http://schemas.microsoft.com/office/word/2010/wordprocessingCanvas" xmlns:cx="http://schemas.microsoft.com/office/drawing/2014/chartex" xmlns:cx1="http://schemas.microsoft.com/office/drawing/2015/9/8/chartex" xmlns:cx2="http://schemas.microsoft.com/office/drawing/2015/10/21/chartex" xmlns:cx3="http://schemas.microsoft.com/office/drawing/2016/5/9/chartex" xmlns:cx4="http://schemas.microsoft.com/office/drawing/2016/5/10/chartex" xmlns:cx5="http://schemas.microsoft.com/office/drawing/2016/5/11/chartex" xmlns:cx6="http://schemas.microsoft.com/office/drawing/2016/5/12/chartex" xmlns:cx7="http://schemas.microsoft.com/office/drawing/2016/5/13/chartex" xmlns:cx8="http://schemas.microsoft.com/office/drawing/2016/5/14/chartex" xmlns:mc="http://schemas.openxmlformats.org/markup-compatibility/2006" xmlns:aink="http://schemas.microsoft.com/office/drawing/2016/ink" xmlns:am3d="http://schemas.microsoft.com/office/drawing/2017/model3d" xmlns:o="urn:schemas-microsoft-com:office:office" xmlns:oel="http://schemas.microsoft.com/office/2019/extlst" xmlns:r="http://schemas.openxmlformats.org/officeDocument/2006/relationships" xmlns:m="http://schemas.openxmlformats.org/officeDocument/2006/math" xmlns:v="urn:schemas-microsoft-com:vml" xmlns:wp14="http://schemas.microsoft.com/office/word/2010/wordprocessingDrawing" xmlns:wp="http://schemas.openxmlformats.org/drawingml/2006/wordprocessingDrawing" xmlns:w10="urn:schemas-microsoft-com:office:word" xmlns:w="http://schemas.openxmlformats.org/wordprocessingml/2006/main" xmlns:w14="http://schemas.microsoft.com/office/word/2010/wordml" xmlns:w15="http://schemas.microsoft.com/office/word/2012/wordml" xmlns:w16cex="http://schemas.microsoft.com/office/word/2018/wordml/cex" xmlns:w16cid="http://schemas.microsoft.com/office/word/2016/wordml/cid" xmlns:w16="http://schemas.microsoft.com/office/word/2018/wordml" xmlns:w16du="http://schemas.microsoft.com/office/word/2023/wordml/word16du" xmlns:w16sdtdh="http://schemas.microsoft.com/office/word/2020/wordml/sdtdatahash" xmlns:w16sdtfl="http://schemas.microsoft.com/office/word/2024/wordml/sdtformatlock" xmlns:w16se="http://schemas.microsoft.com/office/word/2015/wordml/symex" xmlns:wpg="http://schemas.microsoft.com/office/word/2010/wordprocessingGroup" xmlns:wpi="http://schemas.microsoft.com/office/word/2010/wordprocessingInk" xmlns:wne="http://schemas.microsoft.com/office/word/2006/wordml" xmlns:wps="http://schemas.microsoft.com/office/word/2010/wordprocessingShape" mc:Ignorable="w14 w15 w16se w16cid w16 w16cex w16sdtdh w16sdtfl w16du wp14">
+  <w:footnote w:type="separator" w:id="-1">
+    <w:p>
+      <w:r>
+        <w:separator/>
+      </w:r>
+    </w:p>
+  </w:footnote>
+  <w:footnote w:type="continuationSeparator" w:id="0">
+    <w:p>
+      <w:r>
+        <w:continuationSeparator/>
+      </w:r>
+    </w:p>
+  </w:footnote>
+</w:footnotes>
+</file>
+
+<file path=word/header1.xml><?xml version="1.0" encoding="utf-8"?>
+<w:hdr xmlns:wpc="http://schemas.microsoft.com/office/word/2010/wordprocessingCanvas" xmlns:cx="http://schemas.microsoft.com/office/drawing/2014/chartex" xmlns:cx1="http://schemas.microsoft.com/office/drawing/2015/9/8/chartex" xmlns:cx2="http://schemas.microsoft.com/office/drawing/2015/10/21/chartex" xmlns:cx3="http://schemas.microsoft.com/office/drawing/2016/5/9/chartex" xmlns:cx4="http://schemas.microsoft.com/office/drawing/2016/5/10/chartex" xmlns:cx5="http://schemas.microsoft.com/office/drawing/2016/5/11/chartex" xmlns:cx6="http://schemas.microsoft.com/office/drawing/2016/5/12/chartex" xmlns:cx7="http://schemas.microsoft.com/office/drawing/2016/5/13/chartex" xmlns:cx8="http://schemas.microsoft.com/office/drawing/2016/5/14/chartex" xmlns:mc="http://schemas.openxmlformats.org/markup-compatibility/2006" xmlns:aink="http://schemas.microsoft.com/office/drawing/2016/ink" xmlns:am3d="http://schemas.microsoft.com/office/drawing/2017/model3d" xmlns:o="urn:schemas-microsoft-com:office:office" xmlns:oel="http://schemas.microsoft.com/office/2019/extlst" xmlns:r="http://schemas.openxmlformats.org/officeDocument/2006/relationships" xmlns:m="http://schemas.openxmlformats.org/officeDocument/2006/math" xmlns:v="urn:schemas-microsoft-com:vml" xmlns:wp14="http://schemas.microsoft.com/office/word/2010/wordprocessingDrawing" xmlns:wp="http://schemas.openxmlformats.org/drawingml/2006/wordprocessingDrawing" xmlns:w10="urn:schemas-microsoft-com:office:word" xmlns:w="http://schemas.openxmlformats.org/wordprocessingml/2006/main" xmlns:w14="http://schemas.microsoft.com/office/word/2010/wordml" xmlns:w15="http://schemas.microsoft.com/office/word/2012/wordml" xmlns:w16cex="http://schemas.microsoft.com/office/word/2018/wordml/cex" xmlns:w16cid="http://schemas.microsoft.com/office/word/2016/wordml/cid" xmlns:w16="http://schemas.microsoft.com/office/word/2018/wordml" xmlns:w16du="http://schemas.microsoft.com/office/word/2023/wordml/word16du" xmlns:w16sdtdh="http://schemas.microsoft.com/office/word/2020/wordml/sdtdatahash" xmlns:w16sdtfl="http://schemas.microsoft.com/office/word/2024/wordml/sdtformatlock" xmlns:w16se="http://schemas.microsoft.com/office/word/2015/wordml/symex" xmlns:wpg="http://schemas.microsoft.com/office/word/2010/wordprocessingGroup" xmlns:wpi="http://schemas.microsoft.com/office/word/2010/wordprocessingInk" xmlns:wne="http://schemas.microsoft.com/office/word/2006/wordml" xmlns:wps="http://schemas.microsoft.com/office/word/2010/wordprocessingShape" mc:Ignorable="w14 w15 w16se w16cid w16 w16cex w16sdtdh w16sdtfl w16du wp14">
+  <w:p>
+    <w:pPr>
+      <w:pStyle w:val="ab"/>
+      <w:jc w:val="right"/>
+    </w:pPr>
+  </w:p>
+  <w:p>
+    <w:pPr>
+      <w:pStyle w:val="ab"/>
+      <w:jc w:val="right"/>
+    </w:pPr>
+  </w:p>
+</w:hdr>
 </file>
 
 <file path=word/numbering.xml><?xml version="1.0" encoding="utf-8"?>
@@ -3587,6 +9605,7 @@
   <w:style w:type="paragraph" w:default="1" w:styleId="a">
     <w:name w:val="Normal"/>
     <w:qFormat/>
+    <w:rsid w:val="00A822F2"/>
   </w:style>
   <w:style w:type="paragraph" w:styleId="1">
     <w:name w:val="heading 1"/>
@@ -3674,6 +9693,7 @@
   <w:style w:type="character" w:default="1" w:styleId="a0">
     <w:name w:val="Default Paragraph Font"/>
     <w:uiPriority w:val="1"/>
+    <w:semiHidden/>
     <w:unhideWhenUsed/>
   </w:style>
   <w:style w:type="table" w:default="1" w:styleId="a1">
@@ -3780,6 +9800,98 @@
       <w:color w:val="605E5C"/>
       <w:shd w:val="clear" w:color="auto" w:fill="E1DFDD"/>
     </w:rPr>
+  </w:style>
+  <w:style w:type="paragraph" w:styleId="aa">
+    <w:name w:val="Normal (Web)"/>
+    <w:basedOn w:val="a"/>
+    <w:uiPriority w:val="99"/>
+    <w:rsid w:val="003440BA"/>
+    <w:pPr>
+      <w:spacing w:before="100" w:beforeAutospacing="1" w:after="100" w:afterAutospacing="1"/>
+    </w:pPr>
+    <w:rPr>
+      <w:sz w:val="24"/>
+      <w:szCs w:val="24"/>
+      <w:lang w:val="ru-RU" w:eastAsia="ru-RU"/>
+    </w:rPr>
+  </w:style>
+  <w:style w:type="paragraph" w:styleId="ab">
+    <w:name w:val="header"/>
+    <w:basedOn w:val="a"/>
+    <w:link w:val="ac"/>
+    <w:uiPriority w:val="99"/>
+    <w:rsid w:val="003440BA"/>
+    <w:pPr>
+      <w:widowControl w:val="0"/>
+      <w:tabs>
+        <w:tab w:val="center" w:pos="4677"/>
+        <w:tab w:val="right" w:pos="9355"/>
+      </w:tabs>
+      <w:suppressAutoHyphens/>
+    </w:pPr>
+    <w:rPr>
+      <w:rFonts w:ascii="Liberation Serif" w:eastAsia="Droid Sans Fallback" w:hAnsi="Liberation Serif" w:cs="Mangal"/>
+      <w:kern w:val="1"/>
+      <w:sz w:val="24"/>
+      <w:szCs w:val="21"/>
+      <w:lang w:val="ru-RU" w:eastAsia="zh-CN" w:bidi="hi-IN"/>
+    </w:rPr>
+  </w:style>
+  <w:style w:type="character" w:customStyle="1" w:styleId="ac">
+    <w:name w:val="Верхній колонтитул Знак"/>
+    <w:basedOn w:val="a0"/>
+    <w:link w:val="ab"/>
+    <w:uiPriority w:val="99"/>
+    <w:rsid w:val="003440BA"/>
+    <w:rPr>
+      <w:rFonts w:ascii="Liberation Serif" w:eastAsia="Droid Sans Fallback" w:hAnsi="Liberation Serif" w:cs="Mangal"/>
+      <w:kern w:val="1"/>
+      <w:sz w:val="24"/>
+      <w:szCs w:val="21"/>
+      <w:lang w:val="ru-RU" w:eastAsia="zh-CN" w:bidi="hi-IN"/>
+    </w:rPr>
+  </w:style>
+  <w:style w:type="table" w:styleId="ad">
+    <w:name w:val="Table Grid"/>
+    <w:basedOn w:val="a1"/>
+    <w:uiPriority w:val="39"/>
+    <w:rsid w:val="003440BA"/>
+    <w:rPr>
+      <w:sz w:val="20"/>
+      <w:szCs w:val="20"/>
+      <w:lang w:val="ru-RU" w:eastAsia="ru-RU"/>
+    </w:rPr>
+    <w:tblPr>
+      <w:tblBorders>
+        <w:top w:val="single" w:sz="4" w:space="0" w:color="auto"/>
+        <w:left w:val="single" w:sz="4" w:space="0" w:color="auto"/>
+        <w:bottom w:val="single" w:sz="4" w:space="0" w:color="auto"/>
+        <w:right w:val="single" w:sz="4" w:space="0" w:color="auto"/>
+        <w:insideH w:val="single" w:sz="4" w:space="0" w:color="auto"/>
+        <w:insideV w:val="single" w:sz="4" w:space="0" w:color="auto"/>
+      </w:tblBorders>
+    </w:tblPr>
+  </w:style>
+  <w:style w:type="paragraph" w:styleId="ae">
+    <w:name w:val="footer"/>
+    <w:basedOn w:val="a"/>
+    <w:link w:val="af"/>
+    <w:uiPriority w:val="99"/>
+    <w:unhideWhenUsed/>
+    <w:rsid w:val="003440BA"/>
+    <w:pPr>
+      <w:tabs>
+        <w:tab w:val="center" w:pos="4819"/>
+        <w:tab w:val="right" w:pos="9639"/>
+      </w:tabs>
+    </w:pPr>
+  </w:style>
+  <w:style w:type="character" w:customStyle="1" w:styleId="af">
+    <w:name w:val="Нижній колонтитул Знак"/>
+    <w:basedOn w:val="a0"/>
+    <w:link w:val="ae"/>
+    <w:uiPriority w:val="99"/>
+    <w:rsid w:val="003440BA"/>
   </w:style>
 </w:styles>
 </file>
